--- a/PP-salygos/templates/DPSP_LTEN_SALYGOS.docx
+++ b/PP-salygos/templates/DPSP_LTEN_SALYGOS.docx
@@ -3,6 +3,22 @@
 <w:document xmlns:wpc="http://schemas.microsoft.com/office/word/2010/wordprocessingCanvas" xmlns:cx="http://schemas.microsoft.com/office/drawing/2014/chartex" xmlns:cx1="http://schemas.microsoft.com/office/drawing/2015/9/8/chartex" xmlns:cx2="http://schemas.microsoft.com/office/drawing/2015/10/21/chartex" xmlns:cx3="http://schemas.microsoft.com/office/drawing/2016/5/9/chartex" xmlns:cx4="http://schemas.microsoft.com/office/drawing/2016/5/10/chartex" xmlns:cx5="http://schemas.microsoft.com/office/drawing/2016/5/11/chartex" xmlns:cx6="http://schemas.microsoft.com/office/drawing/2016/5/12/chartex" xmlns:cx7="http://schemas.microsoft.com/office/drawing/2016/5/13/chartex" xmlns:cx8="http://schemas.microsoft.com/office/drawing/2016/5/14/chartex" xmlns:mc="http://schemas.openxmlformats.org/markup-compatibility/2006" xmlns:aink="http://schemas.microsoft.com/office/drawing/2016/ink" xmlns:am3d="http://schemas.microsoft.com/office/drawing/2017/model3d" xmlns:o="urn:schemas-microsoft-com:office:office" xmlns:oel="http://schemas.microsoft.com/office/2019/extlst" xmlns:r="http://schemas.openxmlformats.org/officeDocument/2006/relationships" xmlns:m="http://schemas.openxmlformats.org/officeDocument/2006/math" xmlns:v="urn:schemas-microsoft-com:vml" xmlns:wp14="http://schemas.microsoft.com/office/word/2010/wordprocessingDrawing" xmlns:wp="http://schemas.openxmlformats.org/drawingml/2006/wordprocessingDrawing" xmlns:w10="urn:schemas-microsoft-com:office:word" xmlns:w="http://schemas.openxmlformats.org/wordprocessingml/2006/main" xmlns:w14="http://schemas.microsoft.com/office/word/2010/wordml" xmlns:w15="http://schemas.microsoft.com/office/word/2012/wordml" xmlns:w16cex="http://schemas.microsoft.com/office/word/2018/wordml/cex" xmlns:w16cid="http://schemas.microsoft.com/office/word/2016/wordml/cid" xmlns:w16="http://schemas.microsoft.com/office/word/2018/wordml" xmlns:w16du="http://schemas.microsoft.com/office/word/2023/wordml/word16du" xmlns:w16sdtdh="http://schemas.microsoft.com/office/word/2020/wordml/sdtdatahash" xmlns:w16sdtfl="http://schemas.microsoft.com/office/word/2024/wordml/sdtformatlock" xmlns:w16se="http://schemas.microsoft.com/office/word/2015/wordml/symex" xmlns:wpg="http://schemas.microsoft.com/office/word/2010/wordprocessingGroup" xmlns:wpi="http://schemas.microsoft.com/office/word/2010/wordprocessingInk" xmlns:wne="http://schemas.microsoft.com/office/word/2006/wordml" xmlns:wps="http://schemas.microsoft.com/office/word/2010/wordprocessingShape" mc:Ignorable="w14 w15 w16se w16cid w16 w16cex w16sdtdh w16sdtfl w16du wp14">
   <w:background w:color="FFFFFF"/>
   <w:body>
+    <w:p>
+      <w:pPr>
+        <w:spacing w:line="200" w:lineRule="auto"/>
+        <w:rPr>
+          <w:rFonts w:ascii="Arial" w:eastAsia="Times New Roman" w:hAnsi="Arial" w:cs="Arial"/>
+          <w:lang w:val="en-US"/>
+        </w:rPr>
+      </w:pPr>
+      <w:r>
+        <w:rPr>
+          <w:rFonts w:ascii="Arial" w:eastAsia="Times New Roman" w:hAnsi="Arial" w:cs="Arial"/>
+          <w:lang w:val="en-US"/>
+        </w:rPr>
+        <w:t>Linti</w:t>
+      </w:r>
+    </w:p>
     <w:p>
       <w:pPr>
         <w:spacing w:line="200" w:lineRule="auto"/>
@@ -58,7 +74,7 @@
                 <w:sz w:val="20"/>
                 <w:szCs w:val="20"/>
               </w:rPr>
-              <w:t>/ĮMONĖS PAVADINIMAS/</w:t>
+              <w:t>ĮMONĖS PAVADINIMAS</w:t>
             </w:r>
           </w:p>
         </w:tc>
@@ -703,7 +719,7 @@
                 <w:rFonts w:ascii="Arial" w:hAnsi="Arial" w:cs="Arial"/>
                 <w:bCs/>
               </w:rPr>
-              <w:t>/ĮMONĖS PAVADINIMAS/</w:t>
+              <w:t>ĮMONĖS PAVADINIMAS</w:t>
             </w:r>
             <w:r>
               <w:rPr>
@@ -832,7 +848,7 @@
               </w:rPr>
               <w:t xml:space="preserve">(nuoroda į skelbimą apie pirkimą: </w:t>
             </w:r>
-            <w:hyperlink r:id="rId10" w:history="1">
+            <w:hyperlink r:id="rId11" w:history="1">
               <w:r>
                 <w:rPr>
                   <w:rFonts w:ascii="Arial" w:hAnsi="Arial" w:cs="Arial"/>
@@ -872,7 +888,7 @@
                 <w:bCs/>
                 <w:lang w:val="en-US"/>
               </w:rPr>
-              <w:t>/ĮMONĖS PAVADINIMAS/</w:t>
+              <w:t>ĮMONĖS PAVADINIMAS</w:t>
             </w:r>
             <w:r>
               <w:rPr>
@@ -1285,7 +1301,6 @@
               <w:rPr>
                 <w:rFonts w:ascii="Arial" w:eastAsia="Arial" w:hAnsi="Arial" w:cs="Arial"/>
               </w:rPr>
-              <w:lastRenderedPageBreak/>
               <w:t>1.5</w:t>
             </w:r>
             <w:r>
@@ -1364,6 +1379,7 @@
               <w:rPr>
                 <w:rFonts w:ascii="Arial" w:eastAsia="Arial" w:hAnsi="Arial" w:cs="Arial"/>
               </w:rPr>
+              <w:lastRenderedPageBreak/>
               <w:t>1.6.</w:t>
             </w:r>
           </w:p>
@@ -2443,15 +2459,7 @@
                 <w:rFonts w:ascii="Arial" w:hAnsi="Arial" w:cs="Arial"/>
                 <w:color w:val="000000" w:themeColor="text1"/>
               </w:rPr>
-              <w:t xml:space="preserve">ilusius klausimus </w:t>
-            </w:r>
-            <w:r>
-              <w:rPr>
-                <w:rFonts w:ascii="Arial" w:hAnsi="Arial" w:cs="Arial"/>
-                <w:color w:val="000000" w:themeColor="text1"/>
-              </w:rPr>
-              <w:lastRenderedPageBreak/>
-              <w:t>Tiekėjas turi užduot</w:t>
+              <w:t>ilusius klausimus Tiekėjas turi užduot</w:t>
             </w:r>
             <w:r>
               <w:rPr>
@@ -2488,7 +2496,6 @@
                 <w:color w:val="FF0000"/>
                 <w:lang w:val="en-US"/>
               </w:rPr>
-              <w:lastRenderedPageBreak/>
               <w:t>If an inspection of the procurement object is foreseen:</w:t>
             </w:r>
           </w:p>
@@ -2565,15 +2572,7 @@
                 <w:rFonts w:ascii="Arial" w:hAnsi="Arial" w:cs="Arial"/>
                 <w:lang w:val="en-US"/>
               </w:rPr>
-              <w:t xml:space="preserve">, 2023. During the inspection, the Contracting Entity will not answer any questions from Suppliers regarding the object of procurement or provisions of the procurement </w:t>
-            </w:r>
-            <w:r>
-              <w:rPr>
-                <w:rFonts w:ascii="Arial" w:hAnsi="Arial" w:cs="Arial"/>
-                <w:lang w:val="en-US"/>
-              </w:rPr>
-              <w:lastRenderedPageBreak/>
-              <w:t>documents. Any questions must be submitted in accordance with Chapter 3 “Clarification and Amendment of Specific Procurement Conditions.”</w:t>
+              <w:t>, 2023. During the inspection, the Contracting Entity will not answer any questions from Suppliers regarding the object of procurement or provisions of the procurement documents. Any questions must be submitted in accordance with Chapter 3 “Clarification and Amendment of Specific Procurement Conditions.”</w:t>
             </w:r>
           </w:p>
           <w:p>
@@ -3721,7 +3720,6 @@
               <w:rPr>
                 <w:rFonts w:ascii="Arial" w:eastAsia="Arial" w:hAnsi="Arial" w:cs="Arial"/>
               </w:rPr>
-              <w:lastRenderedPageBreak/>
               <w:t>2.9.2</w:t>
             </w:r>
           </w:p>
@@ -3800,6 +3798,7 @@
               <w:rPr>
                 <w:rFonts w:ascii="Arial" w:eastAsia="Arial" w:hAnsi="Arial" w:cs="Arial"/>
               </w:rPr>
+              <w:lastRenderedPageBreak/>
               <w:t>2.9.3.</w:t>
             </w:r>
           </w:p>
@@ -4855,8 +4854,52 @@
                 <w:rFonts w:ascii="Arial" w:hAnsi="Arial" w:cs="Arial"/>
                 <w:color w:val="000000" w:themeColor="text1"/>
               </w:rPr>
+              <w:t>1.</w:t>
+            </w:r>
+          </w:p>
+        </w:tc>
+        <w:tc>
+          <w:tcPr>
+            <w:tcW w:w="3263" w:type="dxa"/>
+          </w:tcPr>
+          <w:p>
+            <w:pPr>
+              <w:ind w:left="147" w:right="136"/>
+              <w:jc w:val="both"/>
+              <w:rPr>
+                <w:rFonts w:ascii="Arial" w:hAnsi="Arial" w:cs="Arial"/>
+                <w:color w:val="000000" w:themeColor="text1"/>
+              </w:rPr>
+            </w:pPr>
+            <w:r>
+              <w:rPr>
+                <w:rFonts w:ascii="Arial" w:hAnsi="Arial" w:cs="Arial"/>
+                <w:iCs/>
+              </w:rPr>
+              <w:t xml:space="preserve">Tiekėjas, jo Subtiekėjas, Ūkio subjektai, kurių pajėgumais </w:t>
+            </w:r>
+            <w:r>
+              <w:rPr>
+                <w:rFonts w:ascii="Arial" w:hAnsi="Arial" w:cs="Arial"/>
+                <w:iCs/>
+              </w:rPr>
               <w:lastRenderedPageBreak/>
-              <w:t>1.</w:t>
+              <w:t>remiamasi, Tiekėjo siūlomų prekių  gamintojas ar juos kontroliuojantys asmenys nėra juridiniai asmenys, registruoti VPĮ 92 straipsnio 15 dalyje numatytame sąraše nurodytose valstybėse ar teritorijose</w:t>
+            </w:r>
+            <w:r>
+              <w:rPr>
+                <w:rStyle w:val="FootnoteReference"/>
+                <w:rFonts w:ascii="Arial" w:hAnsi="Arial" w:cs="Arial"/>
+                <w:iCs/>
+              </w:rPr>
+              <w:footnoteReference w:id="1"/>
+            </w:r>
+            <w:r>
+              <w:rPr>
+                <w:rFonts w:ascii="Arial" w:hAnsi="Arial" w:cs="Arial"/>
+                <w:iCs/>
+              </w:rPr>
+              <w:t>.</w:t>
             </w:r>
           </w:p>
         </w:tc>
@@ -4871,53 +4914,26 @@
               <w:rPr>
                 <w:rFonts w:ascii="Arial" w:hAnsi="Arial" w:cs="Arial"/>
                 <w:color w:val="000000" w:themeColor="text1"/>
-              </w:rPr>
-            </w:pPr>
-            <w:r>
-              <w:rPr>
-                <w:rFonts w:ascii="Arial" w:hAnsi="Arial" w:cs="Arial"/>
-                <w:iCs/>
-              </w:rPr>
-              <w:t>Tiekėjas, jo Subtiekėjas, Ūkio subjektai, kurių pajėgumais remiamasi, Tiekėjo siūlomų prekių  gamintojas ar juos kontroliuojantys asmenys nėra juridiniai asmenys, registruoti VPĮ 92 straipsnio 15 dalyje numatytame sąraše nurodytose valstybėse ar teritorijose</w:t>
-            </w:r>
-            <w:r>
-              <w:rPr>
-                <w:rStyle w:val="FootnoteReference"/>
-                <w:rFonts w:ascii="Arial" w:hAnsi="Arial" w:cs="Arial"/>
-                <w:iCs/>
-              </w:rPr>
-              <w:footnoteReference w:id="1"/>
-            </w:r>
-            <w:r>
-              <w:rPr>
-                <w:rFonts w:ascii="Arial" w:hAnsi="Arial" w:cs="Arial"/>
-                <w:iCs/>
-              </w:rPr>
-              <w:t>.</w:t>
-            </w:r>
-          </w:p>
-        </w:tc>
-        <w:tc>
-          <w:tcPr>
-            <w:tcW w:w="3263" w:type="dxa"/>
-          </w:tcPr>
-          <w:p>
-            <w:pPr>
-              <w:ind w:left="147" w:right="136"/>
-              <w:jc w:val="both"/>
-              <w:rPr>
-                <w:rFonts w:ascii="Arial" w:hAnsi="Arial" w:cs="Arial"/>
-                <w:color w:val="000000" w:themeColor="text1"/>
-                <w:lang w:val="en-US"/>
-              </w:rPr>
-            </w:pPr>
-            <w:r>
-              <w:rPr>
-                <w:rFonts w:ascii="Arial" w:hAnsi="Arial" w:cs="Arial"/>
-                <w:color w:val="000000" w:themeColor="text1"/>
-                <w:lang w:val="en-US"/>
-              </w:rPr>
-              <w:t>The Supplier, its Sub-supplier, the members of the Supplier group, Economic entities whose capacity is relied on, the manufacturer of the goods offered by the Supplier or the persons controlling them are not legal entities registered in the countries or territories</w:t>
+                <w:lang w:val="en-US"/>
+              </w:rPr>
+            </w:pPr>
+            <w:r>
+              <w:rPr>
+                <w:rFonts w:ascii="Arial" w:hAnsi="Arial" w:cs="Arial"/>
+                <w:color w:val="000000" w:themeColor="text1"/>
+                <w:lang w:val="en-US"/>
+              </w:rPr>
+              <w:lastRenderedPageBreak/>
+              <w:t xml:space="preserve">The Supplier, its Sub-supplier, the members of the Supplier group, </w:t>
+            </w:r>
+            <w:r>
+              <w:rPr>
+                <w:rFonts w:ascii="Arial" w:hAnsi="Arial" w:cs="Arial"/>
+                <w:color w:val="000000" w:themeColor="text1"/>
+                <w:lang w:val="en-US"/>
+              </w:rPr>
+              <w:lastRenderedPageBreak/>
+              <w:t>Economic entities whose capacity is relied on, the manufacturer of the goods offered by the Supplier or the persons controlling them are not legal entities registered in the countries or territories</w:t>
             </w:r>
             <w:r>
               <w:rPr>
@@ -4956,6 +4972,7 @@
               <w:rPr>
                 <w:rFonts w:ascii="Arial" w:hAnsi="Arial" w:cs="Arial"/>
               </w:rPr>
+              <w:lastRenderedPageBreak/>
               <w:t xml:space="preserve">Atitikimas reikalavimui turi būti deklaruojamas Pasiūlyme (1 priedas). </w:t>
             </w:r>
           </w:p>
@@ -4967,11 +4984,22 @@
                 <w:rFonts w:ascii="Arial" w:hAnsi="Arial" w:cs="Arial"/>
               </w:rPr>
             </w:pPr>
+            <w:commentRangeStart w:id="17"/>
             <w:r>
               <w:rPr>
                 <w:rFonts w:ascii="Arial" w:hAnsi="Arial" w:cs="Arial"/>
               </w:rPr>
               <w:t>Jei Perkančiajam subjektui kils abejonių dėl Tiekėjo nurodytos informacijos teisingumo, ekonomiškai naudingiausią pasiūlymą pateikęs Tiekėjas turės pateikti žemiau nurodytus (vieną ar kelis) dokumentus:</w:t>
+            </w:r>
+            <w:commentRangeEnd w:id="17"/>
+            <w:r>
+              <w:rPr>
+                <w:rStyle w:val="CommentReference"/>
+                <w:rFonts w:ascii="Arial" w:hAnsi="Arial" w:cs="Arial"/>
+                <w:sz w:val="20"/>
+                <w:szCs w:val="20"/>
+              </w:rPr>
+              <w:commentReference w:id="17"/>
             </w:r>
           </w:p>
           <w:p>
@@ -5618,31 +5646,40 @@
                 <w:color w:val="000000"/>
                 <w:lang w:val="en-US"/>
               </w:rPr>
+              <w:t xml:space="preserve">If the Supplier, Sub-Supplier, </w:t>
+            </w:r>
+            <w:r>
+              <w:rPr>
+                <w:rFonts w:ascii="Arial" w:hAnsi="Arial" w:cs="Arial"/>
+                <w:lang w:val="en-GB"/>
+              </w:rPr>
+              <w:t>the members of the Supplier group,</w:t>
+            </w:r>
+            <w:r>
+              <w:rPr>
+                <w:rFonts w:ascii="Arial" w:hAnsi="Arial" w:cs="Arial"/>
+                <w:lang w:val="en-GB"/>
+              </w:rPr>
+              <w:t xml:space="preserve"> </w:t>
+            </w:r>
+            <w:r>
+              <w:rPr>
+                <w:rFonts w:ascii="Arial" w:hAnsi="Arial" w:cs="Arial"/>
+                <w:bCs/>
+                <w:color w:val="000000"/>
+                <w:lang w:val="en-US"/>
+              </w:rPr>
+              <w:t xml:space="preserve">Economic entity whose capacity is </w:t>
+            </w:r>
+            <w:r>
+              <w:rPr>
+                <w:rFonts w:ascii="Arial" w:hAnsi="Arial" w:cs="Arial"/>
+                <w:bCs/>
+                <w:color w:val="000000"/>
+                <w:lang w:val="en-US"/>
+              </w:rPr>
               <w:lastRenderedPageBreak/>
-              <w:t xml:space="preserve">If the Supplier, Sub-Supplier, </w:t>
-            </w:r>
-            <w:r>
-              <w:rPr>
-                <w:rFonts w:ascii="Arial" w:hAnsi="Arial" w:cs="Arial"/>
-                <w:lang w:val="en-GB"/>
-              </w:rPr>
-              <w:t>the members of the Supplier group,</w:t>
-            </w:r>
-            <w:r>
-              <w:rPr>
-                <w:rFonts w:ascii="Arial" w:hAnsi="Arial" w:cs="Arial"/>
-                <w:lang w:val="en-GB"/>
-              </w:rPr>
-              <w:t xml:space="preserve"> </w:t>
-            </w:r>
-            <w:r>
-              <w:rPr>
-                <w:rFonts w:ascii="Arial" w:hAnsi="Arial" w:cs="Arial"/>
-                <w:bCs/>
-                <w:color w:val="000000"/>
-                <w:lang w:val="en-US"/>
-              </w:rPr>
-              <w:t>Economic entity whose capacity is relied on, the manufacturer of the goods offered by the Supplier or a person controlling them is a natural person:</w:t>
+              <w:t>relied on, the manufacturer of the goods offered by the Supplier or a person controlling them is a natural person:</w:t>
             </w:r>
           </w:p>
           <w:p>
@@ -5963,6 +6000,7 @@
                 <w:rFonts w:ascii="Arial" w:hAnsi="Arial" w:cs="Arial"/>
                 <w:color w:val="000000" w:themeColor="text1"/>
               </w:rPr>
+              <w:lastRenderedPageBreak/>
               <w:t>2.</w:t>
             </w:r>
           </w:p>
@@ -6088,7 +6126,6 @@
                 <w:color w:val="000000" w:themeColor="text1"/>
               </w:rPr>
             </w:pPr>
-            <w:commentRangeStart w:id="17"/>
             <w:r>
               <w:rPr>
                 <w:rFonts w:ascii="Arial" w:hAnsi="Arial" w:cs="Arial"/>
@@ -6104,7 +6141,655 @@
               <w:lastRenderedPageBreak/>
               <w:t>sąraše nurodytų valstybių ar teritorijų.</w:t>
             </w:r>
-            <w:commentRangeEnd w:id="17"/>
+          </w:p>
+        </w:tc>
+        <w:tc>
+          <w:tcPr>
+            <w:tcW w:w="3263" w:type="dxa"/>
+          </w:tcPr>
+          <w:p>
+            <w:pPr>
+              <w:ind w:left="147" w:right="136"/>
+              <w:jc w:val="both"/>
+              <w:rPr>
+                <w:rFonts w:ascii="Arial" w:hAnsi="Arial" w:cs="Arial"/>
+                <w:color w:val="000000" w:themeColor="text1"/>
+              </w:rPr>
+            </w:pPr>
+            <w:r>
+              <w:rPr>
+                <w:rFonts w:ascii="Arial" w:hAnsi="Arial" w:cs="Arial"/>
+                <w:iCs/>
+                <w:lang w:val="en-GB"/>
+              </w:rPr>
+              <w:lastRenderedPageBreak/>
+              <w:t>T</w:t>
+            </w:r>
+            <w:r>
+              <w:rPr>
+                <w:rFonts w:ascii="Arial" w:hAnsi="Arial" w:cs="Arial"/>
+                <w:iCs/>
+                <w:lang w:val="en-GB"/>
+              </w:rPr>
+              <w:t xml:space="preserve">he goods do not originate or the services are not provided from countries or territories included in </w:t>
+            </w:r>
+            <w:r>
+              <w:rPr>
+                <w:rFonts w:ascii="Arial" w:hAnsi="Arial" w:cs="Arial"/>
+                <w:iCs/>
+                <w:lang w:val="en-GB"/>
+              </w:rPr>
+              <w:lastRenderedPageBreak/>
+              <w:t>the list provided for in Article 92 (15) of the LPP</w:t>
+            </w:r>
+            <w:r>
+              <w:rPr>
+                <w:rFonts w:ascii="Arial" w:hAnsi="Arial" w:cs="Arial"/>
+                <w:iCs/>
+                <w:lang w:val="en-GB"/>
+              </w:rPr>
+              <w:t>.</w:t>
+            </w:r>
+          </w:p>
+        </w:tc>
+        <w:tc>
+          <w:tcPr>
+            <w:tcW w:w="3612" w:type="dxa"/>
+          </w:tcPr>
+          <w:p>
+            <w:pPr>
+              <w:spacing w:after="160" w:line="259" w:lineRule="auto"/>
+              <w:ind w:left="142" w:right="131"/>
+              <w:jc w:val="both"/>
+              <w:rPr>
+                <w:rFonts w:ascii="Arial" w:hAnsi="Arial" w:cs="Arial"/>
+              </w:rPr>
+            </w:pPr>
+            <w:r>
+              <w:rPr>
+                <w:rFonts w:ascii="Arial" w:hAnsi="Arial" w:cs="Arial"/>
+              </w:rPr>
+              <w:lastRenderedPageBreak/>
+              <w:t>Atitikimas reikalavimui turi būti deklaruojamas Pasiūlyme (</w:t>
+            </w:r>
+            <w:r>
+              <w:rPr>
+                <w:rFonts w:ascii="Arial" w:hAnsi="Arial" w:cs="Arial"/>
+                <w:lang w:val="en-US"/>
+              </w:rPr>
+              <w:t>1</w:t>
+            </w:r>
+            <w:r>
+              <w:rPr>
+                <w:rFonts w:ascii="Arial" w:hAnsi="Arial" w:cs="Arial"/>
+              </w:rPr>
+              <w:t xml:space="preserve"> priedas). </w:t>
+            </w:r>
+          </w:p>
+          <w:p>
+            <w:pPr>
+              <w:ind w:left="141" w:right="137"/>
+              <w:jc w:val="both"/>
+              <w:rPr>
+                <w:rFonts w:ascii="Arial" w:hAnsi="Arial" w:cs="Arial"/>
+                <w:color w:val="000000" w:themeColor="text1"/>
+              </w:rPr>
+            </w:pPr>
+            <w:r>
+              <w:rPr>
+                <w:rFonts w:ascii="Arial" w:hAnsi="Arial" w:cs="Arial"/>
+              </w:rPr>
+              <w:lastRenderedPageBreak/>
+              <w:t>Jei Perkančiajam subjektui kils abejonių dėl tiekėjo nurodytos informacijos teisingumo, ekonomiškai naudingiausią pasiūlymą pateikęs Tiekėjas turės pateikti dokumentus (vieną ar kelis), patvirtinančius prekių kilmę (prekių kilmės sertifikatas, gamintojo deklaracija ar kitas Perkančiajam subjektui priimtinas dokumentas, patvirtinantis ketinamų įsigyti prekių kilmę.</w:t>
+            </w:r>
+          </w:p>
+        </w:tc>
+        <w:tc>
+          <w:tcPr>
+            <w:tcW w:w="3612" w:type="dxa"/>
+          </w:tcPr>
+          <w:p>
+            <w:pPr>
+              <w:ind w:left="71" w:right="129"/>
+              <w:jc w:val="both"/>
+              <w:rPr>
+                <w:rFonts w:ascii="Arial" w:hAnsi="Arial" w:cs="Arial"/>
+                <w:bCs/>
+                <w:color w:val="000000"/>
+                <w:lang w:val="en-US"/>
+              </w:rPr>
+            </w:pPr>
+            <w:r>
+              <w:rPr>
+                <w:rFonts w:ascii="Arial" w:hAnsi="Arial" w:cs="Arial"/>
+                <w:bCs/>
+                <w:color w:val="000000"/>
+                <w:lang w:val="en-US"/>
+              </w:rPr>
+              <w:lastRenderedPageBreak/>
+              <w:t>Compliance with the requirement must be declared in the Tender (</w:t>
+            </w:r>
+            <w:r>
+              <w:rPr>
+                <w:rFonts w:ascii="Arial" w:hAnsi="Arial" w:cs="Arial"/>
+                <w:bCs/>
+                <w:color w:val="000000"/>
+                <w:lang w:val="en-US"/>
+              </w:rPr>
+              <w:t>Annex</w:t>
+            </w:r>
+            <w:r>
+              <w:rPr>
+                <w:rFonts w:ascii="Arial" w:hAnsi="Arial" w:cs="Arial"/>
+                <w:bCs/>
+                <w:color w:val="000000"/>
+                <w:lang w:val="en-US"/>
+              </w:rPr>
+              <w:t xml:space="preserve"> </w:t>
+            </w:r>
+            <w:r>
+              <w:rPr>
+                <w:rFonts w:ascii="Arial" w:hAnsi="Arial" w:cs="Arial"/>
+                <w:bCs/>
+                <w:color w:val="000000"/>
+                <w:lang w:val="en-US"/>
+              </w:rPr>
+              <w:t>1).</w:t>
+            </w:r>
+          </w:p>
+          <w:p>
+            <w:pPr>
+              <w:ind w:left="71" w:right="129"/>
+              <w:jc w:val="both"/>
+              <w:rPr>
+                <w:rFonts w:ascii="Arial" w:hAnsi="Arial" w:cs="Arial"/>
+                <w:bCs/>
+                <w:color w:val="000000"/>
+                <w:lang w:val="en-US"/>
+              </w:rPr>
+            </w:pPr>
+          </w:p>
+          <w:p>
+            <w:pPr>
+              <w:ind w:left="71" w:right="129"/>
+              <w:jc w:val="both"/>
+              <w:rPr>
+                <w:rFonts w:ascii="Arial" w:hAnsi="Arial" w:cs="Arial"/>
+              </w:rPr>
+            </w:pPr>
+            <w:r>
+              <w:rPr>
+                <w:rFonts w:ascii="Arial" w:hAnsi="Arial" w:cs="Arial"/>
+                <w:bCs/>
+                <w:color w:val="000000"/>
+                <w:lang w:val="en-US"/>
+              </w:rPr>
+              <w:lastRenderedPageBreak/>
+              <w:t>If the Contracting Entity has doubts about the correctness of the information provided by the Supplier, the Supplier who submitted the most economically advantageous Tender will have to submit documents</w:t>
+            </w:r>
+            <w:r>
+              <w:rPr>
+                <w:rFonts w:ascii="Arial" w:hAnsi="Arial" w:cs="Arial"/>
+                <w:bCs/>
+                <w:color w:val="000000"/>
+                <w:lang w:val="en-US"/>
+              </w:rPr>
+              <w:t xml:space="preserve"> (one or more)</w:t>
+            </w:r>
+            <w:r>
+              <w:rPr>
+                <w:rFonts w:ascii="Arial" w:hAnsi="Arial" w:cs="Arial"/>
+                <w:bCs/>
+                <w:color w:val="000000"/>
+                <w:lang w:val="en-US"/>
+              </w:rPr>
+              <w:t xml:space="preserve"> proving the origin of the goods (certificate of origin, manufacturer's declaration or other document </w:t>
+            </w:r>
+            <w:r>
+              <w:rPr>
+                <w:rFonts w:ascii="Arial" w:hAnsi="Arial" w:cs="Arial"/>
+                <w:bCs/>
+                <w:color w:val="000000"/>
+                <w:lang w:val="en-US"/>
+              </w:rPr>
+              <w:t xml:space="preserve">acceptable to the Contracting Entity, </w:t>
+            </w:r>
+            <w:r>
+              <w:rPr>
+                <w:rFonts w:ascii="Arial" w:hAnsi="Arial" w:cs="Arial"/>
+                <w:bCs/>
+                <w:color w:val="000000"/>
+                <w:lang w:val="en-US"/>
+              </w:rPr>
+              <w:t>proving the origin of the goods to be procured).</w:t>
+            </w:r>
+          </w:p>
+        </w:tc>
+      </w:tr>
+      <w:tr>
+        <w:tc>
+          <w:tcPr>
+            <w:tcW w:w="846" w:type="dxa"/>
+          </w:tcPr>
+          <w:p>
+            <w:pPr>
+              <w:ind w:right="142"/>
+              <w:rPr>
+                <w:rFonts w:ascii="Arial" w:hAnsi="Arial" w:cs="Arial"/>
+                <w:color w:val="000000" w:themeColor="text1"/>
+              </w:rPr>
+            </w:pPr>
+            <w:r>
+              <w:rPr>
+                <w:rFonts w:ascii="Arial" w:hAnsi="Arial" w:cs="Arial"/>
+                <w:color w:val="000000" w:themeColor="text1"/>
+              </w:rPr>
+              <w:lastRenderedPageBreak/>
+              <w:t>4.</w:t>
+            </w:r>
+          </w:p>
+        </w:tc>
+        <w:tc>
+          <w:tcPr>
+            <w:tcW w:w="3263" w:type="dxa"/>
+          </w:tcPr>
+          <w:p>
+            <w:pPr>
+              <w:ind w:left="147" w:right="136"/>
+              <w:jc w:val="both"/>
+              <w:rPr>
+                <w:rFonts w:ascii="Arial" w:hAnsi="Arial" w:cs="Arial"/>
+                <w:color w:val="000000" w:themeColor="text1"/>
+              </w:rPr>
+            </w:pPr>
+            <w:r>
+              <w:rPr>
+                <w:rFonts w:ascii="Arial" w:hAnsi="Arial" w:cs="Arial"/>
+                <w:iCs/>
+              </w:rPr>
+              <w:t>Lietuvos Respublikos Vyriausybė, vadovaudamasi Nacionaliniam saugumui užtikrinti svarbių objektų apsaugos įstatyme įtvirtintais kriterijais, nėra priėmusi sprendimo, patvirtinančio, kad šios lentelės 1 ir 2 punktuose nurodyti subjektai ar su jais ketinamas sudaryti (sudarytas) sandoris neatitinka nacionalinio saugumo interesų.</w:t>
+            </w:r>
+          </w:p>
+        </w:tc>
+        <w:tc>
+          <w:tcPr>
+            <w:tcW w:w="3263" w:type="dxa"/>
+          </w:tcPr>
+          <w:p>
+            <w:pPr>
+              <w:ind w:left="147" w:right="136"/>
+              <w:jc w:val="both"/>
+              <w:rPr>
+                <w:rFonts w:ascii="Arial" w:hAnsi="Arial" w:cs="Arial"/>
+                <w:color w:val="000000" w:themeColor="text1"/>
+              </w:rPr>
+            </w:pPr>
+            <w:r>
+              <w:rPr>
+                <w:rFonts w:ascii="Arial" w:hAnsi="Arial" w:cs="Arial"/>
+                <w:lang w:val="en-GB"/>
+              </w:rPr>
+              <w:t>The Government of the Republic of Lithuania, in accordance with the criteria established in the Law on the Protection of Objects Important for Ensuring National Security, has adopted a decision confirming that the entities specified in Clauses 1 and / or 2 of this table do not meet national security interests</w:t>
+            </w:r>
+            <w:r>
+              <w:rPr>
+                <w:rFonts w:ascii="Arial" w:hAnsi="Arial" w:cs="Arial"/>
+                <w:lang w:val="en-GB"/>
+              </w:rPr>
+              <w:t>.</w:t>
+            </w:r>
+          </w:p>
+        </w:tc>
+        <w:tc>
+          <w:tcPr>
+            <w:tcW w:w="3612" w:type="dxa"/>
+          </w:tcPr>
+          <w:p>
+            <w:pPr>
+              <w:spacing w:after="160" w:line="259" w:lineRule="auto"/>
+              <w:ind w:left="142" w:right="131"/>
+              <w:jc w:val="both"/>
+              <w:rPr>
+                <w:rFonts w:ascii="Arial" w:hAnsi="Arial" w:cs="Arial"/>
+              </w:rPr>
+            </w:pPr>
+            <w:r>
+              <w:rPr>
+                <w:rFonts w:ascii="Arial" w:hAnsi="Arial" w:cs="Arial"/>
+              </w:rPr>
+              <w:t xml:space="preserve">Atitikimas reikalavimui turi būti deklaruojamas Pasiūlyme (1 priedas). </w:t>
+            </w:r>
+          </w:p>
+          <w:p>
+            <w:pPr>
+              <w:ind w:right="137"/>
+              <w:jc w:val="both"/>
+              <w:rPr>
+                <w:rFonts w:ascii="Arial" w:hAnsi="Arial" w:cs="Arial"/>
+                <w:color w:val="000000" w:themeColor="text1"/>
+              </w:rPr>
+            </w:pPr>
+          </w:p>
+        </w:tc>
+        <w:tc>
+          <w:tcPr>
+            <w:tcW w:w="3612" w:type="dxa"/>
+          </w:tcPr>
+          <w:p>
+            <w:pPr>
+              <w:ind w:left="71" w:right="129"/>
+              <w:jc w:val="both"/>
+              <w:rPr>
+                <w:rFonts w:ascii="Arial" w:hAnsi="Arial" w:cs="Arial"/>
+                <w:bCs/>
+                <w:color w:val="000000"/>
+                <w:lang w:val="en-US"/>
+              </w:rPr>
+            </w:pPr>
+            <w:r>
+              <w:rPr>
+                <w:rFonts w:ascii="Arial" w:hAnsi="Arial" w:cs="Arial"/>
+                <w:bCs/>
+                <w:color w:val="000000"/>
+                <w:lang w:val="en-US"/>
+              </w:rPr>
+              <w:t>Compliance with the requirement must be declared in the Tender (</w:t>
+            </w:r>
+            <w:r>
+              <w:rPr>
+                <w:rFonts w:ascii="Arial" w:hAnsi="Arial" w:cs="Arial"/>
+                <w:bCs/>
+                <w:color w:val="000000"/>
+                <w:lang w:val="en-US"/>
+              </w:rPr>
+              <w:t>Annex</w:t>
+            </w:r>
+            <w:r>
+              <w:rPr>
+                <w:rFonts w:ascii="Arial" w:hAnsi="Arial" w:cs="Arial"/>
+                <w:bCs/>
+                <w:color w:val="000000"/>
+                <w:lang w:val="en-US"/>
+              </w:rPr>
+              <w:t xml:space="preserve"> </w:t>
+            </w:r>
+            <w:r>
+              <w:rPr>
+                <w:rFonts w:ascii="Arial" w:hAnsi="Arial" w:cs="Arial"/>
+                <w:bCs/>
+                <w:color w:val="000000"/>
+                <w:lang w:val="en-US"/>
+              </w:rPr>
+              <w:t>1).</w:t>
+            </w:r>
+          </w:p>
+          <w:p>
+            <w:pPr>
+              <w:ind w:right="137"/>
+              <w:jc w:val="both"/>
+              <w:rPr>
+                <w:rFonts w:ascii="Arial" w:hAnsi="Arial" w:cs="Arial"/>
+                <w:color w:val="000000" w:themeColor="text1"/>
+              </w:rPr>
+            </w:pPr>
+          </w:p>
+        </w:tc>
+      </w:tr>
+      <w:tr>
+        <w:tc>
+          <w:tcPr>
+            <w:tcW w:w="846" w:type="dxa"/>
+          </w:tcPr>
+          <w:p>
+            <w:pPr>
+              <w:ind w:right="142"/>
+              <w:rPr>
+                <w:rFonts w:ascii="Arial" w:hAnsi="Arial" w:cs="Arial"/>
+                <w:color w:val="000000" w:themeColor="text1"/>
+              </w:rPr>
+            </w:pPr>
+            <w:r>
+              <w:rPr>
+                <w:rFonts w:ascii="Arial" w:hAnsi="Arial" w:cs="Arial"/>
+                <w:color w:val="000000" w:themeColor="text1"/>
+              </w:rPr>
+              <w:t>5.</w:t>
+            </w:r>
+          </w:p>
+        </w:tc>
+        <w:tc>
+          <w:tcPr>
+            <w:tcW w:w="3263" w:type="dxa"/>
+          </w:tcPr>
+          <w:p>
+            <w:pPr>
+              <w:ind w:left="147" w:right="136"/>
+              <w:jc w:val="both"/>
+              <w:rPr>
+                <w:rFonts w:ascii="Arial" w:hAnsi="Arial" w:cs="Arial"/>
+                <w:color w:val="000000" w:themeColor="text1"/>
+              </w:rPr>
+            </w:pPr>
+            <w:r>
+              <w:rPr>
+                <w:rFonts w:ascii="Arial" w:hAnsi="Arial" w:cs="Arial"/>
+                <w:color w:val="000000" w:themeColor="text1"/>
+              </w:rPr>
+              <w:t xml:space="preserve">Tiekėjas, jo subtiekėjas, ūkio subjektas, kurio pajėgumais remiamasi, nevykdo veiklos VPĮ 92 straipsnio 15 dalyje numatytame sąraše nurodytose valstybėse ar teritorijose ir nėra ūkio subjektų grupės, kurios bet kuris narys vykdo veiklą VPĮ  92 straipsnio 15 dalyje numatytame sąraše nurodytose valstybėse ar teritorijose, narys arba jos vadovas, kitas valdymo ar priežiūros organo narys ar kitas (kiti) asmuo (asmenys), turintis (turintys) teisę atstovauti tiekėjui, subtiekėjui, ūkio subjektui, kurio pajėgumais remiamasi, ar jį kontroliuoti, jo vardu priimti </w:t>
+            </w:r>
+            <w:r>
+              <w:rPr>
+                <w:rFonts w:ascii="Arial" w:hAnsi="Arial" w:cs="Arial"/>
+                <w:color w:val="000000" w:themeColor="text1"/>
+              </w:rPr>
+              <w:lastRenderedPageBreak/>
+              <w:t>sprendimą, sudaryti sandorį, ir tokiu būdu dalyvauja tokių ūkio subjektų grupių ir (ar) ūkio subjektų veikloje.</w:t>
+            </w:r>
+          </w:p>
+        </w:tc>
+        <w:tc>
+          <w:tcPr>
+            <w:tcW w:w="3263" w:type="dxa"/>
+          </w:tcPr>
+          <w:p>
+            <w:pPr>
+              <w:ind w:left="147" w:right="136"/>
+              <w:jc w:val="both"/>
+              <w:rPr>
+                <w:rFonts w:ascii="Arial" w:hAnsi="Arial" w:cs="Arial"/>
+                <w:color w:val="000000" w:themeColor="text1"/>
+              </w:rPr>
+            </w:pPr>
+            <w:r>
+              <w:rPr>
+                <w:rFonts w:ascii="Arial" w:hAnsi="Arial" w:cs="Arial"/>
+                <w:lang w:val="en-GB"/>
+              </w:rPr>
+              <w:lastRenderedPageBreak/>
+              <w:t xml:space="preserve">The Supplier, their Sub-supplier, or the Economic entity whose capacities are relied upon do not operate in the states or territories listed in Article 92(15) of the LPP. Furthermore, they are not members of an economic operator group, any member of which operates in the states or territories listed in Article 92(15) of the LPP. Neither the head of such a group, nor any other member of its management or supervisory body, nor any other individual(s) authorized to represent, control, make decisions on behalf of, or enter into agreements for the Supplier, Sub-supplier, or the </w:t>
+            </w:r>
+            <w:r>
+              <w:rPr>
+                <w:rFonts w:ascii="Arial" w:hAnsi="Arial" w:cs="Arial"/>
+                <w:lang w:val="en-GB"/>
+              </w:rPr>
+              <w:lastRenderedPageBreak/>
+              <w:t>Economic entity whose capacities are relied upon, participate in the activities of such Economic entity groups and/or Economic entity.</w:t>
+            </w:r>
+          </w:p>
+        </w:tc>
+        <w:tc>
+          <w:tcPr>
+            <w:tcW w:w="3612" w:type="dxa"/>
+          </w:tcPr>
+          <w:p>
+            <w:pPr>
+              <w:spacing w:after="160" w:line="259" w:lineRule="auto"/>
+              <w:ind w:left="142" w:right="131"/>
+              <w:jc w:val="both"/>
+              <w:rPr>
+                <w:rFonts w:ascii="Arial" w:hAnsi="Arial" w:cs="Arial"/>
+              </w:rPr>
+            </w:pPr>
+            <w:r>
+              <w:rPr>
+                <w:rFonts w:ascii="Arial" w:hAnsi="Arial" w:cs="Arial"/>
+              </w:rPr>
+              <w:lastRenderedPageBreak/>
+              <w:t xml:space="preserve">Atitikimas reikalavimui turi būti deklaruojamas Pasiūlyme (1 priedas). </w:t>
+            </w:r>
+          </w:p>
+          <w:p>
+            <w:pPr>
+              <w:ind w:left="141" w:right="137"/>
+              <w:jc w:val="both"/>
+              <w:rPr>
+                <w:rFonts w:ascii="Arial" w:hAnsi="Arial" w:cs="Arial"/>
+                <w:color w:val="000000" w:themeColor="text1"/>
+              </w:rPr>
+            </w:pPr>
+            <w:r>
+              <w:rPr>
+                <w:rFonts w:ascii="Arial" w:hAnsi="Arial" w:cs="Arial"/>
+              </w:rPr>
+              <w:t xml:space="preserve">Jei Perkančiajam subjektui kils abejonių dėl tiekėjo nurodytos informacijos teisingumo, ekonomiškai naudingiausią pasiūlymą pateikęs tiekėjas turės pateikti VPĮ 51 straipsnio 12 dalyje nurodytus (vieną ar kelis) ar kitus perkančiajam subjektui priimtinus dokumentus ir (ar) paaiškinimus, patvirtinančius atitiktį šiame punkte nustatytam reikalavimui.  </w:t>
+            </w:r>
+          </w:p>
+        </w:tc>
+        <w:tc>
+          <w:tcPr>
+            <w:tcW w:w="3612" w:type="dxa"/>
+          </w:tcPr>
+          <w:p>
+            <w:pPr>
+              <w:ind w:left="71" w:right="129"/>
+              <w:jc w:val="both"/>
+              <w:rPr>
+                <w:rFonts w:ascii="Arial" w:hAnsi="Arial" w:cs="Arial"/>
+                <w:bCs/>
+                <w:color w:val="000000"/>
+                <w:lang w:val="en-US"/>
+              </w:rPr>
+            </w:pPr>
+            <w:r>
+              <w:rPr>
+                <w:rFonts w:ascii="Arial" w:hAnsi="Arial" w:cs="Arial"/>
+                <w:bCs/>
+                <w:color w:val="000000"/>
+                <w:lang w:val="en-US"/>
+              </w:rPr>
+              <w:t>Compliance with the requirement must be declared in the Tender (</w:t>
+            </w:r>
+            <w:r>
+              <w:rPr>
+                <w:rFonts w:ascii="Arial" w:hAnsi="Arial" w:cs="Arial"/>
+                <w:bCs/>
+                <w:color w:val="000000"/>
+                <w:lang w:val="en-US"/>
+              </w:rPr>
+              <w:t xml:space="preserve">Annex </w:t>
+            </w:r>
+            <w:r>
+              <w:rPr>
+                <w:rFonts w:ascii="Arial" w:hAnsi="Arial" w:cs="Arial"/>
+                <w:bCs/>
+                <w:color w:val="000000"/>
+                <w:lang w:val="en-US"/>
+              </w:rPr>
+              <w:t>1).</w:t>
+            </w:r>
+          </w:p>
+          <w:p>
+            <w:pPr>
+              <w:ind w:left="71" w:right="129"/>
+              <w:jc w:val="both"/>
+              <w:rPr>
+                <w:rFonts w:ascii="Arial" w:hAnsi="Arial" w:cs="Arial"/>
+                <w:bCs/>
+                <w:color w:val="000000"/>
+              </w:rPr>
+            </w:pPr>
+          </w:p>
+          <w:p>
+            <w:pPr>
+              <w:ind w:left="71" w:right="129"/>
+              <w:jc w:val="both"/>
+              <w:rPr>
+                <w:rFonts w:ascii="Arial" w:hAnsi="Arial" w:cs="Arial"/>
+                <w:color w:val="000000" w:themeColor="text1"/>
+              </w:rPr>
+            </w:pPr>
+            <w:r>
+              <w:rPr>
+                <w:rFonts w:ascii="Arial" w:hAnsi="Arial" w:cs="Arial"/>
+                <w:bCs/>
+                <w:color w:val="000000"/>
+                <w:lang w:val="en-GB"/>
+              </w:rPr>
+              <w:t>If the Contracting Entity has doubts about the correctness of the information provided by the Supplier, the Supplier who submitted the most economically advantageous Tender will have to submit the documents and/or explanations referred to in Article 51(12) of the LPP (one or more), or other documents acceptable to the Contracting Entity, confirming compliance with the requirement set out in this clause.</w:t>
+            </w:r>
+          </w:p>
+        </w:tc>
+      </w:tr>
+      <w:tr>
+        <w:tc>
+          <w:tcPr>
+            <w:tcW w:w="846" w:type="dxa"/>
+          </w:tcPr>
+          <w:p>
+            <w:pPr>
+              <w:ind w:right="142"/>
+              <w:rPr>
+                <w:rFonts w:ascii="Arial" w:hAnsi="Arial" w:cs="Arial"/>
+                <w:color w:val="000000" w:themeColor="text1"/>
+              </w:rPr>
+            </w:pPr>
+            <w:r>
+              <w:rPr>
+                <w:rFonts w:ascii="Arial" w:hAnsi="Arial" w:cs="Arial"/>
+                <w:color w:val="000000" w:themeColor="text1"/>
+              </w:rPr>
+              <w:t>6.</w:t>
+            </w:r>
+          </w:p>
+        </w:tc>
+        <w:tc>
+          <w:tcPr>
+            <w:tcW w:w="3263" w:type="dxa"/>
+          </w:tcPr>
+          <w:p>
+            <w:pPr>
+              <w:ind w:left="147" w:right="136"/>
+              <w:jc w:val="both"/>
+              <w:rPr>
+                <w:rFonts w:ascii="Arial" w:hAnsi="Arial" w:cs="Arial"/>
+                <w:color w:val="000000" w:themeColor="text1"/>
+              </w:rPr>
+            </w:pPr>
+            <w:commentRangeStart w:id="18"/>
+            <w:r>
+              <w:rPr>
+                <w:rFonts w:ascii="Arial" w:hAnsi="Arial" w:cs="Arial"/>
+                <w:iCs/>
+              </w:rPr>
+              <w:t>Atsižvelgiant į tai, kad Pirkimo objektas apima VPĮ 92 straipsnio 13 dalyje numatytame sąraše nurodytų BVPŽ kodų</w:t>
+            </w:r>
+            <w:r>
+              <w:rPr>
+                <w:rStyle w:val="FootnoteReference"/>
+                <w:rFonts w:ascii="Arial" w:hAnsi="Arial" w:cs="Arial"/>
+                <w:color w:val="000000"/>
+              </w:rPr>
+              <w:footnoteReference w:id="3"/>
+            </w:r>
+            <w:r>
+              <w:rPr>
+                <w:rFonts w:ascii="Arial" w:hAnsi="Arial" w:cs="Arial"/>
+                <w:iCs/>
+              </w:rPr>
+              <w:t xml:space="preserve"> prekes ar paslaugas, Tiekėjas užtikrina, kad:</w:t>
+            </w:r>
+            <w:commentRangeEnd w:id="18"/>
             <w:r>
               <w:rPr>
                 <w:rStyle w:val="CommentReference"/>
@@ -6113,7 +6798,7 @@
                 <w:sz w:val="20"/>
                 <w:szCs w:val="20"/>
               </w:rPr>
-              <w:commentReference w:id="17"/>
+              <w:commentReference w:id="18"/>
             </w:r>
           </w:p>
         </w:tc>
@@ -6136,8 +6821,15 @@
                 <w:iCs/>
                 <w:lang w:val="en-GB"/>
               </w:rPr>
-              <w:lastRenderedPageBreak/>
-              <w:t>T</w:t>
+              <w:t>Considering that the object of Procurement includes goods or services of the CPV</w:t>
+            </w:r>
+            <w:r>
+              <w:rPr>
+                <w:rStyle w:val="FootnoteReference"/>
+                <w:rFonts w:ascii="Arial" w:hAnsi="Arial" w:cs="Arial"/>
+                <w:color w:val="000000"/>
+              </w:rPr>
+              <w:footnoteReference w:id="4"/>
             </w:r>
             <w:r>
               <w:rPr>
@@ -6145,7 +6837,7 @@
                 <w:iCs/>
                 <w:lang w:val="en-GB"/>
               </w:rPr>
-              <w:t xml:space="preserve">he goods do not originate or the services are not provided from countries or territories included in </w:t>
+              <w:t xml:space="preserve"> codes from the list provided for in Article 92 (13) of the LPP, </w:t>
             </w:r>
             <w:r>
               <w:rPr>
@@ -6153,8 +6845,7 @@
                 <w:iCs/>
                 <w:lang w:val="en-GB"/>
               </w:rPr>
-              <w:lastRenderedPageBreak/>
-              <w:t>the list provided for in Article 92 (15) of the LPP</w:t>
+              <w:t xml:space="preserve">for those goods or services </w:t>
             </w:r>
             <w:r>
               <w:rPr>
@@ -6162,7 +6853,7 @@
                 <w:iCs/>
                 <w:lang w:val="en-GB"/>
               </w:rPr>
-              <w:t>.</w:t>
+              <w:t>the Supplier ensures, that:</w:t>
             </w:r>
           </w:p>
         </w:tc>
@@ -6172,50 +6863,13 @@
           </w:tcPr>
           <w:p>
             <w:pPr>
-              <w:spacing w:after="160" w:line="259" w:lineRule="auto"/>
-              <w:ind w:left="142" w:right="131"/>
-              <w:jc w:val="both"/>
-              <w:rPr>
-                <w:rFonts w:ascii="Arial" w:hAnsi="Arial" w:cs="Arial"/>
-              </w:rPr>
-            </w:pPr>
-            <w:r>
-              <w:rPr>
-                <w:rFonts w:ascii="Arial" w:hAnsi="Arial" w:cs="Arial"/>
-              </w:rPr>
-              <w:lastRenderedPageBreak/>
-              <w:t>Atitikimas reikalavimui turi būti deklaruojamas Pasiūlyme (</w:t>
-            </w:r>
-            <w:r>
-              <w:rPr>
-                <w:rFonts w:ascii="Arial" w:hAnsi="Arial" w:cs="Arial"/>
-                <w:lang w:val="en-US"/>
-              </w:rPr>
-              <w:t>1</w:t>
-            </w:r>
-            <w:r>
-              <w:rPr>
-                <w:rFonts w:ascii="Arial" w:hAnsi="Arial" w:cs="Arial"/>
-              </w:rPr>
-              <w:t xml:space="preserve"> priedas). </w:t>
-            </w:r>
-          </w:p>
-          <w:p>
-            <w:pPr>
-              <w:ind w:left="141" w:right="137"/>
-              <w:jc w:val="both"/>
-              <w:rPr>
-                <w:rFonts w:ascii="Arial" w:hAnsi="Arial" w:cs="Arial"/>
-                <w:color w:val="000000" w:themeColor="text1"/>
-              </w:rPr>
-            </w:pPr>
-            <w:r>
-              <w:rPr>
-                <w:rFonts w:ascii="Arial" w:hAnsi="Arial" w:cs="Arial"/>
-              </w:rPr>
-              <w:lastRenderedPageBreak/>
-              <w:t>Jei Perkančiajam subjektui kils abejonių dėl tiekėjo nurodytos informacijos teisingumo, ekonomiškai naudingiausią pasiūlymą pateikęs Tiekėjas turės pateikti dokumentus (vieną ar kelis), patvirtinančius prekių kilmę (prekių kilmės sertifikatas, gamintojo deklaracija ar kitas Perkančiajam subjektui priimtinas dokumentas, patvirtinantis ketinamų įsigyti prekių kilmę.</w:t>
-            </w:r>
+              <w:ind w:right="137"/>
+              <w:jc w:val="both"/>
+              <w:rPr>
+                <w:rFonts w:ascii="Arial" w:hAnsi="Arial" w:cs="Arial"/>
+                <w:color w:val="000000" w:themeColor="text1"/>
+              </w:rPr>
+            </w:pPr>
           </w:p>
         </w:tc>
         <w:tc>
@@ -6224,119 +6878,13 @@
           </w:tcPr>
           <w:p>
             <w:pPr>
-              <w:ind w:left="71" w:right="129"/>
-              <w:jc w:val="both"/>
-              <w:rPr>
-                <w:rFonts w:ascii="Arial" w:hAnsi="Arial" w:cs="Arial"/>
-                <w:bCs/>
-                <w:color w:val="000000"/>
-                <w:lang w:val="en-US"/>
-              </w:rPr>
-            </w:pPr>
-            <w:r>
-              <w:rPr>
-                <w:rFonts w:ascii="Arial" w:hAnsi="Arial" w:cs="Arial"/>
-                <w:bCs/>
-                <w:color w:val="000000"/>
-                <w:lang w:val="en-US"/>
-              </w:rPr>
-              <w:lastRenderedPageBreak/>
-              <w:t>Compliance with the requirement must be declared in the Tender (</w:t>
-            </w:r>
-            <w:r>
-              <w:rPr>
-                <w:rFonts w:ascii="Arial" w:hAnsi="Arial" w:cs="Arial"/>
-                <w:bCs/>
-                <w:color w:val="000000"/>
-                <w:lang w:val="en-US"/>
-              </w:rPr>
-              <w:t>Annex</w:t>
-            </w:r>
-            <w:r>
-              <w:rPr>
-                <w:rFonts w:ascii="Arial" w:hAnsi="Arial" w:cs="Arial"/>
-                <w:bCs/>
-                <w:color w:val="000000"/>
-                <w:lang w:val="en-US"/>
-              </w:rPr>
-              <w:t xml:space="preserve"> </w:t>
-            </w:r>
-            <w:r>
-              <w:rPr>
-                <w:rFonts w:ascii="Arial" w:hAnsi="Arial" w:cs="Arial"/>
-                <w:bCs/>
-                <w:color w:val="000000"/>
-                <w:lang w:val="en-US"/>
-              </w:rPr>
-              <w:t>1).</w:t>
-            </w:r>
-          </w:p>
-          <w:p>
-            <w:pPr>
-              <w:ind w:left="71" w:right="129"/>
-              <w:jc w:val="both"/>
-              <w:rPr>
-                <w:rFonts w:ascii="Arial" w:hAnsi="Arial" w:cs="Arial"/>
-                <w:bCs/>
-                <w:color w:val="000000"/>
-                <w:lang w:val="en-US"/>
-              </w:rPr>
-            </w:pPr>
-          </w:p>
-          <w:p>
-            <w:pPr>
-              <w:ind w:left="71" w:right="129"/>
-              <w:jc w:val="both"/>
-              <w:rPr>
-                <w:rFonts w:ascii="Arial" w:hAnsi="Arial" w:cs="Arial"/>
-              </w:rPr>
-            </w:pPr>
-            <w:r>
-              <w:rPr>
-                <w:rFonts w:ascii="Arial" w:hAnsi="Arial" w:cs="Arial"/>
-                <w:bCs/>
-                <w:color w:val="000000"/>
-                <w:lang w:val="en-US"/>
-              </w:rPr>
-              <w:lastRenderedPageBreak/>
-              <w:t>If the Contracting Entity has doubts about the correctness of the information provided by the Supplier, the Supplier who submitted the most economically advantageous Tender will have to submit documents</w:t>
-            </w:r>
-            <w:r>
-              <w:rPr>
-                <w:rFonts w:ascii="Arial" w:hAnsi="Arial" w:cs="Arial"/>
-                <w:bCs/>
-                <w:color w:val="000000"/>
-                <w:lang w:val="en-US"/>
-              </w:rPr>
-              <w:t xml:space="preserve"> (one or more)</w:t>
-            </w:r>
-            <w:r>
-              <w:rPr>
-                <w:rFonts w:ascii="Arial" w:hAnsi="Arial" w:cs="Arial"/>
-                <w:bCs/>
-                <w:color w:val="000000"/>
-                <w:lang w:val="en-US"/>
-              </w:rPr>
-              <w:t xml:space="preserve"> proving the origin of the goods (certificate of origin, manufacturer's declaration or other document </w:t>
-            </w:r>
-            <w:r>
-              <w:rPr>
-                <w:rFonts w:ascii="Arial" w:hAnsi="Arial" w:cs="Arial"/>
-                <w:bCs/>
-                <w:color w:val="000000"/>
-                <w:lang w:val="en-US"/>
-              </w:rPr>
-              <w:t xml:space="preserve">acceptable to the Contracting Entity, </w:t>
-            </w:r>
-            <w:r>
-              <w:rPr>
-                <w:rFonts w:ascii="Arial" w:hAnsi="Arial" w:cs="Arial"/>
-                <w:bCs/>
-                <w:color w:val="000000"/>
-                <w:lang w:val="en-US"/>
-              </w:rPr>
-              <w:t>proving the origin of the goods to be procured).</w:t>
-            </w:r>
+              <w:ind w:right="137"/>
+              <w:jc w:val="both"/>
+              <w:rPr>
+                <w:rFonts w:ascii="Arial" w:hAnsi="Arial" w:cs="Arial"/>
+                <w:color w:val="000000" w:themeColor="text1"/>
+              </w:rPr>
+            </w:pPr>
           </w:p>
         </w:tc>
       </w:tr>
@@ -6358,8 +6906,7 @@
                 <w:rFonts w:ascii="Arial" w:hAnsi="Arial" w:cs="Arial"/>
                 <w:color w:val="000000" w:themeColor="text1"/>
               </w:rPr>
-              <w:lastRenderedPageBreak/>
-              <w:t>4.</w:t>
+              <w:t>6.1.</w:t>
             </w:r>
           </w:p>
         </w:tc>
@@ -6369,31 +6916,57 @@
           </w:tcPr>
           <w:p>
             <w:pPr>
-              <w:ind w:left="147" w:right="136"/>
-              <w:jc w:val="both"/>
-              <w:rPr>
-                <w:rFonts w:ascii="Arial" w:hAnsi="Arial" w:cs="Arial"/>
-                <w:color w:val="000000" w:themeColor="text1"/>
-              </w:rPr>
-            </w:pPr>
-            <w:commentRangeStart w:id="18"/>
-            <w:r>
+              <w:ind w:left="142" w:right="131"/>
+              <w:jc w:val="both"/>
+              <w:rPr>
+                <w:rFonts w:ascii="Arial" w:hAnsi="Arial" w:cs="Arial"/>
+              </w:rPr>
+            </w:pPr>
+            <w:r>
+              <w:rPr>
+                <w:rFonts w:ascii="Arial" w:hAnsi="Arial" w:cs="Arial"/>
+              </w:rPr>
+              <w:t>siūlomų prekių gamintojas ar jį kontroliuojantis asmuo nėra registruoti (jeigu gamintojas ar jį kontroliuojantis asmuo yra fizinis asmuo, nėra nuolat gyvenantis ar turintis pilietybę) VPĮ 92 straipsnio 14 dalyje numatytame sąraše nurodytose valstybėse ar teritorijose</w:t>
+            </w:r>
+            <w:r>
+              <w:rPr>
+                <w:rStyle w:val="FootnoteReference"/>
+                <w:rFonts w:ascii="Arial" w:hAnsi="Arial" w:cs="Arial"/>
+              </w:rPr>
+              <w:footnoteReference w:id="5"/>
+            </w:r>
+            <w:r>
+              <w:rPr>
+                <w:rFonts w:ascii="Arial" w:hAnsi="Arial" w:cs="Arial"/>
+              </w:rPr>
+              <w:t>.</w:t>
+            </w:r>
+          </w:p>
+          <w:p>
+            <w:pPr>
+              <w:ind w:right="36"/>
+              <w:jc w:val="both"/>
               <w:rPr>
                 <w:rFonts w:ascii="Arial" w:hAnsi="Arial" w:cs="Arial"/>
                 <w:iCs/>
               </w:rPr>
-              <w:t>Lietuvos Respublikos Vyriausybė, vadovaudamasi Nacionaliniam saugumui užtikrinti svarbių objektų apsaugos įstatyme įtvirtintais kriterijais, nėra priėmusi sprendimo, patvirtinančio, kad šios lentelės 1 ir 2 punktuose nurodyti subjektai ar su jais ketinamas sudaryti (sudarytas) sandoris neatitinka nacionalinio saugumo interesų.</w:t>
-            </w:r>
-            <w:commentRangeEnd w:id="18"/>
-            <w:r>
-              <w:rPr>
-                <w:rStyle w:val="CommentReference"/>
-                <w:rFonts w:ascii="Arial" w:hAnsi="Arial" w:cs="Arial"/>
-                <w:color w:val="000000" w:themeColor="text1"/>
-                <w:sz w:val="20"/>
-                <w:szCs w:val="20"/>
-              </w:rPr>
-              <w:commentReference w:id="18"/>
+            </w:pPr>
+          </w:p>
+          <w:p>
+            <w:pPr>
+              <w:ind w:left="146" w:right="134"/>
+              <w:jc w:val="both"/>
+              <w:rPr>
+                <w:rFonts w:ascii="Arial" w:hAnsi="Arial" w:cs="Arial"/>
+                <w:color w:val="000000" w:themeColor="text1"/>
+              </w:rPr>
+            </w:pPr>
+            <w:r>
+              <w:rPr>
+                <w:rFonts w:ascii="Arial" w:hAnsi="Arial" w:cs="Arial"/>
+                <w:iCs/>
+              </w:rPr>
+              <w:t>Jeigu prekių gamintojas ar jį kontroliuojantis asmuo yra nacionaliniam saugumui užtikrinti svarbi įmonė, valstybės įmonė, savivaldybės įmonė, taip pat valstybės valdoma bendrovė ir jų dukterinės bendrovės, išvardintos Nacionaliniam saugumui užtikrinti svarbių objektų apsaugos įstatyme, šių subjektų atžvilgiu šis reikalavimas netaikomas.</w:t>
             </w:r>
           </w:p>
         </w:tc>
@@ -6403,398 +6976,51 @@
           </w:tcPr>
           <w:p>
             <w:pPr>
-              <w:ind w:left="147" w:right="136"/>
-              <w:jc w:val="both"/>
-              <w:rPr>
-                <w:rFonts w:ascii="Arial" w:hAnsi="Arial" w:cs="Arial"/>
-                <w:color w:val="000000" w:themeColor="text1"/>
-              </w:rPr>
-            </w:pPr>
-            <w:r>
-              <w:rPr>
+              <w:ind w:right="36"/>
+              <w:jc w:val="both"/>
+              <w:rPr>
+                <w:rFonts w:ascii="Arial" w:hAnsi="Arial" w:cs="Arial"/>
+                <w:lang w:val="en-GB" w:eastAsia="lt-LT"/>
+              </w:rPr>
+            </w:pPr>
+            <w:r>
+              <w:rPr>
+                <w:rFonts w:ascii="Arial" w:hAnsi="Arial" w:cs="Arial"/>
+                <w:lang w:val="en-GB" w:eastAsia="lt-LT"/>
+              </w:rPr>
+              <w:t>the manufacturer of the goods or the person controlling it is not registered (if the manufacturer or the person controlling it is not a natural person, permanently residing or having nationality) in the countries or territories</w:t>
+            </w:r>
+            <w:r>
+              <w:rPr>
+                <w:rStyle w:val="FootnoteReference"/>
                 <w:rFonts w:ascii="Arial" w:hAnsi="Arial" w:cs="Arial"/>
                 <w:lang w:val="en-GB"/>
               </w:rPr>
-              <w:t>The Government of the Republic of Lithuania, in accordance with the criteria established in the Law on the Protection of Objects Important for Ensuring National Security, has adopted a decision confirming that the entities specified in Clauses 1 and / or 2 of this table do not meet national security interests</w:t>
-            </w:r>
-            <w:r>
-              <w:rPr>
-                <w:rFonts w:ascii="Arial" w:hAnsi="Arial" w:cs="Arial"/>
-                <w:lang w:val="en-GB"/>
-              </w:rPr>
-              <w:t>.</w:t>
-            </w:r>
-          </w:p>
-        </w:tc>
-        <w:tc>
-          <w:tcPr>
-            <w:tcW w:w="3612" w:type="dxa"/>
-          </w:tcPr>
-          <w:p>
-            <w:pPr>
-              <w:spacing w:after="160" w:line="259" w:lineRule="auto"/>
-              <w:ind w:left="142" w:right="131"/>
-              <w:jc w:val="both"/>
-              <w:rPr>
-                <w:rFonts w:ascii="Arial" w:hAnsi="Arial" w:cs="Arial"/>
-              </w:rPr>
-            </w:pPr>
-            <w:r>
-              <w:rPr>
-                <w:rFonts w:ascii="Arial" w:hAnsi="Arial" w:cs="Arial"/>
-              </w:rPr>
-              <w:t xml:space="preserve">Atitikimas reikalavimui turi būti deklaruojamas Pasiūlyme (1 priedas). </w:t>
-            </w:r>
-          </w:p>
-          <w:p>
-            <w:pPr>
-              <w:ind w:right="137"/>
-              <w:jc w:val="both"/>
-              <w:rPr>
-                <w:rFonts w:ascii="Arial" w:hAnsi="Arial" w:cs="Arial"/>
-                <w:color w:val="000000" w:themeColor="text1"/>
-              </w:rPr>
-            </w:pPr>
-          </w:p>
-        </w:tc>
-        <w:tc>
-          <w:tcPr>
-            <w:tcW w:w="3612" w:type="dxa"/>
-          </w:tcPr>
-          <w:p>
-            <w:pPr>
-              <w:ind w:left="71" w:right="129"/>
-              <w:jc w:val="both"/>
-              <w:rPr>
-                <w:rFonts w:ascii="Arial" w:hAnsi="Arial" w:cs="Arial"/>
-                <w:bCs/>
-                <w:color w:val="000000"/>
-                <w:lang w:val="en-US"/>
-              </w:rPr>
-            </w:pPr>
-            <w:r>
-              <w:rPr>
-                <w:rFonts w:ascii="Arial" w:hAnsi="Arial" w:cs="Arial"/>
-                <w:bCs/>
-                <w:color w:val="000000"/>
-                <w:lang w:val="en-US"/>
-              </w:rPr>
-              <w:t>Compliance with the requirement must be declared in the Tender (</w:t>
-            </w:r>
-            <w:r>
-              <w:rPr>
-                <w:rFonts w:ascii="Arial" w:hAnsi="Arial" w:cs="Arial"/>
-                <w:bCs/>
-                <w:color w:val="000000"/>
-                <w:lang w:val="en-US"/>
-              </w:rPr>
-              <w:t>Annex</w:t>
-            </w:r>
-            <w:r>
-              <w:rPr>
-                <w:rFonts w:ascii="Arial" w:hAnsi="Arial" w:cs="Arial"/>
-                <w:bCs/>
-                <w:color w:val="000000"/>
-                <w:lang w:val="en-US"/>
-              </w:rPr>
-              <w:t xml:space="preserve"> </w:t>
-            </w:r>
-            <w:r>
-              <w:rPr>
-                <w:rFonts w:ascii="Arial" w:hAnsi="Arial" w:cs="Arial"/>
-                <w:bCs/>
-                <w:color w:val="000000"/>
-                <w:lang w:val="en-US"/>
-              </w:rPr>
-              <w:t>1).</w:t>
-            </w:r>
-          </w:p>
-          <w:p>
-            <w:pPr>
-              <w:ind w:right="137"/>
-              <w:jc w:val="both"/>
-              <w:rPr>
-                <w:rFonts w:ascii="Arial" w:hAnsi="Arial" w:cs="Arial"/>
-                <w:color w:val="000000" w:themeColor="text1"/>
-              </w:rPr>
-            </w:pPr>
-          </w:p>
-        </w:tc>
-      </w:tr>
-      <w:tr>
-        <w:tc>
-          <w:tcPr>
-            <w:tcW w:w="846" w:type="dxa"/>
-          </w:tcPr>
-          <w:p>
-            <w:pPr>
-              <w:ind w:right="142"/>
-              <w:rPr>
-                <w:rFonts w:ascii="Arial" w:hAnsi="Arial" w:cs="Arial"/>
-                <w:color w:val="000000" w:themeColor="text1"/>
-              </w:rPr>
-            </w:pPr>
-            <w:r>
-              <w:rPr>
-                <w:rFonts w:ascii="Arial" w:hAnsi="Arial" w:cs="Arial"/>
-                <w:color w:val="000000" w:themeColor="text1"/>
-              </w:rPr>
-              <w:t>5.</w:t>
-            </w:r>
-          </w:p>
-        </w:tc>
-        <w:tc>
-          <w:tcPr>
-            <w:tcW w:w="3263" w:type="dxa"/>
-          </w:tcPr>
-          <w:p>
-            <w:pPr>
-              <w:ind w:left="147" w:right="136"/>
-              <w:jc w:val="both"/>
-              <w:rPr>
-                <w:rFonts w:ascii="Arial" w:hAnsi="Arial" w:cs="Arial"/>
-                <w:color w:val="000000" w:themeColor="text1"/>
-              </w:rPr>
-            </w:pPr>
-            <w:r>
-              <w:rPr>
-                <w:rFonts w:ascii="Arial" w:hAnsi="Arial" w:cs="Arial"/>
-                <w:color w:val="000000" w:themeColor="text1"/>
-              </w:rPr>
-              <w:t xml:space="preserve">Tiekėjas, jo subtiekėjas, ūkio subjektas, kurio pajėgumais remiamasi, nevykdo veiklos VPĮ 92 straipsnio 15 dalyje numatytame sąraše nurodytose valstybėse ar teritorijose ir nėra ūkio subjektų grupės, kurios bet kuris narys vykdo veiklą VPĮ  92 straipsnio 15 dalyje numatytame sąraše nurodytose valstybėse ar teritorijose, narys arba jos vadovas, kitas valdymo ar priežiūros organo narys ar kitas (kiti) asmuo (asmenys), turintis (turintys) teisę atstovauti tiekėjui, subtiekėjui, ūkio subjektui, kurio pajėgumais remiamasi, ar jį kontroliuoti, jo vardu priimti </w:t>
-            </w:r>
-            <w:r>
-              <w:rPr>
-                <w:rFonts w:ascii="Arial" w:hAnsi="Arial" w:cs="Arial"/>
-                <w:color w:val="000000" w:themeColor="text1"/>
-              </w:rPr>
-              <w:lastRenderedPageBreak/>
-              <w:t>sprendimą, sudaryti sandorį, ir tokiu būdu dalyvauja tokių ūkio subjektų grupių ir (ar) ūkio subjektų veikloje.</w:t>
-            </w:r>
-          </w:p>
-        </w:tc>
-        <w:tc>
-          <w:tcPr>
-            <w:tcW w:w="3263" w:type="dxa"/>
-          </w:tcPr>
-          <w:p>
-            <w:pPr>
-              <w:ind w:left="147" w:right="136"/>
-              <w:jc w:val="both"/>
-              <w:rPr>
-                <w:rFonts w:ascii="Arial" w:hAnsi="Arial" w:cs="Arial"/>
-                <w:color w:val="000000" w:themeColor="text1"/>
-              </w:rPr>
-            </w:pPr>
-            <w:r>
-              <w:rPr>
-                <w:rFonts w:ascii="Arial" w:hAnsi="Arial" w:cs="Arial"/>
-                <w:lang w:val="en-GB"/>
-              </w:rPr>
-              <w:lastRenderedPageBreak/>
-              <w:t xml:space="preserve">The Supplier, their Sub-supplier, or the Economic entity whose capacities are relied upon do not operate in the states or territories listed in Article 92(15) of the LPP. Furthermore, they are not members of an economic operator group, any member of which operates in the states or territories listed in Article 92(15) of the LPP. Neither the head of such a group, nor any other member of its management or supervisory body, nor any other individual(s) authorized to represent, control, make decisions on behalf of, or enter into agreements for the Supplier, Sub-supplier, or the </w:t>
-            </w:r>
-            <w:r>
-              <w:rPr>
-                <w:rFonts w:ascii="Arial" w:hAnsi="Arial" w:cs="Arial"/>
-                <w:lang w:val="en-GB"/>
-              </w:rPr>
-              <w:lastRenderedPageBreak/>
-              <w:t>Economic entity whose capacities are relied upon, participate in the activities of such Economic entity groups and/or Economic entity.</w:t>
-            </w:r>
-          </w:p>
-        </w:tc>
-        <w:tc>
-          <w:tcPr>
-            <w:tcW w:w="3612" w:type="dxa"/>
-          </w:tcPr>
-          <w:p>
-            <w:pPr>
-              <w:spacing w:after="160" w:line="259" w:lineRule="auto"/>
-              <w:ind w:left="142" w:right="131"/>
-              <w:jc w:val="both"/>
-              <w:rPr>
-                <w:rFonts w:ascii="Arial" w:hAnsi="Arial" w:cs="Arial"/>
-              </w:rPr>
-            </w:pPr>
-            <w:r>
-              <w:rPr>
-                <w:rFonts w:ascii="Arial" w:hAnsi="Arial" w:cs="Arial"/>
-              </w:rPr>
-              <w:lastRenderedPageBreak/>
-              <w:t xml:space="preserve">Atitikimas reikalavimui turi būti deklaruojamas Pasiūlyme (1 priedas). </w:t>
-            </w:r>
-          </w:p>
-          <w:p>
-            <w:pPr>
-              <w:ind w:left="141" w:right="137"/>
-              <w:jc w:val="both"/>
-              <w:rPr>
-                <w:rFonts w:ascii="Arial" w:hAnsi="Arial" w:cs="Arial"/>
-                <w:color w:val="000000" w:themeColor="text1"/>
-              </w:rPr>
-            </w:pPr>
-            <w:r>
-              <w:rPr>
-                <w:rFonts w:ascii="Arial" w:hAnsi="Arial" w:cs="Arial"/>
-              </w:rPr>
-              <w:t xml:space="preserve">Jei Perkančiajam subjektui kils abejonių dėl tiekėjo nurodytos informacijos teisingumo, ekonomiškai naudingiausią pasiūlymą pateikęs tiekėjas turės pateikti VPĮ 51 straipsnio 12 dalyje nurodytus (vieną ar kelis) ar kitus perkančiajam subjektui priimtinus dokumentus ir (ar) paaiškinimus, patvirtinančius atitiktį šiame punkte nustatytam reikalavimui.  </w:t>
-            </w:r>
-          </w:p>
-        </w:tc>
-        <w:tc>
-          <w:tcPr>
-            <w:tcW w:w="3612" w:type="dxa"/>
-          </w:tcPr>
-          <w:p>
-            <w:pPr>
-              <w:ind w:left="71" w:right="129"/>
-              <w:jc w:val="both"/>
-              <w:rPr>
-                <w:rFonts w:ascii="Arial" w:hAnsi="Arial" w:cs="Arial"/>
-                <w:bCs/>
-                <w:color w:val="000000"/>
-                <w:lang w:val="en-US"/>
-              </w:rPr>
-            </w:pPr>
-            <w:r>
-              <w:rPr>
-                <w:rFonts w:ascii="Arial" w:hAnsi="Arial" w:cs="Arial"/>
-                <w:bCs/>
-                <w:color w:val="000000"/>
-                <w:lang w:val="en-US"/>
-              </w:rPr>
-              <w:t>Compliance with the requirement must be declared in the Tender (</w:t>
-            </w:r>
-            <w:r>
-              <w:rPr>
-                <w:rFonts w:ascii="Arial" w:hAnsi="Arial" w:cs="Arial"/>
-                <w:bCs/>
-                <w:color w:val="000000"/>
-                <w:lang w:val="en-US"/>
-              </w:rPr>
-              <w:t xml:space="preserve">Annex </w:t>
-            </w:r>
-            <w:r>
-              <w:rPr>
-                <w:rFonts w:ascii="Arial" w:hAnsi="Arial" w:cs="Arial"/>
-                <w:bCs/>
-                <w:color w:val="000000"/>
-                <w:lang w:val="en-US"/>
-              </w:rPr>
-              <w:t>1).</w:t>
-            </w:r>
-          </w:p>
-          <w:p>
-            <w:pPr>
-              <w:ind w:left="71" w:right="129"/>
-              <w:jc w:val="both"/>
-              <w:rPr>
-                <w:rFonts w:ascii="Arial" w:hAnsi="Arial" w:cs="Arial"/>
-                <w:bCs/>
-                <w:color w:val="000000"/>
-              </w:rPr>
-            </w:pPr>
-          </w:p>
-          <w:p>
-            <w:pPr>
-              <w:ind w:left="71" w:right="129"/>
-              <w:jc w:val="both"/>
-              <w:rPr>
-                <w:rFonts w:ascii="Arial" w:hAnsi="Arial" w:cs="Arial"/>
-                <w:color w:val="000000" w:themeColor="text1"/>
-              </w:rPr>
-            </w:pPr>
-            <w:r>
-              <w:rPr>
-                <w:rFonts w:ascii="Arial" w:hAnsi="Arial" w:cs="Arial"/>
-                <w:bCs/>
-                <w:color w:val="000000"/>
-                <w:lang w:val="en-GB"/>
-              </w:rPr>
-              <w:t>If the Contracting Entity has doubts about the correctness of the information provided by the Supplier, the Supplier who submitted the most economically advantageous Tender will have to submit the documents and/or explanations referred to in Article 51(12) of the LPP (one or more), or other documents acceptable to the Contracting Entity, confirming compliance with the requirement set out in this clause.</w:t>
-            </w:r>
-          </w:p>
-        </w:tc>
-      </w:tr>
-      <w:tr>
-        <w:tc>
-          <w:tcPr>
-            <w:tcW w:w="846" w:type="dxa"/>
-          </w:tcPr>
-          <w:p>
-            <w:pPr>
-              <w:ind w:right="142"/>
-              <w:rPr>
-                <w:rFonts w:ascii="Arial" w:hAnsi="Arial" w:cs="Arial"/>
-                <w:color w:val="000000" w:themeColor="text1"/>
-              </w:rPr>
-            </w:pPr>
-            <w:r>
-              <w:rPr>
-                <w:rFonts w:ascii="Arial" w:hAnsi="Arial" w:cs="Arial"/>
-                <w:color w:val="000000" w:themeColor="text1"/>
-              </w:rPr>
-              <w:t>6.</w:t>
-            </w:r>
-          </w:p>
-        </w:tc>
-        <w:tc>
-          <w:tcPr>
-            <w:tcW w:w="3263" w:type="dxa"/>
-          </w:tcPr>
-          <w:p>
-            <w:pPr>
-              <w:ind w:left="147" w:right="136"/>
-              <w:jc w:val="both"/>
-              <w:rPr>
-                <w:rFonts w:ascii="Arial" w:hAnsi="Arial" w:cs="Arial"/>
-                <w:color w:val="000000" w:themeColor="text1"/>
-              </w:rPr>
-            </w:pPr>
-            <w:commentRangeStart w:id="19"/>
-            <w:r>
-              <w:rPr>
-                <w:rFonts w:ascii="Arial" w:hAnsi="Arial" w:cs="Arial"/>
-                <w:iCs/>
-              </w:rPr>
-              <w:t>Atsižvelgiant į tai, kad Pirkimo objektas apima VPĮ 92 straipsnio 13 dalyje numatytame sąraše nurodytų BVPŽ kodų</w:t>
-            </w:r>
-            <w:r>
-              <w:rPr>
-                <w:rStyle w:val="FootnoteReference"/>
-                <w:rFonts w:ascii="Arial" w:hAnsi="Arial" w:cs="Arial"/>
-                <w:color w:val="000000"/>
-              </w:rPr>
-              <w:footnoteReference w:id="3"/>
-            </w:r>
-            <w:r>
-              <w:rPr>
-                <w:rFonts w:ascii="Arial" w:hAnsi="Arial" w:cs="Arial"/>
-                <w:iCs/>
-              </w:rPr>
-              <w:t xml:space="preserve"> prekes ar paslaugas, Tiekėjas užtikrina, kad:</w:t>
-            </w:r>
-            <w:commentRangeEnd w:id="19"/>
-            <w:r>
-              <w:rPr>
-                <w:rStyle w:val="CommentReference"/>
-                <w:rFonts w:ascii="Arial" w:hAnsi="Arial" w:cs="Arial"/>
-                <w:color w:val="000000" w:themeColor="text1"/>
-                <w:sz w:val="20"/>
-                <w:szCs w:val="20"/>
-              </w:rPr>
-              <w:commentReference w:id="19"/>
-            </w:r>
-          </w:p>
-        </w:tc>
-        <w:tc>
-          <w:tcPr>
-            <w:tcW w:w="3263" w:type="dxa"/>
-          </w:tcPr>
-          <w:p>
-            <w:pPr>
-              <w:ind w:left="147" w:right="136"/>
+              <w:footnoteReference w:id="6"/>
+            </w:r>
+            <w:r>
+              <w:rPr>
+                <w:rFonts w:ascii="Arial" w:hAnsi="Arial" w:cs="Arial"/>
+                <w:lang w:val="en-GB" w:eastAsia="lt-LT"/>
+              </w:rPr>
+              <w:t xml:space="preserve"> specified in the list provided for in Article 92 (14) of the LPP</w:t>
+            </w:r>
+          </w:p>
+          <w:p>
+            <w:pPr>
+              <w:ind w:right="36"/>
+              <w:jc w:val="both"/>
+              <w:rPr>
+                <w:rFonts w:ascii="Arial" w:hAnsi="Arial" w:cs="Arial"/>
+                <w:b/>
+                <w:bCs/>
+                <w:lang w:val="en-GB" w:eastAsia="lt-LT"/>
+              </w:rPr>
+            </w:pPr>
+          </w:p>
+          <w:p>
+            <w:pPr>
+              <w:ind w:left="146" w:right="134"/>
               <w:jc w:val="both"/>
               <w:rPr>
                 <w:rFonts w:ascii="Arial" w:hAnsi="Arial" w:cs="Arial"/>
@@ -6807,228 +7033,7 @@
                 <w:iCs/>
                 <w:lang w:val="en-GB"/>
               </w:rPr>
-              <w:t>Considering that the object of Procurement includes goods or services of the CPV</w:t>
-            </w:r>
-            <w:r>
-              <w:rPr>
-                <w:rStyle w:val="FootnoteReference"/>
-                <w:rFonts w:ascii="Arial" w:hAnsi="Arial" w:cs="Arial"/>
-                <w:color w:val="000000"/>
-              </w:rPr>
-              <w:footnoteReference w:id="4"/>
-            </w:r>
-            <w:r>
-              <w:rPr>
-                <w:rFonts w:ascii="Arial" w:hAnsi="Arial" w:cs="Arial"/>
-                <w:iCs/>
-                <w:lang w:val="en-GB"/>
-              </w:rPr>
-              <w:t xml:space="preserve"> codes from the list provided for in Article 92 (13) of the LPP, </w:t>
-            </w:r>
-            <w:r>
-              <w:rPr>
-                <w:rFonts w:ascii="Arial" w:hAnsi="Arial" w:cs="Arial"/>
-                <w:iCs/>
-                <w:lang w:val="en-GB"/>
-              </w:rPr>
-              <w:t xml:space="preserve">for those goods or services </w:t>
-            </w:r>
-            <w:r>
-              <w:rPr>
-                <w:rFonts w:ascii="Arial" w:hAnsi="Arial" w:cs="Arial"/>
-                <w:iCs/>
-                <w:lang w:val="en-GB"/>
-              </w:rPr>
-              <w:t>the Supplier ensures, that:</w:t>
-            </w:r>
-          </w:p>
-        </w:tc>
-        <w:tc>
-          <w:tcPr>
-            <w:tcW w:w="3612" w:type="dxa"/>
-          </w:tcPr>
-          <w:p>
-            <w:pPr>
-              <w:ind w:right="137"/>
-              <w:jc w:val="both"/>
-              <w:rPr>
-                <w:rFonts w:ascii="Arial" w:hAnsi="Arial" w:cs="Arial"/>
-                <w:color w:val="000000" w:themeColor="text1"/>
-              </w:rPr>
-            </w:pPr>
-          </w:p>
-        </w:tc>
-        <w:tc>
-          <w:tcPr>
-            <w:tcW w:w="3612" w:type="dxa"/>
-          </w:tcPr>
-          <w:p>
-            <w:pPr>
-              <w:ind w:right="137"/>
-              <w:jc w:val="both"/>
-              <w:rPr>
-                <w:rFonts w:ascii="Arial" w:hAnsi="Arial" w:cs="Arial"/>
-                <w:color w:val="000000" w:themeColor="text1"/>
-              </w:rPr>
-            </w:pPr>
-          </w:p>
-        </w:tc>
-      </w:tr>
-      <w:tr>
-        <w:tc>
-          <w:tcPr>
-            <w:tcW w:w="846" w:type="dxa"/>
-          </w:tcPr>
-          <w:p>
-            <w:pPr>
-              <w:ind w:right="142"/>
-              <w:rPr>
-                <w:rFonts w:ascii="Arial" w:hAnsi="Arial" w:cs="Arial"/>
-                <w:color w:val="000000" w:themeColor="text1"/>
-              </w:rPr>
-            </w:pPr>
-            <w:r>
-              <w:rPr>
-                <w:rFonts w:ascii="Arial" w:hAnsi="Arial" w:cs="Arial"/>
-                <w:color w:val="000000" w:themeColor="text1"/>
-              </w:rPr>
-              <w:t>6.1.</w:t>
-            </w:r>
-          </w:p>
-        </w:tc>
-        <w:tc>
-          <w:tcPr>
-            <w:tcW w:w="3263" w:type="dxa"/>
-          </w:tcPr>
-          <w:p>
-            <w:pPr>
-              <w:ind w:left="142" w:right="131"/>
-              <w:jc w:val="both"/>
-              <w:rPr>
-                <w:rFonts w:ascii="Arial" w:hAnsi="Arial" w:cs="Arial"/>
-              </w:rPr>
-            </w:pPr>
-            <w:r>
-              <w:rPr>
-                <w:rFonts w:ascii="Arial" w:hAnsi="Arial" w:cs="Arial"/>
-              </w:rPr>
-              <w:t>siūlomų prekių gamintojas ar jį kontroliuojantis asmuo nėra registruoti (jeigu gamintojas ar jį kontroliuojantis asmuo yra fizinis asmuo, nėra nuolat gyvenantis ar turintis pilietybę) VPĮ 92 straipsnio 14 dalyje numatytame sąraše nurodytose valstybėse ar teritorijose</w:t>
-            </w:r>
-            <w:r>
-              <w:rPr>
-                <w:rStyle w:val="FootnoteReference"/>
-                <w:rFonts w:ascii="Arial" w:hAnsi="Arial" w:cs="Arial"/>
-              </w:rPr>
-              <w:footnoteReference w:id="5"/>
-            </w:r>
-            <w:r>
-              <w:rPr>
-                <w:rFonts w:ascii="Arial" w:hAnsi="Arial" w:cs="Arial"/>
-              </w:rPr>
-              <w:t>.</w:t>
-            </w:r>
-          </w:p>
-          <w:p>
-            <w:pPr>
-              <w:ind w:right="36"/>
-              <w:jc w:val="both"/>
-              <w:rPr>
-                <w:rFonts w:ascii="Arial" w:hAnsi="Arial" w:cs="Arial"/>
-                <w:iCs/>
-              </w:rPr>
-            </w:pPr>
-          </w:p>
-          <w:p>
-            <w:pPr>
-              <w:ind w:left="146" w:right="134"/>
-              <w:jc w:val="both"/>
-              <w:rPr>
-                <w:rFonts w:ascii="Arial" w:hAnsi="Arial" w:cs="Arial"/>
-                <w:color w:val="000000" w:themeColor="text1"/>
-              </w:rPr>
-            </w:pPr>
-            <w:r>
-              <w:rPr>
-                <w:rFonts w:ascii="Arial" w:hAnsi="Arial" w:cs="Arial"/>
-                <w:iCs/>
-              </w:rPr>
-              <w:t>Jeigu prekių gamintojas ar jį kontroliuojantis asmuo yra nacionaliniam saugumui užtikrinti svarbi įmonė, valstybės įmonė, savivaldybės įmonė, taip pat valstybės valdoma bendrovė ir jų dukterinės bendrovės, išvardintos Nacionaliniam saugumui užtikrinti svarbių objektų apsaugos įstatyme, šių subjektų atžvilgiu šis reikalavimas netaikomas.</w:t>
-            </w:r>
-          </w:p>
-        </w:tc>
-        <w:tc>
-          <w:tcPr>
-            <w:tcW w:w="3263" w:type="dxa"/>
-          </w:tcPr>
-          <w:p>
-            <w:pPr>
-              <w:ind w:right="36"/>
-              <w:jc w:val="both"/>
-              <w:rPr>
-                <w:rFonts w:ascii="Arial" w:hAnsi="Arial" w:cs="Arial"/>
-                <w:lang w:val="en-GB" w:eastAsia="lt-LT"/>
-              </w:rPr>
-            </w:pPr>
-            <w:r>
-              <w:rPr>
-                <w:rFonts w:ascii="Arial" w:hAnsi="Arial" w:cs="Arial"/>
-                <w:lang w:val="en-GB" w:eastAsia="lt-LT"/>
-              </w:rPr>
-              <w:t>the manufacturer of the goods or the person controlling it is not registered (if the manufacturer or the person controlling it is not a natural person, permanently residing or having nationality) in the countries or territories</w:t>
-            </w:r>
-            <w:r>
-              <w:rPr>
-                <w:rStyle w:val="FootnoteReference"/>
-                <w:rFonts w:ascii="Arial" w:hAnsi="Arial" w:cs="Arial"/>
-                <w:lang w:val="en-GB"/>
-              </w:rPr>
-              <w:footnoteReference w:id="6"/>
-            </w:r>
-            <w:r>
-              <w:rPr>
-                <w:rFonts w:ascii="Arial" w:hAnsi="Arial" w:cs="Arial"/>
-                <w:lang w:val="en-GB" w:eastAsia="lt-LT"/>
-              </w:rPr>
-              <w:t xml:space="preserve"> specified in the list provided for in Article 92 (14) of the LPP</w:t>
-            </w:r>
-          </w:p>
-          <w:p>
-            <w:pPr>
-              <w:ind w:right="36"/>
-              <w:jc w:val="both"/>
-              <w:rPr>
-                <w:rFonts w:ascii="Arial" w:hAnsi="Arial" w:cs="Arial"/>
-                <w:b/>
-                <w:bCs/>
-                <w:lang w:val="en-GB" w:eastAsia="lt-LT"/>
-              </w:rPr>
-            </w:pPr>
-          </w:p>
-          <w:p>
-            <w:pPr>
-              <w:ind w:left="146" w:right="134"/>
-              <w:jc w:val="both"/>
-              <w:rPr>
-                <w:rFonts w:ascii="Arial" w:hAnsi="Arial" w:cs="Arial"/>
-                <w:color w:val="000000" w:themeColor="text1"/>
-              </w:rPr>
-            </w:pPr>
-            <w:r>
-              <w:rPr>
-                <w:rFonts w:ascii="Arial" w:hAnsi="Arial" w:cs="Arial"/>
-                <w:iCs/>
-                <w:lang w:val="en-GB"/>
-              </w:rPr>
-              <w:t xml:space="preserve">If the manufacturer of the goods or the person controlling it is an enterprise important for ensuring national security, a state enterprise, a municipal enterprise, as well as a state-owned company and their subsidiaries listed in the Law on the Protection of Objects Important for Ensuring National Security, this </w:t>
-            </w:r>
-            <w:r>
-              <w:rPr>
-                <w:rFonts w:ascii="Arial" w:hAnsi="Arial" w:cs="Arial"/>
-                <w:iCs/>
-                <w:lang w:val="en-GB"/>
-              </w:rPr>
-              <w:lastRenderedPageBreak/>
-              <w:t>requirement does not apply to these entities.</w:t>
+              <w:t>If the manufacturer of the goods or the person controlling it is an enterprise important for ensuring national security, a state enterprise, a municipal enterprise, as well as a state-owned company and their subsidiaries listed in the Law on the Protection of Objects Important for Ensuring National Security, this requirement does not apply to these entities.</w:t>
             </w:r>
           </w:p>
         </w:tc>
@@ -7049,7 +7054,6 @@
               <w:rPr>
                 <w:rFonts w:ascii="Arial" w:hAnsi="Arial" w:cs="Arial"/>
               </w:rPr>
-              <w:lastRenderedPageBreak/>
               <w:t>Su Pasiūlymu teikiama Nacionalinio saugumo reikalavimų atitikties deklaracija (2 priedas).</w:t>
             </w:r>
           </w:p>
@@ -7173,7 +7177,6 @@
                 <w:rFonts w:ascii="Arial" w:hAnsi="Arial" w:cs="Arial"/>
                 <w:color w:val="000000" w:themeColor="text1"/>
               </w:rPr>
-              <w:lastRenderedPageBreak/>
               <w:t>juridinio asmens vadovo patvirtintą juridinio asmens steigimo dokumentų kopiją,</w:t>
             </w:r>
           </w:p>
@@ -7196,6 +7199,7 @@
                 <w:rFonts w:ascii="Arial" w:hAnsi="Arial" w:cs="Arial"/>
                 <w:color w:val="000000" w:themeColor="text1"/>
               </w:rPr>
+              <w:lastRenderedPageBreak/>
               <w:t>Juridinių asmenų registro išplėstinį išrašą su istorija,</w:t>
             </w:r>
           </w:p>
@@ -7392,14 +7396,14 @@
               <w:rPr>
                 <w:rFonts w:ascii="Arial" w:hAnsi="Arial" w:cs="Arial"/>
               </w:rPr>
-              <w:t xml:space="preserve">arba atitinkamus valstybės narės ar trečiosios šalies </w:t>
+              <w:t xml:space="preserve">arba atitinkamus valstybės narės ar trečiosios šalies dokumentus, nurodančius tiekėjo, jo subtiekėjo, ūkio subjekto, kurio pajėgumais </w:t>
             </w:r>
             <w:r>
               <w:rPr>
                 <w:rFonts w:ascii="Arial" w:hAnsi="Arial" w:cs="Arial"/>
               </w:rPr>
               <w:lastRenderedPageBreak/>
-              <w:t>dokumentus, nurodančius tiekėjo, jo subtiekėjo, ūkio subjekto, kurio pajėgumais remiamasi, ir (arba) tiekėjo siūlomų prekių gamintojo pilietybę ir nuolatinę gyvenamąją vietą.</w:t>
+              <w:t>remiamasi, ir (arba) tiekėjo siūlomų prekių gamintojo pilietybę ir nuolatinę gyvenamąją vietą.</w:t>
             </w:r>
           </w:p>
           <w:p>
@@ -7638,7 +7642,6 @@
                 <w:color w:val="000000"/>
                 <w:lang w:val="en-US"/>
               </w:rPr>
-              <w:lastRenderedPageBreak/>
               <w:t>•</w:t>
             </w:r>
             <w:r>
@@ -7670,6 +7673,7 @@
                 <w:color w:val="000000"/>
                 <w:lang w:val="en-US"/>
               </w:rPr>
+              <w:lastRenderedPageBreak/>
               <w:t>•</w:t>
             </w:r>
             <w:r>
@@ -7946,17 +7950,7 @@
                 <w:color w:val="000000"/>
                 <w:lang w:val="en-US"/>
               </w:rPr>
-              <w:t xml:space="preserve">a certificate of declared place of residence or relevant documents from a member state or a third country indicating the citizenship and </w:t>
-            </w:r>
-            <w:r>
-              <w:rPr>
-                <w:rFonts w:ascii="Arial" w:hAnsi="Arial" w:cs="Arial"/>
-                <w:bCs/>
-                <w:color w:val="000000"/>
-                <w:lang w:val="en-US"/>
-              </w:rPr>
-              <w:lastRenderedPageBreak/>
-              <w:t>permanent residence of the persons.</w:t>
+              <w:t>a certificate of declared place of residence or relevant documents from a member state or a third country indicating the citizenship and permanent residence of the persons.</w:t>
             </w:r>
           </w:p>
           <w:p>
@@ -8187,28 +8181,34 @@
                 <w:rFonts w:ascii="Arial" w:hAnsi="Arial" w:cs="Arial"/>
                 <w:color w:val="000000" w:themeColor="text1"/>
               </w:rPr>
+              <w:t>6.2.</w:t>
+            </w:r>
+          </w:p>
+        </w:tc>
+        <w:tc>
+          <w:tcPr>
+            <w:tcW w:w="3263" w:type="dxa"/>
+          </w:tcPr>
+          <w:p>
+            <w:pPr>
+              <w:ind w:left="142" w:right="131"/>
+              <w:jc w:val="both"/>
+              <w:rPr>
+                <w:rFonts w:ascii="Arial" w:hAnsi="Arial" w:cs="Arial"/>
+              </w:rPr>
+            </w:pPr>
+            <w:r>
+              <w:rPr>
+                <w:rFonts w:ascii="Arial" w:hAnsi="Arial" w:cs="Arial"/>
+              </w:rPr>
+              <w:t xml:space="preserve">paslaugų teikimas nebus vykdomas iš VPĮ 92 straipsnio 14 </w:t>
+            </w:r>
+            <w:r>
+              <w:rPr>
+                <w:rFonts w:ascii="Arial" w:hAnsi="Arial" w:cs="Arial"/>
+              </w:rPr>
               <w:lastRenderedPageBreak/>
-              <w:t>6.2.</w:t>
-            </w:r>
-          </w:p>
-        </w:tc>
-        <w:tc>
-          <w:tcPr>
-            <w:tcW w:w="3263" w:type="dxa"/>
-          </w:tcPr>
-          <w:p>
-            <w:pPr>
-              <w:ind w:left="142" w:right="131"/>
-              <w:jc w:val="both"/>
-              <w:rPr>
-                <w:rFonts w:ascii="Arial" w:hAnsi="Arial" w:cs="Arial"/>
-              </w:rPr>
-            </w:pPr>
-            <w:r>
-              <w:rPr>
-                <w:rFonts w:ascii="Arial" w:hAnsi="Arial" w:cs="Arial"/>
-              </w:rPr>
-              <w:t>paslaugų teikimas nebus vykdomas iš VPĮ 92 straipsnio 14 dalyje numatytame sąraše nurodytų valstybių ar teritorijų.</w:t>
+              <w:t>dalyje numatytame sąraše nurodytų valstybių ar teritorijų.</w:t>
             </w:r>
           </w:p>
           <w:p>
@@ -8341,15 +8341,7 @@
                 <w:rFonts w:ascii="Arial" w:hAnsi="Arial" w:cs="Arial"/>
                 <w:iCs/>
               </w:rPr>
-              <w:t xml:space="preserve">Jeigu Tiekėjas, jo subtiekėjai ar ūkio subjektai, kurių pajėgumais remiamasi, ar juos kontroliuojantis asmuo yra nacionaliniam saugumui užtikrinti svarbi įmonė, valstybės įmonė, savivaldybės įmonė, taip pat valstybės valdoma bendrovė ir jų dukterinės bendrovės, išvardintos Nacionaliniam saugumui užtikrinti </w:t>
-            </w:r>
-            <w:r>
-              <w:rPr>
-                <w:rFonts w:ascii="Arial" w:hAnsi="Arial" w:cs="Arial"/>
-                <w:iCs/>
-              </w:rPr>
-              <w:lastRenderedPageBreak/>
-              <w:t>svarbių objektų apsaugos įstatyme, šių subjektų atžvilgiu šis reikalavimas netaikomas.</w:t>
+              <w:t>Jeigu Tiekėjas, jo subtiekėjai ar ūkio subjektai, kurių pajėgumais remiamasi, ar juos kontroliuojantis asmuo yra nacionaliniam saugumui užtikrinti svarbi įmonė, valstybės įmonė, savivaldybės įmonė, taip pat valstybės valdoma bendrovė ir jų dukterinės bendrovės, išvardintos Nacionaliniam saugumui užtikrinti svarbių objektų apsaugos įstatyme, šių subjektų atžvilgiu šis reikalavimas netaikomas.</w:t>
             </w:r>
           </w:p>
         </w:tc>
@@ -8371,7 +8363,6 @@
                 <w:rFonts w:ascii="Arial" w:hAnsi="Arial" w:cs="Arial"/>
                 <w:lang w:val="en-GB"/>
               </w:rPr>
-              <w:lastRenderedPageBreak/>
               <w:t>The Supplier, its Sub-suppliers</w:t>
             </w:r>
             <w:r>
@@ -8461,16 +8452,7 @@
                 <w:iCs/>
                 <w:lang w:val="en-GB"/>
               </w:rPr>
-              <w:t xml:space="preserve"> or Economic entities whose capacity is relied on or the person controlling them is an enterprise important for ensuring national security, a state enterprise, a municipal enterprise, as well as a state-owned company and their subsidiaries listed in the Law on </w:t>
-            </w:r>
-            <w:r>
-              <w:rPr>
-                <w:rFonts w:ascii="Arial" w:hAnsi="Arial" w:cs="Arial"/>
-                <w:iCs/>
-                <w:lang w:val="en-GB"/>
-              </w:rPr>
-              <w:lastRenderedPageBreak/>
-              <w:t>the Protection of Objects Important for Ensuring National Security, this requirement does not apply to these entities.</w:t>
+              <w:t xml:space="preserve"> or Economic entities whose capacity is relied on or the person controlling them is an enterprise important for ensuring national security, a state enterprise, a municipal enterprise, as well as a state-owned company and their subsidiaries listed in the Law on the Protection of Objects Important for Ensuring National Security, this requirement does not apply to these entities.</w:t>
             </w:r>
           </w:p>
         </w:tc>
@@ -8712,13 +8694,13 @@
                 <w:rFonts w:ascii="Arial" w:hAnsi="Arial" w:cs="Arial"/>
               </w:rPr>
             </w:pPr>
-            <w:commentRangeStart w:id="20"/>
+            <w:commentRangeStart w:id="19"/>
             <w:r>
               <w:rPr>
                 <w:rFonts w:ascii="Arial" w:hAnsi="Arial" w:cs="Arial"/>
                 <w:iCs/>
               </w:rPr>
-              <w:t xml:space="preserve">Pirkime negali dalyvauti Tiekėjai, Subtiekėjai, Tiekėjų grupės nariai, Ūkio subjektai, kurių pajėgumais remiamasi , kurie nėra registruoti </w:t>
+              <w:t xml:space="preserve">Pirkime negali dalyvauti Tiekėjai, Subtiekėjai, Tiekėjų grupės nariai, Ūkio subjektai, kurių pajėgumais remiamasi , kurie nėra registruoti (Tiekėjas, Tiekėjų grupės narys, Subtiekėjas, Ūkio subjektas, kurio pajėgumais remiamasi, Kvazisubtiekėjas, kuris yra fizinis </w:t>
             </w:r>
             <w:r>
               <w:rPr>
@@ -8726,9 +8708,9 @@
                 <w:iCs/>
               </w:rPr>
               <w:lastRenderedPageBreak/>
-              <w:t>(Tiekėjas, Tiekėjų grupės narys, Subtiekėjas, Ūkio subjektas, kurio pajėgumais remiamasi, Kvazisubtiekėjas, kuris yra fizinis asmuo – nuolat gyvenantis ar turintys pilietybę) Europos Sąjungos valstybėje narėje, Šiaurės Atlanto sutarties organizacijos valstybėje narėje ar trečiojoje šalyje, pasirašiusioje PĮ 29 straipsnio 4 dalyje nurodytus tarptautinius susitarimus.</w:t>
-            </w:r>
-            <w:commentRangeEnd w:id="20"/>
+              <w:t>asmuo – nuolat gyvenantis ar turintys pilietybę) Europos Sąjungos valstybėje narėje, Šiaurės Atlanto sutarties organizacijos valstybėje narėje ar trečiojoje šalyje, pasirašiusioje PĮ 29 straipsnio 4 dalyje nurodytus tarptautinius susitarimus.</w:t>
+            </w:r>
+            <w:commentRangeEnd w:id="19"/>
             <w:r>
               <w:rPr>
                 <w:rStyle w:val="CommentReference"/>
@@ -8737,7 +8719,7 @@
                 <w:sz w:val="20"/>
                 <w:szCs w:val="20"/>
               </w:rPr>
-              <w:commentReference w:id="20"/>
+              <w:commentReference w:id="19"/>
             </w:r>
             <w:r>
               <w:rPr>
@@ -8771,18 +8753,7 @@
                 <w:lang w:val="en-GB"/>
               </w:rPr>
               <w:lastRenderedPageBreak/>
-              <w:t xml:space="preserve">The Suppliers, the Sub-suppliers, members of the Supplier group or the Economic entity whose capacity is relied on may not </w:t>
-            </w:r>
-            <w:r>
-              <w:rPr>
-                <w:rFonts w:ascii="Arial" w:hAnsi="Arial" w:cs="Arial"/>
-                <w:bCs/>
-                <w:iCs/>
-                <w:color w:val="000000"/>
-                <w:lang w:val="en-GB"/>
-              </w:rPr>
-              <w:lastRenderedPageBreak/>
-              <w:t>participate in the Procurement</w:t>
+              <w:t>The Suppliers, the Sub-suppliers, members of the Supplier group or the Economic entity whose capacity is relied on may not participate in the Procurement</w:t>
             </w:r>
             <w:r>
               <w:rPr>
@@ -8790,7 +8761,16 @@
                 <w:iCs/>
                 <w:lang w:val="en-GB"/>
               </w:rPr>
-              <w:t xml:space="preserve"> that are not registered (the Supplier, the Sub-supplier, a member of the Supplier group, the Economic entity on whose capacities the Supplier relies on, the Quasi-Sub-supplier, a natural person is not a permanent resident or has a citizenship) in a member state of the European Union, member state of the North Atlantic Treaty Organization or in a third country which is a signatory to the international agreements referred to in Article 29 (4) of the LP.</w:t>
+              <w:t xml:space="preserve"> that are not registered (the Supplier, the Sub-supplier, a member of the Supplier group, </w:t>
+            </w:r>
+            <w:r>
+              <w:rPr>
+                <w:rFonts w:ascii="Arial" w:hAnsi="Arial" w:cs="Arial"/>
+                <w:iCs/>
+                <w:lang w:val="en-GB"/>
+              </w:rPr>
+              <w:lastRenderedPageBreak/>
+              <w:t>the Economic entity on whose capacities the Supplier relies on, the Quasi-Sub-supplier, a natural person is not a permanent resident or has a citizenship) in a member state of the European Union, member state of the North Atlantic Treaty Organization or in a third country which is a signatory to the international agreements referred to in Article 29 (4) of the LP.</w:t>
             </w:r>
           </w:p>
         </w:tc>
@@ -9341,38 +9321,31 @@
                 <w:rFonts w:ascii="Arial" w:hAnsi="Arial" w:cs="Arial"/>
                 <w:iCs/>
               </w:rPr>
-              <w:t xml:space="preserve">Ekonomiškai naudingiausią pasiūlymą pateikęs Tiekėjas/ Tiekėjų grupės nariai privalo užpildyti Veiklos partnerių patikros klausimyną ir užtikrinti, kad Sutarties šalis – veiklos </w:t>
+              <w:t>Ekonomiškai naudingiausią pasiūlymą pateikęs Tiekėjas/ Tiekėjų grupės nariai privalo užpildyti Veiklos partnerių patikros klausimyną ir užtikrinti, kad Sutarties šalis – veiklos partneris nekelia Perkančiajam subjektui rizikų</w:t>
             </w:r>
             <w:r>
               <w:rPr>
                 <w:rFonts w:ascii="Arial" w:hAnsi="Arial" w:cs="Arial"/>
                 <w:iCs/>
               </w:rPr>
+              <w:footnoteReference w:id="11"/>
+            </w:r>
+          </w:p>
+          <w:p>
+            <w:pPr>
+              <w:ind w:left="142" w:right="131"/>
+              <w:jc w:val="both"/>
+              <w:rPr>
+                <w:rFonts w:ascii="Arial" w:hAnsi="Arial" w:cs="Arial"/>
+                <w:iCs/>
+              </w:rPr>
+            </w:pPr>
+            <w:r>
+              <w:rPr>
+                <w:rFonts w:ascii="Arial" w:hAnsi="Arial" w:cs="Arial"/>
+                <w:iCs/>
+              </w:rPr>
               <w:lastRenderedPageBreak/>
-              <w:t>partneris nekelia Perkančiajam subjektui rizikų</w:t>
-            </w:r>
-            <w:r>
-              <w:rPr>
-                <w:rFonts w:ascii="Arial" w:hAnsi="Arial" w:cs="Arial"/>
-                <w:iCs/>
-              </w:rPr>
-              <w:footnoteReference w:id="11"/>
-            </w:r>
-          </w:p>
-          <w:p>
-            <w:pPr>
-              <w:ind w:left="142" w:right="131"/>
-              <w:jc w:val="both"/>
-              <w:rPr>
-                <w:rFonts w:ascii="Arial" w:hAnsi="Arial" w:cs="Arial"/>
-                <w:iCs/>
-              </w:rPr>
-            </w:pPr>
-            <w:r>
-              <w:rPr>
-                <w:rFonts w:ascii="Arial" w:hAnsi="Arial" w:cs="Arial"/>
-                <w:iCs/>
-              </w:rPr>
               <w:t>Reikalavimas netaikomas ekonomiškai naudingiausią pasiūlymą pateikusiems tiekėjams, kurie yra Lietuvos Respublikos valstybės ar savivaldybės institucijos, įstaigos ar bendrovė, kurių kontrolinis akcijų paketas priklauso valstybei ar savivaldybei ar jų dukterinė bendrovė, taip pat jei ekonomiškai naudingiausią pasiūlymą pateikęs tiekėjas yra UAB „EPSO-G“ įmonių grupės bendrovė.</w:t>
             </w:r>
           </w:p>
@@ -9398,7 +9371,7 @@
                 <w:lang w:val="en-GB"/>
               </w:rPr>
               <w:lastRenderedPageBreak/>
-              <w:t xml:space="preserve">The Supplier / members of a group of suppliers that has submitted the most economically advantageous tender must complete the Business Partner Due Diligence Questionnaire and </w:t>
+              <w:t xml:space="preserve">The Supplier / members of a group of suppliers that has submitted the most economically advantageous tender must complete the Business Partner Due Diligence Questionnaire and ensure that the contracting party – the business partner – does not </w:t>
             </w:r>
             <w:r>
               <w:rPr>
@@ -9407,7 +9380,7 @@
                 <w:lang w:val="en-GB"/>
               </w:rPr>
               <w:lastRenderedPageBreak/>
-              <w:t>ensure that the contracting party – the business partner – does not pose risks to the Contracting Entity.</w:t>
+              <w:t>pose risks to the Contracting Entity.</w:t>
             </w:r>
             <w:r>
               <w:rPr>
@@ -9467,7 +9440,7 @@
                 <w:iCs/>
               </w:rPr>
               <w:lastRenderedPageBreak/>
-              <w:t xml:space="preserve">Ekonomiškai naudingiausią pasiūlymą pateikusiam Tiekėjui/Tiekėjų grupės nariams Perkantysis subjektas pateiks prašymą per Perkančiojo subjekto nustatytą terminą, kuris negali būti </w:t>
+              <w:t xml:space="preserve">Ekonomiškai naudingiausią pasiūlymą pateikusiam Tiekėjui/Tiekėjų grupės nariams Perkantysis subjektas pateiks prašymą per Perkančiojo subjekto nustatytą terminą, kuris negali būti trumpesnis kaip 3 darbo dienos, užpildyti Veiklos partnerių patikros </w:t>
             </w:r>
             <w:r>
               <w:rPr>
@@ -9475,9 +9448,9 @@
                 <w:iCs/>
               </w:rPr>
               <w:lastRenderedPageBreak/>
-              <w:t xml:space="preserve">trumpesnis kaip 3 darbo dienos, užpildyti Veiklos partnerių patikros privalomai pildomą klausimyną, kuris bus atsiunčiamas Tiekėjo Pasiūlyme nurodytu elektroninio pašto adresu. Su klausimynu galima susipažinti nuorodoje: </w:t>
-            </w:r>
-            <w:hyperlink r:id="rId11" w:history="1">
+              <w:t xml:space="preserve">privalomai pildomą klausimyną, kuris bus atsiunčiamas Tiekėjo Pasiūlyme nurodytu elektroninio pašto adresu. Su klausimynu galima susipažinti nuorodoje: </w:t>
+            </w:r>
+            <w:hyperlink r:id="rId12" w:history="1">
               <w:r>
                 <w:rPr>
                   <w:rFonts w:ascii="Arial" w:hAnsi="Arial" w:cs="Arial"/>
@@ -9543,15 +9516,7 @@
                 <w:rFonts w:ascii="Arial" w:hAnsi="Arial" w:cs="Arial"/>
                 <w:iCs/>
               </w:rPr>
-              <w:t xml:space="preserve">Perkantysis subjektas atliks su ekonomiškai naudingiausią pasiūlymą pateikusiu tiekėju (tiekėjų grupės nariais, subtiekėjais) susijusių duomenų iš klausimyno ir (ar) prieinamų šaltinių įvertinimą  veiklos partnerio rizikos aspektu. Per Perkančiojo subjekto nustatytą </w:t>
-            </w:r>
-            <w:r>
-              <w:rPr>
-                <w:rFonts w:ascii="Arial" w:hAnsi="Arial" w:cs="Arial"/>
-                <w:iCs/>
-              </w:rPr>
-              <w:lastRenderedPageBreak/>
-              <w:t xml:space="preserve">terminą neužpildžius klausimyno, Tiekėjo pasiūlymas bus atmetamas.  </w:t>
+              <w:t xml:space="preserve">Perkantysis subjektas atliks su ekonomiškai naudingiausią pasiūlymą pateikusiu tiekėju (tiekėjų grupės nariais, subtiekėjais) susijusių duomenų iš klausimyno ir (ar) prieinamų šaltinių įvertinimą  veiklos partnerio rizikos aspektu. Per Perkančiojo subjekto nustatytą terminą neužpildžius klausimyno, Tiekėjo pasiūlymas bus atmetamas.  </w:t>
             </w:r>
           </w:p>
           <w:p>
@@ -9601,6 +9566,7 @@
                 <w:rFonts w:ascii="Arial" w:hAnsi="Arial" w:cs="Arial"/>
                 <w:iCs/>
               </w:rPr>
+              <w:lastRenderedPageBreak/>
               <w:t xml:space="preserve">pareikalauti papildomų dokumentų, kurie panaikintų / sumažintų abejones dėl rizikos; </w:t>
             </w:r>
           </w:p>
@@ -9682,7 +9648,7 @@
                 <w:lang w:val="en-GB"/>
               </w:rPr>
               <w:lastRenderedPageBreak/>
-              <w:t xml:space="preserve">After the Supplier / members of a group of suppliers have submitted the most economically advantageous tender, the Contracting Entity shall submit a request requiring them, within a time limit set by the </w:t>
+              <w:t xml:space="preserve">After the Supplier / members of a group of suppliers have submitted the most economically advantageous tender, the Contracting Entity shall submit a request requiring them, within a time limit set by the Contracting Entity that may not be shorter than 3 working days, to </w:t>
             </w:r>
             <w:r>
               <w:rPr>
@@ -9691,9 +9657,9 @@
                 <w:lang w:val="en-GB"/>
               </w:rPr>
               <w:lastRenderedPageBreak/>
-              <w:t xml:space="preserve">Contracting Entity that may not be shorter than 3 working days, to complete the mandatory Business Partner Due Diligence Questionnaire, which will be sent at e-mail indicated by the Supplier in the Tender. The questionnaire can be reviewed at the following link: </w:t>
-            </w:r>
-            <w:hyperlink r:id="rId12" w:history="1">
+              <w:t xml:space="preserve">complete the mandatory Business Partner Due Diligence Questionnaire, which will be sent at e-mail indicated by the Supplier in the Tender. The questionnaire can be reviewed at the following link: </w:t>
+            </w:r>
+            <w:hyperlink r:id="rId13" w:history="1">
               <w:r>
                 <w:rPr>
                   <w:rFonts w:ascii="Arial" w:hAnsi="Arial" w:cs="Arial"/>
@@ -9764,16 +9730,7 @@
                 <w:iCs/>
                 <w:lang w:val="en-GB"/>
               </w:rPr>
-              <w:t xml:space="preserve">The Contracting Entity shall assess, from a business partner risk perspective, the information provided in the questionnaire and/or data available from other sources in relation to the supplier (members of a </w:t>
-            </w:r>
-            <w:r>
-              <w:rPr>
-                <w:rFonts w:ascii="Arial" w:hAnsi="Arial" w:cs="Arial"/>
-                <w:iCs/>
-                <w:lang w:val="en-GB"/>
-              </w:rPr>
-              <w:lastRenderedPageBreak/>
-              <w:t>group of suppliers, subcontractors) that submitted the most economically advantageous tender. If the questionnaire is not completed within the time limit set by the Contracting Entity, the Supplier’s tender shall be rejected.</w:t>
+              <w:t>The Contracting Entity shall assess, from a business partner risk perspective, the information provided in the questionnaire and/or data available from other sources in relation to the supplier (members of a group of suppliers, subcontractors) that submitted the most economically advantageous tender. If the questionnaire is not completed within the time limit set by the Contracting Entity, the Supplier’s tender shall be rejected.</w:t>
             </w:r>
           </w:p>
           <w:p>
@@ -9975,7 +9932,7 @@
                 <w:color w:val="000000" w:themeColor="text1"/>
               </w:rPr>
             </w:pPr>
-            <w:bookmarkStart w:id="21" w:name="_Toc192151392"/>
+            <w:bookmarkStart w:id="20" w:name="_Toc192151392"/>
             <w:r>
               <w:rPr>
                 <w:rFonts w:ascii="Arial" w:hAnsi="Arial" w:cs="Arial"/>
@@ -9985,7 +9942,7 @@
               </w:rPr>
               <w:t>SOCIALINIAI REIKALAVIMAI</w:t>
             </w:r>
-            <w:bookmarkEnd w:id="21"/>
+            <w:bookmarkEnd w:id="20"/>
           </w:p>
         </w:tc>
         <w:tc>
@@ -10428,7 +10385,6 @@
                 <w:rFonts w:ascii="Arial" w:hAnsi="Arial" w:cs="Arial"/>
                 <w:color w:val="000000" w:themeColor="text1"/>
               </w:rPr>
-              <w:lastRenderedPageBreak/>
               <w:t>1.</w:t>
             </w:r>
           </w:p>
@@ -10462,7 +10418,18 @@
                 <w:iCs/>
                 <w:u w:val="single"/>
               </w:rPr>
-              <w:t>taikomos bent viena iš žemiau nurodytų šeimos ir darbo įsipareigojimų derinimo priemonių</w:t>
+              <w:t xml:space="preserve">taikomos bent viena iš žemiau </w:t>
+            </w:r>
+            <w:r>
+              <w:rPr>
+                <w:rFonts w:ascii="Arial" w:hAnsi="Arial" w:cs="Arial"/>
+                <w:b/>
+                <w:bCs/>
+                <w:iCs/>
+                <w:u w:val="single"/>
+              </w:rPr>
+              <w:lastRenderedPageBreak/>
+              <w:t>nurodytų šeimos ir darbo įsipareigojimų derinimo priemonių</w:t>
             </w:r>
             <w:r>
               <w:rPr>
@@ -10577,15 +10544,7 @@
                 <w:rFonts w:ascii="Arial" w:hAnsi="Arial" w:cs="Arial"/>
                 <w:iCs/>
               </w:rPr>
-              <w:t xml:space="preserve">6. galimybė, esant poreikiui, atsivesti vaiką (įvaikį, globotinį, rūpintinį) į darbovietę ar suteikiama kompensacija už </w:t>
-            </w:r>
-            <w:r>
-              <w:rPr>
-                <w:rFonts w:ascii="Arial" w:hAnsi="Arial" w:cs="Arial"/>
-                <w:iCs/>
-              </w:rPr>
-              <w:lastRenderedPageBreak/>
-              <w:t>vaiko (įvaikio, globotinio, rūpintinio) priežiūros paslaugas;</w:t>
+              <w:t>6. galimybė, esant poreikiui, atsivesti vaiką (įvaikį, globotinį, rūpintinį) į darbovietę ar suteikiama kompensacija už vaiko (įvaikio, globotinio, rūpintinio) priežiūros paslaugas;</w:t>
             </w:r>
           </w:p>
           <w:p>
@@ -10620,6 +10579,7 @@
                 <w:rFonts w:ascii="Arial" w:hAnsi="Arial" w:cs="Arial"/>
                 <w:iCs/>
               </w:rPr>
+              <w:lastRenderedPageBreak/>
               <w:t>8. suteikiama kompensacija atlygiui, kurį darbuotojas moka ateinančiam slaugytojui ar individualios priežiūros darbuotojui už šeimos narių ar kartu gyvenančių asmenų, kuriems nustatyta nuolatinė slauga ar priežiūra, slaugą / priežiūrą tuo metu, kuomet jis/ji dirba.</w:t>
             </w:r>
           </w:p>
@@ -10680,7 +10640,7 @@
                 <w:i/>
                 <w:iCs/>
               </w:rPr>
-              <w:t xml:space="preserve">Jeigu pasirenkamas individualus darbo laiko režimas, darbuotojas ir darbdavys dėl darbo laiko normos paskirstymo susitaria savo nuožiūra. Tik </w:t>
+              <w:t xml:space="preserve">Jeigu pasirenkamas individualus darbo laiko režimas, darbuotojas ir darbdavys dėl darbo laiko normos paskirstymo susitaria savo nuožiūra. Tik svarbu, kad nebūtų pažeisti maksimaliojo darbo laiko ir minimaliojo poilsio laiko reikalavimai, pavyzdžiui, galima </w:t>
             </w:r>
             <w:r>
               <w:rPr>
@@ -10689,7 +10649,7 @@
                 <w:iCs/>
               </w:rPr>
               <w:lastRenderedPageBreak/>
-              <w:t>svarbu, kad nebūtų pažeisti maksimaliojo darbo laiko ir minimaliojo poilsio laiko reikalavimai, pavyzdžiui, galima susitarti dirbti 4 dienas po 10 val. ir turėti 3 dienų savaitgalį.</w:t>
+              <w:t>susitarti dirbti 4 dienas po 10 val. ir turėti 3 dienų savaitgalį.</w:t>
             </w:r>
             <w:r>
               <w:rPr>
@@ -10791,7 +10751,18 @@
                 <w:u w:val="single"/>
                 <w:lang w:val="en-GB"/>
               </w:rPr>
-              <w:t xml:space="preserve"> at least one of the following family and work-life balance measures must be applied to the supplier's or sub-suppliers, or economic entities whose capacity is relied on   employee(s) </w:t>
+              <w:t xml:space="preserve"> at least one of the following family and work-life balance measures must be applied to the supplier's or sub-suppliers, or economic entities whose capacity is relied on   </w:t>
+            </w:r>
+            <w:r>
+              <w:rPr>
+                <w:rFonts w:ascii="Arial" w:hAnsi="Arial" w:cs="Arial"/>
+                <w:b/>
+                <w:bCs/>
+                <w:u w:val="single"/>
+                <w:lang w:val="en-GB"/>
+              </w:rPr>
+              <w:lastRenderedPageBreak/>
+              <w:t xml:space="preserve">employee(s) </w:t>
             </w:r>
             <w:r>
               <w:rPr>
@@ -11006,15 +10977,7 @@
                 <w:rFonts w:ascii="Arial" w:hAnsi="Arial" w:cs="Arial"/>
                 <w:lang w:val="en-GB"/>
               </w:rPr>
-              <w:t xml:space="preserve">Compensation for the payment the employee make to caregivers or individual care workers for the care of family members or </w:t>
-            </w:r>
-            <w:r>
-              <w:rPr>
-                <w:rFonts w:ascii="Arial" w:hAnsi="Arial" w:cs="Arial"/>
-                <w:lang w:val="en-GB"/>
-              </w:rPr>
-              <w:lastRenderedPageBreak/>
-              <w:t>cohabitants who require continuous nursing or care while he/she works.</w:t>
+              <w:t>Compensation for the payment the employee make to caregivers or individual care workers for the care of family members or cohabitants who require continuous nursing or care while he/she works.</w:t>
             </w:r>
           </w:p>
           <w:p>
@@ -11035,50 +10998,51 @@
                 <w:iCs/>
                 <w:lang w:val="en-GB" w:eastAsia="lt-LT"/>
               </w:rPr>
-              <w:t>* While working under this work schedule, the employee must be present at the workplace during fixed hours of the workday, while the remaining hours of the day can be worked before or after these fixed hours. Typically, the fixed workday hours that the employee must spend at the workplace are determined by the employer, while the employee chooses when to complete the non-fixed hours. With the employer's consent, it is possible to transfer unused non-fixed workday hours to another workday, provided that maximum working time and minimum rest time requirements are not violated.</w:t>
-            </w:r>
-          </w:p>
-          <w:p>
-            <w:pPr>
-              <w:ind w:left="153" w:right="142"/>
-              <w:jc w:val="both"/>
+              <w:t xml:space="preserve">* While working under this work schedule, the employee must be present at the workplace during fixed hours of the workday, while </w:t>
+            </w:r>
+            <w:r>
               <w:rPr>
                 <w:rFonts w:ascii="Arial" w:eastAsia="Times New Roman" w:hAnsi="Arial" w:cs="Arial"/>
                 <w:i/>
                 <w:iCs/>
                 <w:lang w:val="en-GB" w:eastAsia="lt-LT"/>
               </w:rPr>
-            </w:pPr>
-            <w:r>
+              <w:lastRenderedPageBreak/>
+              <w:t>the remaining hours of the day can be worked before or after these fixed hours. Typically, the fixed workday hours that the employee must spend at the workplace are determined by the employer, while the employee chooses when to complete the non-fixed hours. With the employer's consent, it is possible to transfer unused non-fixed workday hours to another workday, provided that maximum working time and minimum rest time requirements are not violated.</w:t>
+            </w:r>
+          </w:p>
+          <w:p>
+            <w:pPr>
+              <w:ind w:left="153" w:right="142"/>
+              <w:jc w:val="both"/>
               <w:rPr>
                 <w:rFonts w:ascii="Arial" w:eastAsia="Times New Roman" w:hAnsi="Arial" w:cs="Arial"/>
                 <w:i/>
                 <w:iCs/>
                 <w:lang w:val="en-GB" w:eastAsia="lt-LT"/>
               </w:rPr>
-              <w:t>** If an individual work schedule is chosen, the employee and employer agree on the distribution of the work time norm at their discretion. It is important to ensure that the maximum working time and minimum rest time requirements are not violated. For example, they can agree to work 10 hours a day for 4 days and have a 3-day weekend.</w:t>
-            </w:r>
-          </w:p>
-          <w:p>
-            <w:pPr>
-              <w:ind w:left="153" w:right="142"/>
-              <w:jc w:val="both"/>
+            </w:pPr>
+            <w:r>
               <w:rPr>
                 <w:rFonts w:ascii="Arial" w:eastAsia="Times New Roman" w:hAnsi="Arial" w:cs="Arial"/>
                 <w:i/>
                 <w:iCs/>
                 <w:lang w:val="en-GB" w:eastAsia="lt-LT"/>
               </w:rPr>
-            </w:pPr>
-            <w:r>
+              <w:t>** If an individual work schedule is chosen, the employee and employer agree on the distribution of the work time norm at their discretion. It is important to ensure that the maximum working time and minimum rest time requirements are not violated. For example, they can agree to work 10 hours a day for 4 days and have a 3-day weekend.</w:t>
+            </w:r>
+          </w:p>
+          <w:p>
+            <w:pPr>
+              <w:ind w:left="153" w:right="142"/>
+              <w:jc w:val="both"/>
               <w:rPr>
                 <w:rFonts w:ascii="Arial" w:eastAsia="Times New Roman" w:hAnsi="Arial" w:cs="Arial"/>
                 <w:i/>
                 <w:iCs/>
                 <w:lang w:val="en-GB" w:eastAsia="lt-LT"/>
               </w:rPr>
-              <w:t xml:space="preserve">*** When working under this schedule, the workday includes a break for rest and meals that is longer than the maximum legally prescribed break duration, i.e., longer than two hours. For </w:t>
-            </w:r>
+            </w:pPr>
             <w:r>
               <w:rPr>
                 <w:rFonts w:ascii="Arial" w:eastAsia="Times New Roman" w:hAnsi="Arial" w:cs="Arial"/>
@@ -11086,8 +11050,7 @@
                 <w:iCs/>
                 <w:lang w:val="en-GB" w:eastAsia="lt-LT"/>
               </w:rPr>
-              <w:lastRenderedPageBreak/>
-              <w:t>example, the employee may work 4 hours, then take a 3-hour break for rest and meals, during which they may leave the workplace, and then return to work for another 4 hours.</w:t>
+              <w:t>*** When working under this schedule, the workday includes a break for rest and meals that is longer than the maximum legally prescribed break duration, i.e., longer than two hours. For example, the employee may work 4 hours, then take a 3-hour break for rest and meals, during which they may leave the workplace, and then return to work for another 4 hours.</w:t>
             </w:r>
           </w:p>
           <w:p>
@@ -11110,6 +11073,7 @@
                 <w:iCs/>
                 <w:lang w:val="en-GB" w:eastAsia="lt-LT"/>
               </w:rPr>
+              <w:lastRenderedPageBreak/>
               <w:t>**** Remote work is a form of work organization or method of performing work in which the employee regularly carries out their assigned work functions or a portion of them remotely, for all or part of their working time, in accordance with an agreement with the employer. This takes place at a location other than the workplace agreed upon by both parties in the employment contract, using information and communication technologies</w:t>
             </w:r>
             <w:r>
@@ -11192,7 +11156,16 @@
                 <w:b/>
                 <w:bCs/>
               </w:rPr>
-              <w:t>Kitų dokumentų bus prašoma pateikti tik iš Tiekėjo, kuris pagal sudarytą pasiūlymų eilę, pateikė ekonomiškai naudingiausią pasiūlymą:</w:t>
+              <w:t xml:space="preserve">Kitų dokumentų bus prašoma pateikti tik iš Tiekėjo, kuris pagal sudarytą pasiūlymų eilę, pateikė </w:t>
+            </w:r>
+            <w:r>
+              <w:rPr>
+                <w:rFonts w:ascii="Arial" w:hAnsi="Arial" w:cs="Arial"/>
+                <w:b/>
+                <w:bCs/>
+              </w:rPr>
+              <w:lastRenderedPageBreak/>
+              <w:t>ekonomiškai naudingiausią pasiūlymą:</w:t>
             </w:r>
             <w:r>
               <w:rPr>
@@ -11261,14 +11234,14 @@
               <w:rPr>
                 <w:rFonts w:ascii="Arial" w:hAnsi="Arial" w:cs="Arial"/>
               </w:rPr>
-              <w:t xml:space="preserve">Jeigu tiekėjas taiko 3 punkte numatytą priemonę – bent vieno asmens, kuris tiesiogiai dalyvaus vykdant pirkimo </w:t>
+              <w:t xml:space="preserve">Jeigu tiekėjas taiko 3 punkte numatytą priemonę – bent vieno asmens, kuris tiesiogiai dalyvaus vykdant pirkimo sutartį, darbo grafiką arba kitą lygiavertį įpareigojančios formos dokumentą, pagal kurį tiekėjo darbuotojams, kurie tiesiogiai vykdys pirkimo sutartį, taikomos nurodytos </w:t>
             </w:r>
             <w:r>
               <w:rPr>
                 <w:rFonts w:ascii="Arial" w:hAnsi="Arial" w:cs="Arial"/>
               </w:rPr>
               <w:lastRenderedPageBreak/>
-              <w:t>sutartį, darbo grafiką arba kitą lygiavertį įpareigojančios formos dokumentą, pagal kurį tiekėjo darbuotojams, kurie tiesiogiai vykdys pirkimo sutartį, taikomos nurodytos šeimos ir darbo interesų derinimo priemonės;</w:t>
+              <w:t>šeimos ir darbo interesų derinimo priemonės;</w:t>
             </w:r>
           </w:p>
           <w:p>
@@ -11331,8 +11304,14 @@
               <w:rPr>
                 <w:rFonts w:ascii="Arial" w:hAnsi="Arial" w:cs="Arial"/>
               </w:rPr>
+              <w:t xml:space="preserve">Jeigu tiekėjas taiko 6 punkte numatytą priemonę – patvirtintas darbo tvarkos taisykles arba nacionalinę (tarpšakinę), teritorinę, šakos (gamybos, paslaugų, profesinę), darbdavio ar </w:t>
+            </w:r>
+            <w:r>
+              <w:rPr>
+                <w:rFonts w:ascii="Arial" w:hAnsi="Arial" w:cs="Arial"/>
+              </w:rPr>
               <w:lastRenderedPageBreak/>
-              <w:t>Jeigu tiekėjas taiko 6 punkte numatytą priemonę – patvirtintas darbo tvarkos taisykles arba nacionalinę (tarpšakinę), teritorinę, šakos (gamybos, paslaugų, profesinę), darbdavio ar darbovietės lygmens kolektyvinę sutartį arba kitą lygiavertį įpareigojančios formos dokumentą, pagal kurį tiekėjo darbuotojams, kurie tiesiogiai vykdys pirkimo sutartį, taikomos nurodytos šeimos ir darbo interesų derinimo priemonės;</w:t>
+              <w:t>darbovietės lygmens kolektyvinę sutartį arba kitą lygiavertį įpareigojančios formos dokumentą, pagal kurį tiekėjo darbuotojams, kurie tiesiogiai vykdys pirkimo sutartį, taikomos nurodytos šeimos ir darbo interesų derinimo priemonės;</w:t>
             </w:r>
           </w:p>
           <w:p>
@@ -11373,14 +11352,14 @@
               <w:rPr>
                 <w:rFonts w:ascii="Arial" w:hAnsi="Arial" w:cs="Arial"/>
               </w:rPr>
-              <w:t xml:space="preserve">Jeigu tiekėjas taiko 8 punkte numatytą priemonę – įrodymus dėl suteikiamos kompensacijos už vaikų priežiūros paslaugas, už asmenų, kuriems nustatyta nuolatinė slauga ar priežiūra, slaugą / priežiūrą, pateikiant sutarties su teikiančiu vaiko </w:t>
+              <w:t xml:space="preserve">Jeigu tiekėjas taiko 8 punkte numatytą priemonę – įrodymus dėl suteikiamos kompensacijos už asmenų, kuriems nustatyta nuolatinė slauga ar priežiūra, slaugą / priežiūrą, pateikiant sutarties su teikiančiu slaugos, priežiūros paslaugas asmeniu arba institucija kopiją, mokėjimo įvykdymo patvirtinimą (pavedimo kopiją) arba kitą lygiavertį dokumentą arba kitą lygiavertį įpareigojančios formos dokumentą, pagal kurį tiekėjo </w:t>
             </w:r>
             <w:r>
               <w:rPr>
                 <w:rFonts w:ascii="Arial" w:hAnsi="Arial" w:cs="Arial"/>
               </w:rPr>
               <w:lastRenderedPageBreak/>
-              <w:t>priežiūros paslaugas / slaugos, priežiūros paslaugas asmeniu arba institucija kopiją, mokėjimo įvykdymo patvirtinimą (pavedimo kopiją) arba kitą lygiavertį dokumentą arba kitą lygiavertį įpareigojančios formos dokumentą, pagal kurį tiekėjo darbuotojams, kurie tiesiogiai vykdys pirkimo sutartį, taikomos nurodytos šeimos ir darbo interesų derinimo priemonės.</w:t>
+              <w:t>darbuotojams, kurie tiesiogiai vykdys pirkimo sutartį, taikomos nurodytos šeimos ir darbo interesų derinimo priemonės.</w:t>
             </w:r>
           </w:p>
         </w:tc>
@@ -11442,7 +11421,17 @@
                 <w:bCs/>
                 <w:lang w:val="en-GB"/>
               </w:rPr>
-              <w:t>Other documents will be requested only from the Supplier who, according to the ranking of tenders, submitted the most economically advantageous tender:</w:t>
+              <w:t xml:space="preserve">Other documents will be requested only from the Supplier who, according to the ranking of </w:t>
+            </w:r>
+            <w:r>
+              <w:rPr>
+                <w:rFonts w:ascii="Arial" w:hAnsi="Arial" w:cs="Arial"/>
+                <w:b/>
+                <w:bCs/>
+                <w:lang w:val="en-GB"/>
+              </w:rPr>
+              <w:lastRenderedPageBreak/>
+              <w:t>tenders, submitted the most economically advantageous tender:</w:t>
             </w:r>
             <w:r>
               <w:rPr>
@@ -11541,15 +11530,7 @@
                 <w:rFonts w:ascii="Arial" w:hAnsi="Arial" w:cs="Arial"/>
                 <w:lang w:val="en-GB"/>
               </w:rPr>
-              <w:t xml:space="preserve">If the supplier applies the measure specified in point 3 – the work schedule of at least one person directly involved in implementing the procurement contract or another </w:t>
-            </w:r>
-            <w:r>
-              <w:rPr>
-                <w:rFonts w:ascii="Arial" w:hAnsi="Arial" w:cs="Arial"/>
-                <w:lang w:val="en-GB"/>
-              </w:rPr>
-              <w:lastRenderedPageBreak/>
-              <w:t>equivalent binding document under which the measures for reconciling family and work interests apply to the supplier's employees directly implementing the procurement contract;</w:t>
+              <w:t>If the supplier applies the measure specified in point 3 – the work schedule of at least one person directly involved in implementing the procurement contract or another equivalent binding document under which the measures for reconciling family and work interests apply to the supplier's employees directly implementing the procurement contract;</w:t>
             </w:r>
           </w:p>
           <w:p>
@@ -11691,8 +11672,15 @@
                 <w:rFonts w:ascii="Arial" w:hAnsi="Arial" w:cs="Arial"/>
                 <w:lang w:val="en-GB"/>
               </w:rPr>
+              <w:t xml:space="preserve">If the supplier applies the measure specified in point 6 – approved work regulations or a national (intersectoral), territorial, sectoral (manufacturing, services, professional), employer, or workplace-level collective agreement or another equivalent binding </w:t>
+            </w:r>
+            <w:r>
+              <w:rPr>
+                <w:rFonts w:ascii="Arial" w:hAnsi="Arial" w:cs="Arial"/>
+                <w:lang w:val="en-GB"/>
+              </w:rPr>
               <w:lastRenderedPageBreak/>
-              <w:t>If the supplier applies the measure specified in point 6 – approved work regulations or a national (intersectoral), territorial, sectoral (manufacturing, services, professional), employer, or workplace-level collective agreement or another equivalent binding document under which the measures for reconciling family and work interests apply to the supplier's employees directly implementing the procurement contract;</w:t>
+              <w:t>document under which the measures for reconciling family and work interests apply to the supplier's employees directly implementing the procurement contract;</w:t>
             </w:r>
           </w:p>
           <w:p>
@@ -11794,15 +11782,7 @@
                 <w:rFonts w:ascii="Arial" w:hAnsi="Arial" w:cs="Arial"/>
                 <w:lang w:val="en-GB"/>
               </w:rPr>
-              <w:t xml:space="preserve">If the supplier applies the measure specified in point 8 – evidence of compensation provided for childcare services or the care of persons requiring permanent nursing or supervision, by presenting a copy of the agreement with the childcare/nursing service provider or institution, proof of payment (transfer </w:t>
-            </w:r>
-            <w:r>
-              <w:rPr>
-                <w:rFonts w:ascii="Arial" w:hAnsi="Arial" w:cs="Arial"/>
-                <w:lang w:val="en-GB"/>
-              </w:rPr>
-              <w:lastRenderedPageBreak/>
-              <w:t>copy), or another equivalent document or binding form under which the measures for reconciling family and work interests apply to the supplier's employees directly implementing the procurement contract.</w:t>
+              <w:t>If the supplier applies the measure specified in point 8 – evidence of compensation provided for the care of persons requiring permanent nursing or supervision, by presenting a copy of the agreement with nursing service provider or institution, proof of payment (transfer copy), or another equivalent document or binding form under which the measures for reconciling family and work interests apply to the supplier's employees directly implementing the procurement contract.</w:t>
             </w:r>
           </w:p>
           <w:p>
@@ -12399,7 +12379,6 @@
                 <w:rFonts w:ascii="Arial" w:hAnsi="Arial" w:cs="Arial"/>
                 <w:color w:val="000000" w:themeColor="text1"/>
               </w:rPr>
-              <w:lastRenderedPageBreak/>
               <w:t>6.1</w:t>
             </w:r>
             <w:r>
@@ -12508,7 +12487,21 @@
                 <w:rFonts w:ascii="Arial" w:hAnsi="Arial" w:cs="Arial"/>
                 <w:color w:val="000000" w:themeColor="text1"/>
               </w:rPr>
-              <w:t>6.2.</w:t>
+              <w:t>6.</w:t>
+            </w:r>
+            <w:r>
+              <w:rPr>
+                <w:rFonts w:ascii="Arial" w:hAnsi="Arial" w:cs="Arial"/>
+                <w:color w:val="000000" w:themeColor="text1"/>
+              </w:rPr>
+              <w:t>2</w:t>
+            </w:r>
+            <w:r>
+              <w:rPr>
+                <w:rFonts w:ascii="Arial" w:hAnsi="Arial" w:cs="Arial"/>
+                <w:color w:val="000000" w:themeColor="text1"/>
+              </w:rPr>
+              <w:t>.</w:t>
             </w:r>
           </w:p>
         </w:tc>
@@ -12530,28 +12523,14 @@
               <w:rPr>
                 <w:rFonts w:ascii="Arial" w:eastAsia="Arial" w:hAnsi="Arial" w:cs="Arial"/>
               </w:rPr>
-              <w:t xml:space="preserve">Tiekėjas su konkrečiu pasiūlymu privalo pateikti užpildytą </w:t>
-            </w:r>
-            <w:r>
-              <w:rPr>
-                <w:rFonts w:ascii="Arial" w:eastAsia="Arial" w:hAnsi="Arial" w:cs="Arial"/>
-                <w:color w:val="FF0000"/>
-                <w:lang w:val="en-US"/>
-              </w:rPr>
-              <w:t>3</w:t>
-            </w:r>
-            <w:r>
-              <w:rPr>
-                <w:rFonts w:ascii="Arial" w:eastAsia="Arial" w:hAnsi="Arial" w:cs="Arial"/>
-                <w:color w:val="FF0000"/>
-              </w:rPr>
-              <w:t xml:space="preserve"> priedą </w:t>
-            </w:r>
-            <w:r>
-              <w:rPr>
-                <w:rFonts w:ascii="Arial" w:eastAsia="Arial" w:hAnsi="Arial" w:cs="Arial"/>
-              </w:rPr>
-              <w:t>„Konfidenciali informacija“.</w:t>
+              <w:t xml:space="preserve">Konkretūs pasiūlymai turi būti pateikti CVP IS priemonėmis iki konkrečių pasiūlymų pateikimo termino pabaigos. Perkantysis subjektas turi teisę pratęsti konkrečių pasiūlymų pateikimo terminą ir privalo tai padaryti esant PĮ 53 straipsnio 4 dalyje nustatytais atvejais. Apie naują konkrečių pasiūlymų pateikimo terminą CVP IS susirašinėjimo priemonėmis vienu </w:t>
+            </w:r>
+            <w:r>
+              <w:rPr>
+                <w:rFonts w:ascii="Arial" w:eastAsia="Arial" w:hAnsi="Arial" w:cs="Arial"/>
+              </w:rPr>
+              <w:lastRenderedPageBreak/>
+              <w:t>metu informuojami visi tiekėjai, kuriems buvo išsiųstas kvietimas pateikti konkretų pasiūlymą.</w:t>
             </w:r>
           </w:p>
         </w:tc>
@@ -12575,23 +12554,56 @@
                 <w:color w:val="000000" w:themeColor="text1"/>
                 <w:lang w:val="en-US"/>
               </w:rPr>
-              <w:t xml:space="preserve">Together with the specific tender, the Supplier must submit a completed </w:t>
-            </w:r>
-            <w:r>
-              <w:rPr>
-                <w:rFonts w:ascii="Arial" w:hAnsi="Arial" w:cs="Arial"/>
-                <w:color w:val="FF0000"/>
-                <w:lang w:val="en-US"/>
-              </w:rPr>
-              <w:t xml:space="preserve">Annex 3 </w:t>
-            </w:r>
-            <w:r>
-              <w:rPr>
-                <w:rFonts w:ascii="Arial" w:hAnsi="Arial" w:cs="Arial"/>
-                <w:color w:val="000000" w:themeColor="text1"/>
-                <w:lang w:val="en-US"/>
-              </w:rPr>
-              <w:t>“Confidential Information.”</w:t>
+              <w:lastRenderedPageBreak/>
+              <w:t>Specific tenders must be submitted through C</w:t>
+            </w:r>
+            <w:r>
+              <w:rPr>
+                <w:rFonts w:ascii="Arial" w:hAnsi="Arial" w:cs="Arial"/>
+                <w:color w:val="000000" w:themeColor="text1"/>
+                <w:lang w:val="en-US"/>
+              </w:rPr>
+              <w:t>P</w:t>
+            </w:r>
+            <w:r>
+              <w:rPr>
+                <w:rFonts w:ascii="Arial" w:hAnsi="Arial" w:cs="Arial"/>
+                <w:color w:val="000000" w:themeColor="text1"/>
+                <w:lang w:val="en-US"/>
+              </w:rPr>
+              <w:t xml:space="preserve">P IS tools before the deadline for submission of tenders. The Contracting Entity has the right to extend the deadline and is obliged to do so in cases provided for in Article 53(4) of the </w:t>
+            </w:r>
+            <w:r>
+              <w:rPr>
+                <w:rFonts w:ascii="Arial" w:hAnsi="Arial" w:cs="Arial"/>
+                <w:color w:val="000000" w:themeColor="text1"/>
+                <w:lang w:val="en-US"/>
+              </w:rPr>
+              <w:t>LP</w:t>
+            </w:r>
+            <w:r>
+              <w:rPr>
+                <w:rFonts w:ascii="Arial" w:hAnsi="Arial" w:cs="Arial"/>
+                <w:color w:val="000000" w:themeColor="text1"/>
+                <w:lang w:val="en-US"/>
+              </w:rPr>
+              <w:t>. All Suppliers invited to submit specific tenders shall be informed simultaneously through C</w:t>
+            </w:r>
+            <w:r>
+              <w:rPr>
+                <w:rFonts w:ascii="Arial" w:hAnsi="Arial" w:cs="Arial"/>
+                <w:color w:val="000000" w:themeColor="text1"/>
+                <w:lang w:val="en-US"/>
+              </w:rPr>
+              <w:t>P</w:t>
+            </w:r>
+            <w:r>
+              <w:rPr>
+                <w:rFonts w:ascii="Arial" w:hAnsi="Arial" w:cs="Arial"/>
+                <w:color w:val="000000" w:themeColor="text1"/>
+                <w:lang w:val="en-US"/>
+              </w:rPr>
+              <w:t>P IS communication tools about the new deadline.</w:t>
             </w:r>
           </w:p>
         </w:tc>
@@ -12614,7 +12626,21 @@
                 <w:rFonts w:ascii="Arial" w:hAnsi="Arial" w:cs="Arial"/>
                 <w:color w:val="000000" w:themeColor="text1"/>
               </w:rPr>
-              <w:t>6.3.</w:t>
+              <w:t>6.</w:t>
+            </w:r>
+            <w:r>
+              <w:rPr>
+                <w:rFonts w:ascii="Arial" w:hAnsi="Arial" w:cs="Arial"/>
+                <w:color w:val="000000" w:themeColor="text1"/>
+              </w:rPr>
+              <w:t>3</w:t>
+            </w:r>
+            <w:r>
+              <w:rPr>
+                <w:rFonts w:ascii="Arial" w:hAnsi="Arial" w:cs="Arial"/>
+                <w:color w:val="000000" w:themeColor="text1"/>
+              </w:rPr>
+              <w:t>.</w:t>
             </w:r>
           </w:p>
         </w:tc>
@@ -12636,7 +12662,7 @@
               <w:rPr>
                 <w:rFonts w:ascii="Arial" w:eastAsia="Arial" w:hAnsi="Arial" w:cs="Arial"/>
               </w:rPr>
-              <w:t>Konkretūs pasiūlymai turi būti pateikti CVP IS priemonėmis iki konkrečių pasiūlymų pateikimo termino pabaigos. Perkantysis subjektas turi teisę pratęsti konkrečių pasiūlymų pateikimo terminą ir privalo tai padaryti esant PĮ 53 straipsnio 4 dalyje nustatytais atvejais. Apie naują konkrečių pasiūlymų pateikimo terminą CVP IS susirašinėjimo priemonėmis vienu metu informuojami visi tiekėjai, kuriems buvo išsiųstas kvietimas pateikti konkretų pasiūlymą.</w:t>
+              <w:t>Konkretūs pasiūlymai turi būti rengiami, susirašinėjimas tarp tiekėjo ir Perkančiojo subjekto vykdomas – lietuvių arba anglų kalbomis. Jei kurie nors su konkrečiu pasiūlymu teikiami dokumentai parengti ne lietuvių arba anglų kalba, turi būti pateiktas tikslus vertimas į lietuvių arba anglų kalbą. Kilus ginčui, kai kuris nors dokumentas yra parengtas kita, nei pirkimo dokumentuose reikalaujama kalba, pirmenybė yra teikiama dokumentams ar dokumentų vertimui lietuvių arba anglų kalba, išskyrus konkretaus pasiūlymo galiojimo užtikrinimo dokumentą, kai pirmenybė teikiama originaliam tekstui. Kilus įtarimų dėl konkrečiame pasiūlyme pateikto dokumento vertimo kokybės ir (ar) jo atitikties dokumento originalo turiniui, Perkantysis subjektas pasilieka teisę reikalauti pateikti vertėjo parašu ir vertimų biuro antspaudu (jei turi) patvirtintą šio dokumento vertimą ir (arba) nurodyti, kad vertimą atlikusio asmens parašas būtų patvirtintas notariškai.</w:t>
             </w:r>
           </w:p>
         </w:tc>
@@ -12660,55 +12686,103 @@
                 <w:color w:val="000000" w:themeColor="text1"/>
                 <w:lang w:val="en-US"/>
               </w:rPr>
-              <w:t>Specific tenders must be submitted through C</w:t>
-            </w:r>
-            <w:r>
-              <w:rPr>
-                <w:rFonts w:ascii="Arial" w:hAnsi="Arial" w:cs="Arial"/>
-                <w:color w:val="000000" w:themeColor="text1"/>
-                <w:lang w:val="en-US"/>
-              </w:rPr>
-              <w:t>P</w:t>
-            </w:r>
-            <w:r>
-              <w:rPr>
-                <w:rFonts w:ascii="Arial" w:hAnsi="Arial" w:cs="Arial"/>
-                <w:color w:val="000000" w:themeColor="text1"/>
-                <w:lang w:val="en-US"/>
-              </w:rPr>
-              <w:t xml:space="preserve">P IS tools before the deadline for submission of tenders. The Contracting Entity has the right to extend the deadline and is obliged to do so in cases provided for in Article 53(4) of the </w:t>
-            </w:r>
-            <w:r>
-              <w:rPr>
-                <w:rFonts w:ascii="Arial" w:hAnsi="Arial" w:cs="Arial"/>
-                <w:color w:val="000000" w:themeColor="text1"/>
-                <w:lang w:val="en-US"/>
-              </w:rPr>
-              <w:t>LP</w:t>
-            </w:r>
-            <w:r>
-              <w:rPr>
-                <w:rFonts w:ascii="Arial" w:hAnsi="Arial" w:cs="Arial"/>
-                <w:color w:val="000000" w:themeColor="text1"/>
-                <w:lang w:val="en-US"/>
-              </w:rPr>
-              <w:t>. All Suppliers invited to submit specific tenders shall be informed simultaneously through C</w:t>
-            </w:r>
-            <w:r>
-              <w:rPr>
-                <w:rFonts w:ascii="Arial" w:hAnsi="Arial" w:cs="Arial"/>
-                <w:color w:val="000000" w:themeColor="text1"/>
-                <w:lang w:val="en-US"/>
-              </w:rPr>
-              <w:t>P</w:t>
-            </w:r>
-            <w:r>
-              <w:rPr>
-                <w:rFonts w:ascii="Arial" w:hAnsi="Arial" w:cs="Arial"/>
-                <w:color w:val="000000" w:themeColor="text1"/>
-                <w:lang w:val="en-US"/>
-              </w:rPr>
-              <w:t>P IS communication tools about the new deadline.</w:t>
+              <w:t xml:space="preserve">Specific tenders must be prepared, and correspondence between the Supplier and the Contracting Entity conducted, in Lithuanian or English. If any documents submitted with the tender are prepared in a language other than Lithuanian or English, an accurate translation into Lithuanian or English must be provided. In the event of a dispute, when a document is prepared in a language other than those required in the procurement documents, preference shall be given to documents or their translations in Lithuanian or English, except for the tender </w:t>
+            </w:r>
+            <w:r>
+              <w:rPr>
+                <w:rFonts w:ascii="Arial" w:hAnsi="Arial" w:cs="Arial"/>
+                <w:color w:val="000000" w:themeColor="text1"/>
+                <w:lang w:val="en-US"/>
+              </w:rPr>
+              <w:t>sec</w:t>
+            </w:r>
+            <w:r>
+              <w:rPr>
+                <w:rFonts w:ascii="Arial" w:hAnsi="Arial" w:cs="Arial"/>
+                <w:color w:val="000000" w:themeColor="text1"/>
+                <w:lang w:val="en-US"/>
+              </w:rPr>
+              <w:t>u</w:t>
+            </w:r>
+            <w:r>
+              <w:rPr>
+                <w:rFonts w:ascii="Arial" w:hAnsi="Arial" w:cs="Arial"/>
+                <w:color w:val="000000" w:themeColor="text1"/>
+                <w:lang w:val="en-US"/>
+              </w:rPr>
+              <w:t>rity</w:t>
+            </w:r>
+            <w:r>
+              <w:rPr>
+                <w:rFonts w:ascii="Arial" w:hAnsi="Arial" w:cs="Arial"/>
+                <w:color w:val="000000" w:themeColor="text1"/>
+                <w:lang w:val="en-US"/>
+              </w:rPr>
+              <w:t xml:space="preserve"> document, in which case the original text shall prevail. If there are doubts about the quality of the translation and</w:t>
+            </w:r>
+            <w:r>
+              <w:rPr>
+                <w:rFonts w:ascii="Arial" w:hAnsi="Arial" w:cs="Arial"/>
+                <w:color w:val="000000" w:themeColor="text1"/>
+                <w:lang w:val="en-US"/>
+              </w:rPr>
+              <w:t xml:space="preserve"> </w:t>
+            </w:r>
+            <w:r>
+              <w:rPr>
+                <w:rFonts w:ascii="Arial" w:hAnsi="Arial" w:cs="Arial"/>
+                <w:color w:val="000000" w:themeColor="text1"/>
+                <w:lang w:val="en-US"/>
+              </w:rPr>
+              <w:t>/</w:t>
+            </w:r>
+            <w:r>
+              <w:rPr>
+                <w:rFonts w:ascii="Arial" w:hAnsi="Arial" w:cs="Arial"/>
+                <w:color w:val="000000" w:themeColor="text1"/>
+                <w:lang w:val="en-US"/>
+              </w:rPr>
+              <w:t xml:space="preserve"> </w:t>
+            </w:r>
+            <w:r>
+              <w:rPr>
+                <w:rFonts w:ascii="Arial" w:hAnsi="Arial" w:cs="Arial"/>
+                <w:color w:val="000000" w:themeColor="text1"/>
+                <w:lang w:val="en-US"/>
+              </w:rPr>
+              <w:t>or its compliance with the original, the Contracting Entity reserves the right to require submission of a translation certified by the translator’s signature and, if available, the stamp of the translation agency, and</w:t>
+            </w:r>
+            <w:r>
+              <w:rPr>
+                <w:rFonts w:ascii="Arial" w:hAnsi="Arial" w:cs="Arial"/>
+                <w:color w:val="000000" w:themeColor="text1"/>
+                <w:lang w:val="en-US"/>
+              </w:rPr>
+              <w:t xml:space="preserve"> </w:t>
+            </w:r>
+            <w:r>
+              <w:rPr>
+                <w:rFonts w:ascii="Arial" w:hAnsi="Arial" w:cs="Arial"/>
+                <w:color w:val="000000" w:themeColor="text1"/>
+                <w:lang w:val="en-US"/>
+              </w:rPr>
+              <w:t>/</w:t>
+            </w:r>
+            <w:r>
+              <w:rPr>
+                <w:rFonts w:ascii="Arial" w:hAnsi="Arial" w:cs="Arial"/>
+                <w:color w:val="000000" w:themeColor="text1"/>
+                <w:lang w:val="en-US"/>
+              </w:rPr>
+              <w:t xml:space="preserve"> </w:t>
+            </w:r>
+            <w:r>
+              <w:rPr>
+                <w:rFonts w:ascii="Arial" w:hAnsi="Arial" w:cs="Arial"/>
+                <w:color w:val="000000" w:themeColor="text1"/>
+                <w:lang w:val="en-US"/>
+              </w:rPr>
+              <w:t>or notarization of the translator’s signature.</w:t>
             </w:r>
           </w:p>
         </w:tc>
@@ -12731,7 +12805,21 @@
                 <w:rFonts w:ascii="Arial" w:hAnsi="Arial" w:cs="Arial"/>
                 <w:color w:val="000000" w:themeColor="text1"/>
               </w:rPr>
-              <w:t>6.4.</w:t>
+              <w:t>6.</w:t>
+            </w:r>
+            <w:r>
+              <w:rPr>
+                <w:rFonts w:ascii="Arial" w:hAnsi="Arial" w:cs="Arial"/>
+                <w:color w:val="000000" w:themeColor="text1"/>
+              </w:rPr>
+              <w:t>4</w:t>
+            </w:r>
+            <w:r>
+              <w:rPr>
+                <w:rFonts w:ascii="Arial" w:hAnsi="Arial" w:cs="Arial"/>
+                <w:color w:val="000000" w:themeColor="text1"/>
+              </w:rPr>
+              <w:t>.</w:t>
             </w:r>
           </w:p>
         </w:tc>
@@ -12753,7 +12841,7 @@
               <w:rPr>
                 <w:rFonts w:ascii="Arial" w:eastAsia="Arial" w:hAnsi="Arial" w:cs="Arial"/>
               </w:rPr>
-              <w:t>Konkretūs pasiūlymai turi būti rengiami, susirašinėjimas tarp tiekėjo ir Perkančiojo subjekto vykdomas – lietuvių arba anglų kalbomis. Jei kurie nors su konkrečiu pasiūlymu teikiami dokumentai parengti ne lietuvių arba anglų kalba, turi būti pateiktas tikslus vertimas į lietuvių arba anglų kalbą. Kilus ginčui, kai kuris nors dokumentas yra parengtas kita, nei pirkimo dokumentuose reikalaujama kalba, pirmenybė yra teikiama dokumentams ar dokumentų vertimui lietuvių arba anglų kalba, išskyrus konkretaus pasiūlymo galiojimo užtikrinimo dokumentą, kai pirmenybė teikiama originaliam tekstui. Kilus įtarimų dėl konkrečiame pasiūlyme pateikto dokumento vertimo kokybės ir (ar) jo atitikties dokumento originalo turiniui, Perkantysis subjektas pasilieka teisę reikalauti pateikti vertėjo parašu ir vertimų biuro antspaudu (jei turi) patvirtintą šio dokumento vertimą ir (arba) nurodyti, kad vertimą atlikusio asmens parašas būtų patvirtintas notariškai.</w:t>
+              <w:t>Kiekvienas Tiekėjas viename konkrečiame pirkime gali pateikti tik vieną konkretų pasiūlymą individualiai arba kaip tiekėjų grupės narys. Pateikus daugiau nei vieną konkretų pasiūlymą, visi tokie pasiūlymai bus atmesti.</w:t>
             </w:r>
           </w:p>
         </w:tc>
@@ -12777,103 +12865,7 @@
                 <w:color w:val="000000" w:themeColor="text1"/>
                 <w:lang w:val="en-US"/>
               </w:rPr>
-              <w:t xml:space="preserve">Specific tenders must be prepared, and correspondence between the Supplier and the Contracting Entity conducted, in Lithuanian or English. If any documents submitted with the tender are prepared in a language other than Lithuanian or English, an accurate translation into Lithuanian or English must be provided. In the event of a dispute, when a document is prepared in a language other than those required in the procurement documents, preference shall be given to documents or their translations in Lithuanian or English, except for the tender </w:t>
-            </w:r>
-            <w:r>
-              <w:rPr>
-                <w:rFonts w:ascii="Arial" w:hAnsi="Arial" w:cs="Arial"/>
-                <w:color w:val="000000" w:themeColor="text1"/>
-                <w:lang w:val="en-US"/>
-              </w:rPr>
-              <w:t>sec</w:t>
-            </w:r>
-            <w:r>
-              <w:rPr>
-                <w:rFonts w:ascii="Arial" w:hAnsi="Arial" w:cs="Arial"/>
-                <w:color w:val="000000" w:themeColor="text1"/>
-                <w:lang w:val="en-US"/>
-              </w:rPr>
-              <w:t>u</w:t>
-            </w:r>
-            <w:r>
-              <w:rPr>
-                <w:rFonts w:ascii="Arial" w:hAnsi="Arial" w:cs="Arial"/>
-                <w:color w:val="000000" w:themeColor="text1"/>
-                <w:lang w:val="en-US"/>
-              </w:rPr>
-              <w:t>rity</w:t>
-            </w:r>
-            <w:r>
-              <w:rPr>
-                <w:rFonts w:ascii="Arial" w:hAnsi="Arial" w:cs="Arial"/>
-                <w:color w:val="000000" w:themeColor="text1"/>
-                <w:lang w:val="en-US"/>
-              </w:rPr>
-              <w:t xml:space="preserve"> document, in which case the original text shall prevail. If there are doubts about the quality of the translation and</w:t>
-            </w:r>
-            <w:r>
-              <w:rPr>
-                <w:rFonts w:ascii="Arial" w:hAnsi="Arial" w:cs="Arial"/>
-                <w:color w:val="000000" w:themeColor="text1"/>
-                <w:lang w:val="en-US"/>
-              </w:rPr>
-              <w:t xml:space="preserve"> </w:t>
-            </w:r>
-            <w:r>
-              <w:rPr>
-                <w:rFonts w:ascii="Arial" w:hAnsi="Arial" w:cs="Arial"/>
-                <w:color w:val="000000" w:themeColor="text1"/>
-                <w:lang w:val="en-US"/>
-              </w:rPr>
-              <w:t>/</w:t>
-            </w:r>
-            <w:r>
-              <w:rPr>
-                <w:rFonts w:ascii="Arial" w:hAnsi="Arial" w:cs="Arial"/>
-                <w:color w:val="000000" w:themeColor="text1"/>
-                <w:lang w:val="en-US"/>
-              </w:rPr>
-              <w:t xml:space="preserve"> </w:t>
-            </w:r>
-            <w:r>
-              <w:rPr>
-                <w:rFonts w:ascii="Arial" w:hAnsi="Arial" w:cs="Arial"/>
-                <w:color w:val="000000" w:themeColor="text1"/>
-                <w:lang w:val="en-US"/>
-              </w:rPr>
-              <w:t>or its compliance with the original, the Contracting Entity reserves the right to require submission of a translation certified by the translator’s signature and, if available, the stamp of the translation agency, and</w:t>
-            </w:r>
-            <w:r>
-              <w:rPr>
-                <w:rFonts w:ascii="Arial" w:hAnsi="Arial" w:cs="Arial"/>
-                <w:color w:val="000000" w:themeColor="text1"/>
-                <w:lang w:val="en-US"/>
-              </w:rPr>
-              <w:t xml:space="preserve"> </w:t>
-            </w:r>
-            <w:r>
-              <w:rPr>
-                <w:rFonts w:ascii="Arial" w:hAnsi="Arial" w:cs="Arial"/>
-                <w:color w:val="000000" w:themeColor="text1"/>
-                <w:lang w:val="en-US"/>
-              </w:rPr>
-              <w:t>/</w:t>
-            </w:r>
-            <w:r>
-              <w:rPr>
-                <w:rFonts w:ascii="Arial" w:hAnsi="Arial" w:cs="Arial"/>
-                <w:color w:val="000000" w:themeColor="text1"/>
-                <w:lang w:val="en-US"/>
-              </w:rPr>
-              <w:t xml:space="preserve"> </w:t>
-            </w:r>
-            <w:r>
-              <w:rPr>
-                <w:rFonts w:ascii="Arial" w:hAnsi="Arial" w:cs="Arial"/>
-                <w:color w:val="000000" w:themeColor="text1"/>
-                <w:lang w:val="en-US"/>
-              </w:rPr>
-              <w:t>or notarization of the translator’s signature.</w:t>
+              <w:t>Each Supplier may submit only one specific tender in a given procurement, either individually or as part of a group of suppliers. If more than one tender is submitted, all such tenders will be rejected.</w:t>
             </w:r>
           </w:p>
         </w:tc>
@@ -12896,7 +12888,21 @@
                 <w:rFonts w:ascii="Arial" w:hAnsi="Arial" w:cs="Arial"/>
                 <w:color w:val="000000" w:themeColor="text1"/>
               </w:rPr>
-              <w:t>6.5.</w:t>
+              <w:t>6.</w:t>
+            </w:r>
+            <w:r>
+              <w:rPr>
+                <w:rFonts w:ascii="Arial" w:hAnsi="Arial" w:cs="Arial"/>
+                <w:color w:val="000000" w:themeColor="text1"/>
+              </w:rPr>
+              <w:t>5</w:t>
+            </w:r>
+            <w:r>
+              <w:rPr>
+                <w:rFonts w:ascii="Arial" w:hAnsi="Arial" w:cs="Arial"/>
+                <w:color w:val="000000" w:themeColor="text1"/>
+              </w:rPr>
+              <w:t>.</w:t>
             </w:r>
           </w:p>
         </w:tc>
@@ -12909,16 +12915,14 @@
               <w:ind w:left="147" w:right="136"/>
               <w:jc w:val="both"/>
               <w:rPr>
-                <w:rFonts w:ascii="Arial" w:hAnsi="Arial" w:cs="Arial"/>
-                <w:bCs/>
-                <w:color w:val="000000" w:themeColor="text1"/>
-              </w:rPr>
-            </w:pPr>
-            <w:r>
-              <w:rPr>
-                <w:rFonts w:ascii="Arial" w:eastAsia="Arial" w:hAnsi="Arial" w:cs="Arial"/>
-              </w:rPr>
-              <w:t>Kiekvienas Tiekėjas viename konkrečiame pirkime gali pateikti tik vieną konkretų pasiūlymą individualiai arba kaip tiekėjų grupės narys. Pateikus daugiau nei vieną konkretų pasiūlymą, visi tokie pasiūlymai bus atmesti.</w:t>
+                <w:rFonts w:ascii="Arial" w:eastAsia="Arial" w:hAnsi="Arial" w:cs="Arial"/>
+              </w:rPr>
+            </w:pPr>
+            <w:r>
+              <w:rPr>
+                <w:rFonts w:ascii="Arial" w:eastAsia="Arial" w:hAnsi="Arial" w:cs="Arial"/>
+              </w:rPr>
+              <w:t>Jeigu konkretų pasiūlymą teikia Tiekėjas, kuris yra Tiekėjų grupė, kuriai buvo leista dalyvauti DPS, kartu su pasiūlymu ši grupė turi pateikti jungtinės veiklos sutarties kopiją. Jungtinės veiklos sutartyje privalo būti nurodyta:</w:t>
             </w:r>
           </w:p>
         </w:tc>
@@ -12942,7 +12946,7 @@
                 <w:color w:val="000000" w:themeColor="text1"/>
                 <w:lang w:val="en-US"/>
               </w:rPr>
-              <w:t>Each Supplier may submit only one specific tender in a given procurement, either individually or as part of a group of suppliers. If more than one tender is submitted, all such tenders will be rejected.</w:t>
+              <w:t>If the Supplier is a group of suppliers admitted to the DPS, the group must submit, together with the tender, a copy of the joint activity agreement. The joint activity agreement must specify:</w:t>
             </w:r>
           </w:p>
         </w:tc>
@@ -12965,7 +12969,21 @@
                 <w:rFonts w:ascii="Arial" w:hAnsi="Arial" w:cs="Arial"/>
                 <w:color w:val="000000" w:themeColor="text1"/>
               </w:rPr>
-              <w:t>6.6.</w:t>
+              <w:t>6.</w:t>
+            </w:r>
+            <w:r>
+              <w:rPr>
+                <w:rFonts w:ascii="Arial" w:hAnsi="Arial" w:cs="Arial"/>
+                <w:color w:val="000000" w:themeColor="text1"/>
+              </w:rPr>
+              <w:t>5</w:t>
+            </w:r>
+            <w:r>
+              <w:rPr>
+                <w:rFonts w:ascii="Arial" w:hAnsi="Arial" w:cs="Arial"/>
+                <w:color w:val="000000" w:themeColor="text1"/>
+              </w:rPr>
+              <w:t>.1.</w:t>
             </w:r>
           </w:p>
         </w:tc>
@@ -12985,7 +13003,7 @@
               <w:rPr>
                 <w:rFonts w:ascii="Arial" w:eastAsia="Arial" w:hAnsi="Arial" w:cs="Arial"/>
               </w:rPr>
-              <w:t>Jeigu konkretų pasiūlymą teikia Tiekėjas, kuris yra Tiekėjų grupė, kuriai buvo leista dalyvauti DPS, kartu su pasiūlymu ši grupė turi pateikti jungtinės veiklos sutarties kopiją. Jungtinės veiklos sutartyje privalo būti nurodyta:</w:t>
+              <w:t>Tiekėjų grupės sudėtis ir kiekvienos šios sutarties šalies įsipareigojimai ir šių įsipareigojimų procentinė dalis vykdant numatomą sudaryti Sutartį;</w:t>
             </w:r>
           </w:p>
         </w:tc>
@@ -13009,7 +13027,15 @@
                 <w:color w:val="000000" w:themeColor="text1"/>
                 <w:lang w:val="en-US"/>
               </w:rPr>
-              <w:t>If the Supplier is a group of suppliers admitted to the DPS, the group must submit, together with the tender, a copy of the joint activity agreement. The joint activity agreement must specify:</w:t>
+              <w:t>t</w:t>
+            </w:r>
+            <w:r>
+              <w:rPr>
+                <w:rFonts w:ascii="Arial" w:hAnsi="Arial" w:cs="Arial"/>
+                <w:color w:val="000000" w:themeColor="text1"/>
+                <w:lang w:val="en-US"/>
+              </w:rPr>
+              <w:t>he composition of the supplier group and the commitments of each party to the agreement, including the percentage share of obligations when performing the contract to be concluded;</w:t>
             </w:r>
           </w:p>
         </w:tc>
@@ -13032,7 +13058,21 @@
                 <w:rFonts w:ascii="Arial" w:hAnsi="Arial" w:cs="Arial"/>
                 <w:color w:val="000000" w:themeColor="text1"/>
               </w:rPr>
-              <w:t>6.6.1.</w:t>
+              <w:t>6.</w:t>
+            </w:r>
+            <w:r>
+              <w:rPr>
+                <w:rFonts w:ascii="Arial" w:hAnsi="Arial" w:cs="Arial"/>
+                <w:color w:val="000000" w:themeColor="text1"/>
+              </w:rPr>
+              <w:t>5</w:t>
+            </w:r>
+            <w:r>
+              <w:rPr>
+                <w:rFonts w:ascii="Arial" w:hAnsi="Arial" w:cs="Arial"/>
+                <w:color w:val="000000" w:themeColor="text1"/>
+              </w:rPr>
+              <w:t>.2.</w:t>
             </w:r>
           </w:p>
         </w:tc>
@@ -13052,7 +13092,7 @@
               <w:rPr>
                 <w:rFonts w:ascii="Arial" w:eastAsia="Arial" w:hAnsi="Arial" w:cs="Arial"/>
               </w:rPr>
-              <w:t>Tiekėjų grupės sudėtis ir kiekvienos šios sutarties šalies įsipareigojimai ir šių įsipareigojimų procentinė dalis vykdant numatomą sudaryti Sutartį;</w:t>
+              <w:t>solidarioji visų šios sutarties šalių atsakomybė už prievolių Perkančiajam subjektui pagal Sutartį nevykdymą;</w:t>
             </w:r>
           </w:p>
         </w:tc>
@@ -13076,15 +13116,31 @@
                 <w:color w:val="000000" w:themeColor="text1"/>
                 <w:lang w:val="en-US"/>
               </w:rPr>
-              <w:t>t</w:t>
-            </w:r>
-            <w:r>
-              <w:rPr>
-                <w:rFonts w:ascii="Arial" w:hAnsi="Arial" w:cs="Arial"/>
-                <w:color w:val="000000" w:themeColor="text1"/>
-                <w:lang w:val="en-US"/>
-              </w:rPr>
-              <w:t>he composition of the supplier group and the commitments of each party to the agreement, including the percentage share of obligations when performing the contract to be concluded;</w:t>
+              <w:t>j</w:t>
+            </w:r>
+            <w:r>
+              <w:rPr>
+                <w:rFonts w:ascii="Arial" w:hAnsi="Arial" w:cs="Arial"/>
+                <w:color w:val="000000" w:themeColor="text1"/>
+                <w:lang w:val="en-US"/>
+              </w:rPr>
+              <w:t xml:space="preserve">oint liability of all parties to the agreement for failure to </w:t>
+            </w:r>
+            <w:r>
+              <w:rPr>
+                <w:rFonts w:ascii="Arial" w:hAnsi="Arial" w:cs="Arial"/>
+                <w:color w:val="000000" w:themeColor="text1"/>
+                <w:lang w:val="en-US"/>
+              </w:rPr>
+              <w:t>fulfil</w:t>
+            </w:r>
+            <w:r>
+              <w:rPr>
+                <w:rFonts w:ascii="Arial" w:hAnsi="Arial" w:cs="Arial"/>
+                <w:color w:val="000000" w:themeColor="text1"/>
+                <w:lang w:val="en-US"/>
+              </w:rPr>
+              <w:t xml:space="preserve"> obligations to the Contracting Entity under the contract;</w:t>
             </w:r>
           </w:p>
         </w:tc>
@@ -13107,7 +13163,21 @@
                 <w:rFonts w:ascii="Arial" w:hAnsi="Arial" w:cs="Arial"/>
                 <w:color w:val="000000" w:themeColor="text1"/>
               </w:rPr>
-              <w:t>6.6.2.</w:t>
+              <w:t>6.</w:t>
+            </w:r>
+            <w:r>
+              <w:rPr>
+                <w:rFonts w:ascii="Arial" w:hAnsi="Arial" w:cs="Arial"/>
+                <w:color w:val="000000" w:themeColor="text1"/>
+              </w:rPr>
+              <w:t>5</w:t>
+            </w:r>
+            <w:r>
+              <w:rPr>
+                <w:rFonts w:ascii="Arial" w:hAnsi="Arial" w:cs="Arial"/>
+                <w:color w:val="000000" w:themeColor="text1"/>
+              </w:rPr>
+              <w:t>.3.</w:t>
             </w:r>
           </w:p>
         </w:tc>
@@ -13127,7 +13197,7 @@
               <w:rPr>
                 <w:rFonts w:ascii="Arial" w:eastAsia="Arial" w:hAnsi="Arial" w:cs="Arial"/>
               </w:rPr>
-              <w:t>solidarioji visų šios sutarties šalių atsakomybė už prievolių Perkančiajam subjektui pagal Sutartį nevykdymą;</w:t>
+              <w:t>jos dalyvių įgaliojimai atstovauti Tiekėjų grupę bendraujant su Perkančiuoju subjektu Pirkimo procedūrų metu kylančiais klausimais (konkretaus pasiūlymo pateikimu, jo nagrinėjimu ar vertinimu, kitos su konkretaus pirkimo vykdymo klausimais susijusios informacijos teikimu).</w:t>
             </w:r>
           </w:p>
         </w:tc>
@@ -13151,31 +13221,15 @@
                 <w:color w:val="000000" w:themeColor="text1"/>
                 <w:lang w:val="en-US"/>
               </w:rPr>
-              <w:t>j</w:t>
-            </w:r>
-            <w:r>
-              <w:rPr>
-                <w:rFonts w:ascii="Arial" w:hAnsi="Arial" w:cs="Arial"/>
-                <w:color w:val="000000" w:themeColor="text1"/>
-                <w:lang w:val="en-US"/>
-              </w:rPr>
-              <w:t xml:space="preserve">oint liability of all parties to the agreement for failure to </w:t>
-            </w:r>
-            <w:r>
-              <w:rPr>
-                <w:rFonts w:ascii="Arial" w:hAnsi="Arial" w:cs="Arial"/>
-                <w:color w:val="000000" w:themeColor="text1"/>
-                <w:lang w:val="en-US"/>
-              </w:rPr>
-              <w:t>fulfil</w:t>
-            </w:r>
-            <w:r>
-              <w:rPr>
-                <w:rFonts w:ascii="Arial" w:hAnsi="Arial" w:cs="Arial"/>
-                <w:color w:val="000000" w:themeColor="text1"/>
-                <w:lang w:val="en-US"/>
-              </w:rPr>
-              <w:t xml:space="preserve"> obligations to the Contracting Entity under the contract;</w:t>
+              <w:t>t</w:t>
+            </w:r>
+            <w:r>
+              <w:rPr>
+                <w:rFonts w:ascii="Arial" w:hAnsi="Arial" w:cs="Arial"/>
+                <w:color w:val="000000" w:themeColor="text1"/>
+                <w:lang w:val="en-US"/>
+              </w:rPr>
+              <w:t>he powers of its participants to represent the supplier group in communications with the Contracting Entity on matters arising during the procurement procedures (submission, review, or evaluation of the specific tender, or provision of other procurement-related information);</w:t>
             </w:r>
           </w:p>
         </w:tc>
@@ -13198,7 +13252,21 @@
                 <w:rFonts w:ascii="Arial" w:hAnsi="Arial" w:cs="Arial"/>
                 <w:color w:val="000000" w:themeColor="text1"/>
               </w:rPr>
-              <w:t>6.6.3.</w:t>
+              <w:t>6.</w:t>
+            </w:r>
+            <w:r>
+              <w:rPr>
+                <w:rFonts w:ascii="Arial" w:hAnsi="Arial" w:cs="Arial"/>
+                <w:color w:val="000000" w:themeColor="text1"/>
+              </w:rPr>
+              <w:t>5</w:t>
+            </w:r>
+            <w:r>
+              <w:rPr>
+                <w:rFonts w:ascii="Arial" w:hAnsi="Arial" w:cs="Arial"/>
+                <w:color w:val="000000" w:themeColor="text1"/>
+              </w:rPr>
+              <w:t>.4.</w:t>
             </w:r>
           </w:p>
         </w:tc>
@@ -13218,14 +13286,7 @@
               <w:rPr>
                 <w:rFonts w:ascii="Arial" w:eastAsia="Arial" w:hAnsi="Arial" w:cs="Arial"/>
               </w:rPr>
-              <w:t xml:space="preserve">jos dalyvių įgaliojimai atstovauti Tiekėjų grupę bendraujant su Perkančiuoju subjektu Pirkimo procedūrų metu kylančiais klausimais </w:t>
-            </w:r>
-            <w:r>
-              <w:rPr>
-                <w:rFonts w:ascii="Arial" w:eastAsia="Arial" w:hAnsi="Arial" w:cs="Arial"/>
-              </w:rPr>
-              <w:lastRenderedPageBreak/>
-              <w:t>(konkretaus pasiūlymo pateikimu, jo nagrinėjimu ar vertinimu, kitos su konkretaus pirkimo vykdymo klausimais susijusios informacijos teikimu).</w:t>
+              <w:t>partneris, kuris automatiškai tampa pagrindiniu partneriu, kai pagrindinis jungtinės veiklos sutartyje nurodytas partneris susiduria su finansinėmis problemomis ir tampa nepajėgus vykdyti Sutartį. Iškilus aukščiau nurodytoms aplinkybėms, tas partneris, kuris automatiškai tapo pagrindiniu, privalės įvykdyti pagrindinio partnerio įsipareigojimus ir už juos gaus mokėjimus iš Perkančiojo subjekto.</w:t>
             </w:r>
           </w:p>
         </w:tc>
@@ -13249,7 +13310,6 @@
                 <w:color w:val="000000" w:themeColor="text1"/>
                 <w:lang w:val="en-US"/>
               </w:rPr>
-              <w:lastRenderedPageBreak/>
               <w:t>t</w:t>
             </w:r>
             <w:r>
@@ -13258,16 +13318,7 @@
                 <w:color w:val="000000" w:themeColor="text1"/>
                 <w:lang w:val="en-US"/>
               </w:rPr>
-              <w:t xml:space="preserve">he powers of its participants to represent the supplier group in communications with the Contracting Entity on matters arising during the </w:t>
-            </w:r>
-            <w:r>
-              <w:rPr>
-                <w:rFonts w:ascii="Arial" w:hAnsi="Arial" w:cs="Arial"/>
-                <w:color w:val="000000" w:themeColor="text1"/>
-                <w:lang w:val="en-US"/>
-              </w:rPr>
-              <w:lastRenderedPageBreak/>
-              <w:t>procurement procedures (submission, review, or evaluation of the specific tender, or provision of other procurement-related information);</w:t>
+              <w:t>he partner who automatically becomes the main partner if the originally designated main partner faces financial difficulties and becomes unable to perform the contract. In such a case, the automatically appointed partner must fulfill the main partner’s obligations and will receive payments from the Contracting Entity for them.</w:t>
             </w:r>
           </w:p>
         </w:tc>
@@ -13290,28 +13341,48 @@
                 <w:rFonts w:ascii="Arial" w:hAnsi="Arial" w:cs="Arial"/>
                 <w:color w:val="000000" w:themeColor="text1"/>
               </w:rPr>
+              <w:t>6.</w:t>
+            </w:r>
+            <w:r>
+              <w:rPr>
+                <w:rFonts w:ascii="Arial" w:hAnsi="Arial" w:cs="Arial"/>
+                <w:color w:val="000000" w:themeColor="text1"/>
+              </w:rPr>
+              <w:t>6</w:t>
+            </w:r>
+            <w:r>
+              <w:rPr>
+                <w:rFonts w:ascii="Arial" w:hAnsi="Arial" w:cs="Arial"/>
+                <w:color w:val="000000" w:themeColor="text1"/>
+              </w:rPr>
+              <w:t>.</w:t>
+            </w:r>
+          </w:p>
+        </w:tc>
+        <w:tc>
+          <w:tcPr>
+            <w:tcW w:w="6664" w:type="dxa"/>
+          </w:tcPr>
+          <w:p>
+            <w:pPr>
+              <w:ind w:left="147" w:right="136"/>
+              <w:jc w:val="both"/>
+              <w:rPr>
+                <w:rFonts w:ascii="Arial" w:eastAsia="Arial" w:hAnsi="Arial" w:cs="Arial"/>
+              </w:rPr>
+            </w:pPr>
+            <w:r>
+              <w:rPr>
+                <w:rFonts w:ascii="Arial" w:eastAsia="Arial" w:hAnsi="Arial" w:cs="Arial"/>
+              </w:rPr>
+              <w:t xml:space="preserve">Tiekėjams pateikti alternatyvių konkrečių pasiūlymų neleidžiama. Tiekėjui pateikus alternatyvų konkretų (-ius) pasiūlymą (-us), jo konkretus </w:t>
+            </w:r>
+            <w:r>
+              <w:rPr>
+                <w:rFonts w:ascii="Arial" w:eastAsia="Arial" w:hAnsi="Arial" w:cs="Arial"/>
+              </w:rPr>
               <w:lastRenderedPageBreak/>
-              <w:t>6.6.4.</w:t>
-            </w:r>
-          </w:p>
-        </w:tc>
-        <w:tc>
-          <w:tcPr>
-            <w:tcW w:w="6664" w:type="dxa"/>
-          </w:tcPr>
-          <w:p>
-            <w:pPr>
-              <w:ind w:left="147" w:right="136"/>
-              <w:jc w:val="both"/>
-              <w:rPr>
-                <w:rFonts w:ascii="Arial" w:eastAsia="Arial" w:hAnsi="Arial" w:cs="Arial"/>
-              </w:rPr>
-            </w:pPr>
-            <w:r>
-              <w:rPr>
-                <w:rFonts w:ascii="Arial" w:eastAsia="Arial" w:hAnsi="Arial" w:cs="Arial"/>
-              </w:rPr>
-              <w:t>partneris, kuris automatiškai tampa pagrindiniu partneriu, kai pagrindinis jungtinės veiklos sutartyje nurodytas partneris susiduria su finansinėmis problemomis ir tampa nepajėgus vykdyti Sutartį. Iškilus aukščiau nurodytoms aplinkybėms, tas partneris, kuris automatiškai tapo pagrindiniu, privalės įvykdyti pagrindinio partnerio įsipareigojimus ir už juos gaus mokėjimus iš Perkančiojo subjekto.</w:t>
+              <w:t>pasiūlymas kartu su alternatyviu (-iais)  konkrečiu (-iais) pasiūlymu (-ais) bus atmestas.</w:t>
             </w:r>
           </w:p>
         </w:tc>
@@ -13335,15 +13406,40 @@
                 <w:color w:val="000000" w:themeColor="text1"/>
                 <w:lang w:val="en-US"/>
               </w:rPr>
-              <w:t>t</w:t>
-            </w:r>
-            <w:r>
-              <w:rPr>
-                <w:rFonts w:ascii="Arial" w:hAnsi="Arial" w:cs="Arial"/>
-                <w:color w:val="000000" w:themeColor="text1"/>
-                <w:lang w:val="en-US"/>
-              </w:rPr>
-              <w:t>he partner who automatically becomes the main partner if the originally designated main partner faces financial difficulties and becomes unable to perform the contract. In such a case, the automatically appointed partner must fulfill the main partner’s obligations and will receive payments from the Contracting Entity for them.</w:t>
+              <w:lastRenderedPageBreak/>
+              <w:t>Suppliers are not allowed to submit alternative tenders. If a Supplier submits alternative tender</w:t>
+            </w:r>
+            <w:r>
+              <w:rPr>
+                <w:rFonts w:ascii="Arial" w:hAnsi="Arial" w:cs="Arial"/>
+                <w:color w:val="000000" w:themeColor="text1"/>
+                <w:lang w:val="en-US"/>
+              </w:rPr>
+              <w:t xml:space="preserve"> </w:t>
+            </w:r>
+            <w:r>
+              <w:rPr>
+                <w:rFonts w:ascii="Arial" w:hAnsi="Arial" w:cs="Arial"/>
+                <w:color w:val="000000" w:themeColor="text1"/>
+                <w:lang w:val="en-US"/>
+              </w:rPr>
+              <w:t>(s), the specific tender and the alternative tender</w:t>
+            </w:r>
+            <w:r>
+              <w:rPr>
+                <w:rFonts w:ascii="Arial" w:hAnsi="Arial" w:cs="Arial"/>
+                <w:color w:val="000000" w:themeColor="text1"/>
+                <w:lang w:val="en-US"/>
+              </w:rPr>
+              <w:t xml:space="preserve"> </w:t>
+            </w:r>
+            <w:r>
+              <w:rPr>
+                <w:rFonts w:ascii="Arial" w:hAnsi="Arial" w:cs="Arial"/>
+                <w:color w:val="000000" w:themeColor="text1"/>
+                <w:lang w:val="en-US"/>
+              </w:rPr>
+              <w:t>(s) will all be rejected.</w:t>
             </w:r>
           </w:p>
         </w:tc>
@@ -13366,7 +13462,21 @@
                 <w:rFonts w:ascii="Arial" w:hAnsi="Arial" w:cs="Arial"/>
                 <w:color w:val="000000" w:themeColor="text1"/>
               </w:rPr>
-              <w:t>6.7.</w:t>
+              <w:t>6.</w:t>
+            </w:r>
+            <w:r>
+              <w:rPr>
+                <w:rFonts w:ascii="Arial" w:hAnsi="Arial" w:cs="Arial"/>
+                <w:color w:val="000000" w:themeColor="text1"/>
+              </w:rPr>
+              <w:t>7</w:t>
+            </w:r>
+            <w:r>
+              <w:rPr>
+                <w:rFonts w:ascii="Arial" w:hAnsi="Arial" w:cs="Arial"/>
+                <w:color w:val="000000" w:themeColor="text1"/>
+              </w:rPr>
+              <w:t>.</w:t>
             </w:r>
           </w:p>
         </w:tc>
@@ -13386,7 +13496,7 @@
               <w:rPr>
                 <w:rFonts w:ascii="Arial" w:eastAsia="Arial" w:hAnsi="Arial" w:cs="Arial"/>
               </w:rPr>
-              <w:t>Tiekėjams pateikti alternatyvių konkrečių pasiūlymų neleidžiama. Tiekėjui pateikus alternatyvų konkretų (-ius) pasiūlymą (-us), jo konkretus pasiūlymas kartu su alternatyviu (-iais)  konkrečiu (-iais) pasiūlymu (-ais) bus atmestas.</w:t>
+              <w:t>Kol nesibaigė konkrečių pasiūlymų pateikimo terminas, Tiekėjas turi teisę CVP IS priemonėmis pakeisti arba atšaukti savo konkretų pasiūlymą, neprarasdamas teisės į konkretaus pasiūlymo galiojimo užtikrinimą (jei toks užtikrinimas yra reikalaujamas). Norėdamas vėl pateikti atšauktą ir pakeistą konkretų pasiūlymą, Tiekėjas turi jį pateikti iš naujo. Norėdamas atšaukti ar pakeisti pasiūlymą, Tiekėjas CVP IS pasiūlymo lange spaudžia „Atsiimti pasiūlymą“. Po konkrečių pasiūlymų pateikimo termino pabaigos toks konkretaus pasiūlymo pakeitimas arba pranešimas, kad konkretus pasiūlymas atšaukiamas, nebus pripažįstamas galiojančiu.</w:t>
             </w:r>
           </w:p>
         </w:tc>
@@ -13410,39 +13520,39 @@
                 <w:color w:val="000000" w:themeColor="text1"/>
                 <w:lang w:val="en-US"/>
               </w:rPr>
-              <w:t>Suppliers are not allowed to submit alternative tenders. If a Supplier submits alternative tender</w:t>
-            </w:r>
-            <w:r>
-              <w:rPr>
-                <w:rFonts w:ascii="Arial" w:hAnsi="Arial" w:cs="Arial"/>
-                <w:color w:val="000000" w:themeColor="text1"/>
-                <w:lang w:val="en-US"/>
-              </w:rPr>
-              <w:t xml:space="preserve"> </w:t>
-            </w:r>
-            <w:r>
-              <w:rPr>
-                <w:rFonts w:ascii="Arial" w:hAnsi="Arial" w:cs="Arial"/>
-                <w:color w:val="000000" w:themeColor="text1"/>
-                <w:lang w:val="en-US"/>
-              </w:rPr>
-              <w:t>(s), the specific tender and the alternative tender</w:t>
-            </w:r>
-            <w:r>
-              <w:rPr>
-                <w:rFonts w:ascii="Arial" w:hAnsi="Arial" w:cs="Arial"/>
-                <w:color w:val="000000" w:themeColor="text1"/>
-                <w:lang w:val="en-US"/>
-              </w:rPr>
-              <w:t xml:space="preserve"> </w:t>
-            </w:r>
-            <w:r>
-              <w:rPr>
-                <w:rFonts w:ascii="Arial" w:hAnsi="Arial" w:cs="Arial"/>
-                <w:color w:val="000000" w:themeColor="text1"/>
-                <w:lang w:val="en-US"/>
-              </w:rPr>
-              <w:t>(s) will all be rejected.</w:t>
+              <w:t>Until the deadline for submission of specific tenders has expired, the Supplier may amend or withdraw its tender through C</w:t>
+            </w:r>
+            <w:r>
+              <w:rPr>
+                <w:rFonts w:ascii="Arial" w:hAnsi="Arial" w:cs="Arial"/>
+                <w:color w:val="000000" w:themeColor="text1"/>
+                <w:lang w:val="en-US"/>
+              </w:rPr>
+              <w:t>P</w:t>
+            </w:r>
+            <w:r>
+              <w:rPr>
+                <w:rFonts w:ascii="Arial" w:hAnsi="Arial" w:cs="Arial"/>
+                <w:color w:val="000000" w:themeColor="text1"/>
+                <w:lang w:val="en-US"/>
+              </w:rPr>
+              <w:t>P IS, without losing the right to the tender validity guarantee (if required). To resubmit a withdrawn or amended tender, the Supplier must submit it anew. To withdraw or amend a tender, the Supplier must click “Withdraw tender” in the C</w:t>
+            </w:r>
+            <w:r>
+              <w:rPr>
+                <w:rFonts w:ascii="Arial" w:hAnsi="Arial" w:cs="Arial"/>
+                <w:color w:val="000000" w:themeColor="text1"/>
+                <w:lang w:val="en-US"/>
+              </w:rPr>
+              <w:t>P</w:t>
+            </w:r>
+            <w:r>
+              <w:rPr>
+                <w:rFonts w:ascii="Arial" w:hAnsi="Arial" w:cs="Arial"/>
+                <w:color w:val="000000" w:themeColor="text1"/>
+                <w:lang w:val="en-US"/>
+              </w:rPr>
+              <w:t>P IS tender window. After the deadline for submission of specific tenders, such an amendment or withdrawal notice will not be considered valid.</w:t>
             </w:r>
           </w:p>
         </w:tc>
@@ -13465,7 +13575,21 @@
                 <w:rFonts w:ascii="Arial" w:hAnsi="Arial" w:cs="Arial"/>
                 <w:color w:val="000000" w:themeColor="text1"/>
               </w:rPr>
-              <w:t>6.8.</w:t>
+              <w:t>6.</w:t>
+            </w:r>
+            <w:r>
+              <w:rPr>
+                <w:rFonts w:ascii="Arial" w:hAnsi="Arial" w:cs="Arial"/>
+                <w:color w:val="000000" w:themeColor="text1"/>
+              </w:rPr>
+              <w:t>8</w:t>
+            </w:r>
+            <w:r>
+              <w:rPr>
+                <w:rFonts w:ascii="Arial" w:hAnsi="Arial" w:cs="Arial"/>
+                <w:color w:val="000000" w:themeColor="text1"/>
+              </w:rPr>
+              <w:t>.</w:t>
             </w:r>
           </w:p>
         </w:tc>
@@ -13485,7 +13609,7 @@
               <w:rPr>
                 <w:rFonts w:ascii="Arial" w:eastAsia="Arial" w:hAnsi="Arial" w:cs="Arial"/>
               </w:rPr>
-              <w:t>Kol nesibaigė konkrečių pasiūlymų pateikimo terminas, Tiekėjas turi teisę CVP IS priemonėmis pakeisti arba atšaukti savo konkretų pasiūlymą, neprarasdamas teisės į konkretaus pasiūlymo galiojimo užtikrinimą (jei toks užtikrinimas yra reikalaujamas). Norėdamas vėl pateikti atšauktą ir pakeistą konkretų pasiūlymą, Tiekėjas turi jį pateikti iš naujo. Norėdamas atšaukti ar pakeisti pasiūlymą, Tiekėjas CVP IS pasiūlymo lange spaudžia „Atsiimti pasiūlymą“. Po konkrečių pasiūlymų pateikimo termino pabaigos toks konkretaus pasiūlymo pakeitimas arba pranešimas, kad konkretus pasiūlymas atšaukiamas, nebus pripažįstamas galiojančiu.</w:t>
+              <w:t>Apskaičiuojant konkretaus pasiūlymo kainą (sąnaudas), turi būti atsižvelgta į visą konkrečiose pirkimo sąlygose nurodytą pirkimo objekto apimtį ir reikalavimus, kainos sudėtines dalis ir pan. PVM nurodomas atskirai. Jei Tiekėjas yra ne PVM mokėtojas, jis turi apie tai nurodyti konkrečiame pasiūlyme, nurodant teisinį pagrindą. Tiekėjas turi įvertinti ar sutarties vykdymo metu netaps PVM mokėtoju. Jei Tiekėjas, vykdydamas sutartį, taps PVM mokėtoju, jis konkrečiame pasiūlyme turi nurodyti kainą su PVM. Konkrečių pasiūlymų kainos bus vertinamos ir lyginamos su visais mokesčiais, įskaitant PVM. Tuo atveju, kai mokesčius reguliuojančių įstatymų ir jų įgyvendinamųjų teisės aktų nustatyta tvarka Perkantysis subjektas pats turi sumokėti PVM į valstybės biudžetą už įsigytą pirkimo objektą, šis mokestis įskaičiuojamas į konkretaus pasiūlymo kainą (jeigu Tiekėjas jo neįskaičiavo pateikdamas konkretų pasiūlymą, palyginimo tikslais jį įskaičiuoja pats Perkantysis subjektas). Į konkretaus pasiūlymo kainą privalo būti įskaičiuoti visi mokesčiai bei visos kitos tiekėjo patirtos ir (ar) galimos patirti tiesioginės ir netiesioginės išlaidos ir mokesčiai.</w:t>
             </w:r>
           </w:p>
         </w:tc>
@@ -13509,39 +13633,7 @@
                 <w:color w:val="000000" w:themeColor="text1"/>
                 <w:lang w:val="en-US"/>
               </w:rPr>
-              <w:t>Until the deadline for submission of specific tenders has expired, the Supplier may amend or withdraw its tender through C</w:t>
-            </w:r>
-            <w:r>
-              <w:rPr>
-                <w:rFonts w:ascii="Arial" w:hAnsi="Arial" w:cs="Arial"/>
-                <w:color w:val="000000" w:themeColor="text1"/>
-                <w:lang w:val="en-US"/>
-              </w:rPr>
-              <w:t>P</w:t>
-            </w:r>
-            <w:r>
-              <w:rPr>
-                <w:rFonts w:ascii="Arial" w:hAnsi="Arial" w:cs="Arial"/>
-                <w:color w:val="000000" w:themeColor="text1"/>
-                <w:lang w:val="en-US"/>
-              </w:rPr>
-              <w:t>P IS, without losing the right to the tender validity guarantee (if required). To resubmit a withdrawn or amended tender, the Supplier must submit it anew. To withdraw or amend a tender, the Supplier must click “Withdraw tender” in the C</w:t>
-            </w:r>
-            <w:r>
-              <w:rPr>
-                <w:rFonts w:ascii="Arial" w:hAnsi="Arial" w:cs="Arial"/>
-                <w:color w:val="000000" w:themeColor="text1"/>
-                <w:lang w:val="en-US"/>
-              </w:rPr>
-              <w:t>P</w:t>
-            </w:r>
-            <w:r>
-              <w:rPr>
-                <w:rFonts w:ascii="Arial" w:hAnsi="Arial" w:cs="Arial"/>
-                <w:color w:val="000000" w:themeColor="text1"/>
-                <w:lang w:val="en-US"/>
-              </w:rPr>
-              <w:t>P IS tender window. After the deadline for submission of specific tenders, such an amendment or withdrawal notice will not be considered valid.</w:t>
+              <w:t>When calculating the price (cost) of the specific tender, the Supplier must take into account the entire scope of the procurement object and requirements specified in these conditions, all price components, etc. VAT must be indicated separately. If the Supplier is not a VAT payer, this must be stated in the tender, specifying the legal basis. The Supplier must also assess whether it will become a VAT payer during the performance of the contract. If the Supplier becomes a VAT payer during the contract, the tender must indicate the price including VAT. Tender prices will be evaluated and compared including all taxes, VAT included. In cases where, according to tax laws and implementing acts, the Contracting Entity itself must pay VAT into the state budget for the procured object, this tax will be included in the tender price (if the Supplier did not include it, the Contracting Entity will add it for comparison purposes). The tender price must include all taxes and all other direct and indirect costs and charges incurred or potentially incurred by the Supplier.</w:t>
             </w:r>
           </w:p>
         </w:tc>
@@ -13564,7 +13656,21 @@
                 <w:rFonts w:ascii="Arial" w:hAnsi="Arial" w:cs="Arial"/>
                 <w:color w:val="000000" w:themeColor="text1"/>
               </w:rPr>
-              <w:t>6.9.</w:t>
+              <w:t>6.</w:t>
+            </w:r>
+            <w:r>
+              <w:rPr>
+                <w:rFonts w:ascii="Arial" w:hAnsi="Arial" w:cs="Arial"/>
+                <w:color w:val="000000" w:themeColor="text1"/>
+              </w:rPr>
+              <w:t>9</w:t>
+            </w:r>
+            <w:r>
+              <w:rPr>
+                <w:rFonts w:ascii="Arial" w:hAnsi="Arial" w:cs="Arial"/>
+                <w:color w:val="000000" w:themeColor="text1"/>
+              </w:rPr>
+              <w:t>.</w:t>
             </w:r>
           </w:p>
         </w:tc>
@@ -13584,7 +13690,7 @@
               <w:rPr>
                 <w:rFonts w:ascii="Arial" w:eastAsia="Arial" w:hAnsi="Arial" w:cs="Arial"/>
               </w:rPr>
-              <w:t>Apskaičiuojant konkretaus pasiūlymo kainą (sąnaudas), turi būti atsižvelgta į visą konkrečiose pirkimo sąlygose nurodytą pirkimo objekto apimtį ir reikalavimus, kainos sudėtines dalis ir pan. PVM nurodomas atskirai. Jei Tiekėjas yra ne PVM mokėtojas, jis turi apie tai nurodyti konkrečiame pasiūlyme, nurodant teisinį pagrindą. Tiekėjas turi įvertinti ar sutarties vykdymo metu netaps PVM mokėtoju. Jei Tiekėjas, vykdydamas sutartį, taps PVM mokėtoju, jis konkrečiame pasiūlyme turi nurodyti kainą su PVM. Konkrečių pasiūlymų kainos bus vertinamos ir lyginamos su visais mokesčiais, įskaitant PVM. Tuo atveju, kai mokesčius reguliuojančių įstatymų ir jų įgyvendinamųjų teisės aktų nustatyta tvarka Perkantysis subjektas pats turi sumokėti PVM į valstybės biudžetą už įsigytą pirkimo objektą, šis mokestis įskaičiuojamas į konkretaus pasiūlymo kainą (jeigu Tiekėjas jo neįskaičiavo pateikdamas konkretų pasiūlymą, palyginimo tikslais jį įskaičiuoja pats Perkantysis subjektas). Į konkretaus pasiūlymo kainą privalo būti įskaičiuoti visi mokesčiai bei visos kitos tiekėjo patirtos ir (ar) galimos patirti tiesioginės ir netiesioginės išlaidos ir mokesčiai.</w:t>
+              <w:t>Bendra konkretaus pasiūlymo kaina (sąnaudos) su PVM turi būti nurodyta dviejų skaičių po kablelio tikslumu.</w:t>
             </w:r>
           </w:p>
         </w:tc>
@@ -13608,7 +13714,7 @@
                 <w:color w:val="000000" w:themeColor="text1"/>
                 <w:lang w:val="en-US"/>
               </w:rPr>
-              <w:t>When calculating the price (cost) of the specific tender, the Supplier must take into account the entire scope of the procurement object and requirements specified in these conditions, all price components, etc. VAT must be indicated separately. If the Supplier is not a VAT payer, this must be stated in the tender, specifying the legal basis. The Supplier must also assess whether it will become a VAT payer during the performance of the contract. If the Supplier becomes a VAT payer during the contract, the tender must indicate the price including VAT. Tender prices will be evaluated and compared including all taxes, VAT included. In cases where, according to tax laws and implementing acts, the Contracting Entity itself must pay VAT into the state budget for the procured object, this tax will be included in the tender price (if the Supplier did not include it, the Contracting Entity will add it for comparison purposes). The tender price must include all taxes and all other direct and indirect costs and charges incurred or potentially incurred by the Supplier.</w:t>
+              <w:t>The total price (cost) of the specific tender including VAT must be indicated with accuracy to two decimal places.</w:t>
             </w:r>
           </w:p>
         </w:tc>
@@ -13631,7 +13737,21 @@
                 <w:rFonts w:ascii="Arial" w:hAnsi="Arial" w:cs="Arial"/>
                 <w:color w:val="000000" w:themeColor="text1"/>
               </w:rPr>
-              <w:t>6.10.</w:t>
+              <w:t>6.1</w:t>
+            </w:r>
+            <w:r>
+              <w:rPr>
+                <w:rFonts w:ascii="Arial" w:hAnsi="Arial" w:cs="Arial"/>
+                <w:color w:val="000000" w:themeColor="text1"/>
+              </w:rPr>
+              <w:t>0</w:t>
+            </w:r>
+            <w:r>
+              <w:rPr>
+                <w:rFonts w:ascii="Arial" w:hAnsi="Arial" w:cs="Arial"/>
+                <w:color w:val="000000" w:themeColor="text1"/>
+              </w:rPr>
+              <w:t>.</w:t>
             </w:r>
           </w:p>
         </w:tc>
@@ -13641,17 +13761,18 @@
           </w:tcPr>
           <w:p>
             <w:pPr>
-              <w:ind w:left="147" w:right="136"/>
-              <w:jc w:val="both"/>
-              <w:rPr>
-                <w:rFonts w:ascii="Arial" w:eastAsia="Arial" w:hAnsi="Arial" w:cs="Arial"/>
-              </w:rPr>
-            </w:pPr>
-            <w:r>
-              <w:rPr>
-                <w:rFonts w:ascii="Arial" w:eastAsia="Arial" w:hAnsi="Arial" w:cs="Arial"/>
-              </w:rPr>
-              <w:t>Bendra konkretaus pasiūlymo kaina (sąnaudos) su PVM turi būti nurodyta dviejų skaičių po kablelio tikslumu.</w:t>
+              <w:spacing w:line="294" w:lineRule="auto"/>
+              <w:ind w:left="146" w:right="134"/>
+              <w:jc w:val="both"/>
+              <w:rPr>
+                <w:rFonts w:ascii="Arial" w:eastAsia="Arial" w:hAnsi="Arial" w:cs="Arial"/>
+              </w:rPr>
+            </w:pPr>
+            <w:r>
+              <w:rPr>
+                <w:rFonts w:ascii="Arial" w:eastAsia="Arial" w:hAnsi="Arial" w:cs="Arial"/>
+              </w:rPr>
+              <w:t>Tiekėjas gali užšifruoti teikiamą konkretų pasiūlymą:</w:t>
             </w:r>
           </w:p>
         </w:tc>
@@ -13675,7 +13796,7 @@
                 <w:color w:val="000000" w:themeColor="text1"/>
                 <w:lang w:val="en-US"/>
               </w:rPr>
-              <w:t>The total price (cost) of the specific tender including VAT must be indicated with accuracy to two decimal places.</w:t>
+              <w:t>The Supplier may encrypt the submitted specific tender:</w:t>
             </w:r>
           </w:p>
         </w:tc>
@@ -13698,7 +13819,21 @@
                 <w:rFonts w:ascii="Arial" w:hAnsi="Arial" w:cs="Arial"/>
                 <w:color w:val="000000" w:themeColor="text1"/>
               </w:rPr>
-              <w:t>6.11.</w:t>
+              <w:t>6.1</w:t>
+            </w:r>
+            <w:r>
+              <w:rPr>
+                <w:rFonts w:ascii="Arial" w:hAnsi="Arial" w:cs="Arial"/>
+                <w:color w:val="000000" w:themeColor="text1"/>
+              </w:rPr>
+              <w:t>0</w:t>
+            </w:r>
+            <w:r>
+              <w:rPr>
+                <w:rFonts w:ascii="Arial" w:hAnsi="Arial" w:cs="Arial"/>
+                <w:color w:val="000000" w:themeColor="text1"/>
+              </w:rPr>
+              <w:t>.1.</w:t>
             </w:r>
           </w:p>
         </w:tc>
@@ -13708,18 +13843,17 @@
           </w:tcPr>
           <w:p>
             <w:pPr>
-              <w:spacing w:line="294" w:lineRule="auto"/>
-              <w:ind w:left="146" w:right="134"/>
-              <w:jc w:val="both"/>
-              <w:rPr>
-                <w:rFonts w:ascii="Arial" w:eastAsia="Arial" w:hAnsi="Arial" w:cs="Arial"/>
-              </w:rPr>
-            </w:pPr>
-            <w:r>
-              <w:rPr>
-                <w:rFonts w:ascii="Arial" w:eastAsia="Arial" w:hAnsi="Arial" w:cs="Arial"/>
-              </w:rPr>
-              <w:t>Tiekėjas gali užšifruoti teikiamą konkretų pasiūlymą:</w:t>
+              <w:ind w:left="147" w:right="136"/>
+              <w:jc w:val="both"/>
+              <w:rPr>
+                <w:rFonts w:ascii="Arial" w:eastAsia="Arial" w:hAnsi="Arial" w:cs="Arial"/>
+              </w:rPr>
+            </w:pPr>
+            <w:r>
+              <w:rPr>
+                <w:rFonts w:ascii="Arial" w:eastAsia="Arial" w:hAnsi="Arial" w:cs="Arial"/>
+              </w:rPr>
+              <w:t>Tiekėjas, nusprendęs pateikti užšifruotą pasiūlymą, turi:</w:t>
             </w:r>
           </w:p>
         </w:tc>
@@ -13743,12 +13877,15 @@
                 <w:color w:val="000000" w:themeColor="text1"/>
                 <w:lang w:val="en-US"/>
               </w:rPr>
-              <w:t>The Supplier may encrypt the submitted specific tender:</w:t>
+              <w:t>A Supplier who decides to submit an encrypted tender must:</w:t>
             </w:r>
           </w:p>
         </w:tc>
       </w:tr>
       <w:tr>
+        <w:trPr>
+          <w:trHeight w:val="981"/>
+        </w:trPr>
         <w:tc>
           <w:tcPr>
             <w:tcW w:w="993" w:type="dxa"/>
@@ -13766,8 +13903,21 @@
                 <w:rFonts w:ascii="Arial" w:hAnsi="Arial" w:cs="Arial"/>
                 <w:color w:val="000000" w:themeColor="text1"/>
               </w:rPr>
-              <w:lastRenderedPageBreak/>
-              <w:t>6.11.1.</w:t>
+              <w:t>6.1</w:t>
+            </w:r>
+            <w:r>
+              <w:rPr>
+                <w:rFonts w:ascii="Arial" w:hAnsi="Arial" w:cs="Arial"/>
+                <w:color w:val="000000" w:themeColor="text1"/>
+              </w:rPr>
+              <w:t>0</w:t>
+            </w:r>
+            <w:r>
+              <w:rPr>
+                <w:rFonts w:ascii="Arial" w:hAnsi="Arial" w:cs="Arial"/>
+                <w:color w:val="000000" w:themeColor="text1"/>
+              </w:rPr>
+              <w:t>.1.1</w:t>
             </w:r>
           </w:p>
         </w:tc>
@@ -13787,76 +13937,9 @@
               <w:rPr>
                 <w:rFonts w:ascii="Arial" w:eastAsia="Arial" w:hAnsi="Arial" w:cs="Arial"/>
               </w:rPr>
-              <w:t>Tiekėjas, nusprendęs pateikti užšifruotą pasiūlymą, turi:</w:t>
-            </w:r>
-          </w:p>
-        </w:tc>
-        <w:tc>
-          <w:tcPr>
-            <w:tcW w:w="7088" w:type="dxa"/>
-          </w:tcPr>
-          <w:p>
-            <w:pPr>
-              <w:ind w:left="134" w:right="137"/>
-              <w:jc w:val="both"/>
-              <w:rPr>
-                <w:rFonts w:ascii="Arial" w:hAnsi="Arial" w:cs="Arial"/>
-                <w:color w:val="000000" w:themeColor="text1"/>
-                <w:lang w:val="en-US"/>
-              </w:rPr>
-            </w:pPr>
-            <w:r>
-              <w:rPr>
-                <w:rFonts w:ascii="Arial" w:hAnsi="Arial" w:cs="Arial"/>
-                <w:color w:val="000000" w:themeColor="text1"/>
-                <w:lang w:val="en-US"/>
-              </w:rPr>
-              <w:t>A Supplier who decides to submit an encrypted tender must:</w:t>
-            </w:r>
-          </w:p>
-        </w:tc>
-      </w:tr>
-      <w:tr>
-        <w:tc>
-          <w:tcPr>
-            <w:tcW w:w="993" w:type="dxa"/>
-          </w:tcPr>
-          <w:p>
-            <w:pPr>
-              <w:ind w:right="142"/>
-              <w:rPr>
-                <w:rFonts w:ascii="Arial" w:hAnsi="Arial" w:cs="Arial"/>
-                <w:color w:val="000000" w:themeColor="text1"/>
-              </w:rPr>
-            </w:pPr>
-            <w:r>
-              <w:rPr>
-                <w:rFonts w:ascii="Arial" w:hAnsi="Arial" w:cs="Arial"/>
-                <w:color w:val="000000" w:themeColor="text1"/>
-              </w:rPr>
-              <w:t>6.11.1.1</w:t>
-            </w:r>
-          </w:p>
-        </w:tc>
-        <w:tc>
-          <w:tcPr>
-            <w:tcW w:w="6664" w:type="dxa"/>
-          </w:tcPr>
-          <w:p>
-            <w:pPr>
-              <w:ind w:left="147" w:right="136"/>
-              <w:jc w:val="both"/>
-              <w:rPr>
-                <w:rFonts w:ascii="Arial" w:eastAsia="Arial" w:hAnsi="Arial" w:cs="Arial"/>
-              </w:rPr>
-            </w:pPr>
-            <w:r>
-              <w:rPr>
-                <w:rFonts w:ascii="Arial" w:eastAsia="Arial" w:hAnsi="Arial" w:cs="Arial"/>
-              </w:rPr>
               <w:t xml:space="preserve">iki konkrečių pasiūlymų pateikimo termino pabaigos naudodamasis CVP IS priemonėmis pateikti užšifruotą pasiūlymą (užšifruojamas visas pasiūlymas arba pasiūlymo dokumentas, kuriame nurodyta pasiūlymo kaina). Instrukcija, kaip tiekėjui užšifruoti pasiūlymą galima rasti </w:t>
             </w:r>
-            <w:hyperlink r:id="rId13" w:history="1">
+            <w:hyperlink r:id="rId14" w:history="1">
               <w:r>
                 <w:rPr>
                   <w:rFonts w:ascii="Arial" w:eastAsia="Arial" w:hAnsi="Arial" w:cs="Arial"/>
@@ -13931,7 +14014,21 @@
                 <w:rFonts w:ascii="Arial" w:hAnsi="Arial" w:cs="Arial"/>
                 <w:color w:val="000000" w:themeColor="text1"/>
               </w:rPr>
-              <w:t>6.11.1.2.</w:t>
+              <w:t>6.1</w:t>
+            </w:r>
+            <w:r>
+              <w:rPr>
+                <w:rFonts w:ascii="Arial" w:hAnsi="Arial" w:cs="Arial"/>
+                <w:color w:val="000000" w:themeColor="text1"/>
+              </w:rPr>
+              <w:t>0</w:t>
+            </w:r>
+            <w:r>
+              <w:rPr>
+                <w:rFonts w:ascii="Arial" w:hAnsi="Arial" w:cs="Arial"/>
+                <w:color w:val="000000" w:themeColor="text1"/>
+              </w:rPr>
+              <w:t>.1.2.</w:t>
             </w:r>
           </w:p>
         </w:tc>
@@ -13964,7 +14061,14 @@
               <w:rPr>
                 <w:rFonts w:ascii="Arial" w:eastAsia="Arial" w:hAnsi="Arial" w:cs="Arial"/>
               </w:rPr>
-              <w:t>) CVP IS susirašinėjimo priemonėmis pateikti slaptažodį, su kuriuo Perkantysis subjektas galės iššifruoti pateiktą konkretų pasiūlymą. Iškilus CVP IS techninėms problemoms, kai Tiekėjas neturi galimybės pateikti slaptažodžio per CVP IS susirašinėjimo priemonę, Tiekėjas turi teisę slaptažodį pateikti kitomis priemonėmis pasirinktinai: Perkančiojo subjekto oficialiu elektroniniu paštu arba raštu. Tokiu atveju Tiekėjas turėtų būti aktyvus ir įsitikinti, kad pateiktas slaptažodis laiku pasiekė adresatą (pavyzdžiui, susisiekęs su Perkančiuoju subjektu oficialiu jo telefonu ir (arba) kitais būdais).</w:t>
+              <w:t xml:space="preserve">) CVP IS susirašinėjimo priemonėmis pateikti slaptažodį, su kuriuo Perkantysis subjektas galės iššifruoti pateiktą </w:t>
+            </w:r>
+            <w:r>
+              <w:rPr>
+                <w:rFonts w:ascii="Arial" w:eastAsia="Arial" w:hAnsi="Arial" w:cs="Arial"/>
+              </w:rPr>
+              <w:lastRenderedPageBreak/>
+              <w:t>konkretų pasiūlymą. Iškilus CVP IS techninėms problemoms, kai Tiekėjas neturi galimybės pateikti slaptažodžio per CVP IS susirašinėjimo priemonę, Tiekėjas turi teisę slaptažodį pateikti kitomis priemonėmis pasirinktinai: Perkančiojo subjekto oficialiu elektroniniu paštu arba raštu. Tokiu atveju Tiekėjas turėtų būti aktyvus ir įsitikinti, kad pateiktas slaptažodis laiku pasiekė adresatą (pavyzdžiui, susisiekęs su Perkančiuoju subjektu oficialiu jo telefonu ir (arba) kitais būdais).</w:t>
             </w:r>
           </w:p>
         </w:tc>
@@ -13988,6 +14092,7 @@
                 <w:color w:val="000000" w:themeColor="text1"/>
                 <w:lang w:val="en-US"/>
               </w:rPr>
+              <w:lastRenderedPageBreak/>
               <w:t xml:space="preserve">Before the start of the initial opening of specific tenders (“tender opening”), as defined in </w:t>
             </w:r>
             <w:r>
@@ -14036,7 +14141,16 @@
                 <w:color w:val="000000" w:themeColor="text1"/>
                 <w:lang w:val="en-US"/>
               </w:rPr>
-              <w:t>P IS technical issues preventing submission of the password through C</w:t>
+              <w:t xml:space="preserve">P IS technical issues preventing submission of the </w:t>
+            </w:r>
+            <w:r>
+              <w:rPr>
+                <w:rFonts w:ascii="Arial" w:hAnsi="Arial" w:cs="Arial"/>
+                <w:color w:val="000000" w:themeColor="text1"/>
+                <w:lang w:val="en-US"/>
+              </w:rPr>
+              <w:lastRenderedPageBreak/>
+              <w:t>password through C</w:t>
             </w:r>
             <w:r>
               <w:rPr>
@@ -14075,7 +14189,22 @@
                 <w:rFonts w:ascii="Arial" w:hAnsi="Arial" w:cs="Arial"/>
                 <w:color w:val="000000" w:themeColor="text1"/>
               </w:rPr>
-              <w:t>6.11.2.</w:t>
+              <w:lastRenderedPageBreak/>
+              <w:t>6.1</w:t>
+            </w:r>
+            <w:r>
+              <w:rPr>
+                <w:rFonts w:ascii="Arial" w:hAnsi="Arial" w:cs="Arial"/>
+                <w:color w:val="000000" w:themeColor="text1"/>
+              </w:rPr>
+              <w:t>0</w:t>
+            </w:r>
+            <w:r>
+              <w:rPr>
+                <w:rFonts w:ascii="Arial" w:hAnsi="Arial" w:cs="Arial"/>
+                <w:color w:val="000000" w:themeColor="text1"/>
+              </w:rPr>
+              <w:t>.2.</w:t>
             </w:r>
           </w:p>
         </w:tc>
@@ -14158,7 +14287,21 @@
                 <w:rFonts w:ascii="Arial" w:hAnsi="Arial" w:cs="Arial"/>
                 <w:color w:val="000000" w:themeColor="text1"/>
               </w:rPr>
-              <w:t>6.12.</w:t>
+              <w:t>6.1</w:t>
+            </w:r>
+            <w:r>
+              <w:rPr>
+                <w:rFonts w:ascii="Arial" w:hAnsi="Arial" w:cs="Arial"/>
+                <w:color w:val="000000" w:themeColor="text1"/>
+              </w:rPr>
+              <w:t>1</w:t>
+            </w:r>
+            <w:r>
+              <w:rPr>
+                <w:rFonts w:ascii="Arial" w:hAnsi="Arial" w:cs="Arial"/>
+                <w:color w:val="000000" w:themeColor="text1"/>
+              </w:rPr>
+              <w:t>.</w:t>
             </w:r>
           </w:p>
         </w:tc>
@@ -14291,14 +14434,7 @@
               <w:rPr>
                 <w:rFonts w:ascii="Arial" w:hAnsi="Arial" w:cs="Arial"/>
               </w:rPr>
-              <w:t xml:space="preserve"> ir pateikti Perkančiajam subjektui  atnaujintą informaciją, duomenis ar dokumentus. Atnaujinta informacija, duomenys ar </w:t>
-            </w:r>
-            <w:r>
-              <w:rPr>
-                <w:rFonts w:ascii="Arial" w:hAnsi="Arial" w:cs="Arial"/>
-              </w:rPr>
-              <w:lastRenderedPageBreak/>
-              <w:t xml:space="preserve">dokumentai turi būti pateikti </w:t>
+              <w:t xml:space="preserve"> ir pateikti Perkančiajam subjektui  atnaujintą informaciją, duomenis ar dokumentus. Atnaujinta informacija, duomenys ar dokumentai turi būti pateikti </w:t>
             </w:r>
             <w:r>
               <w:rPr>
@@ -14335,7 +14471,6 @@
                 <w:color w:val="000000" w:themeColor="text1"/>
                 <w:lang w:val="en-US"/>
               </w:rPr>
-              <w:lastRenderedPageBreak/>
               <w:t xml:space="preserve">When submitting a specific tender, the Supplier must not have grounds for </w:t>
             </w:r>
             <w:r>
@@ -14473,7 +14608,7 @@
                 <w:szCs w:val="20"/>
               </w:rPr>
             </w:pPr>
-            <w:bookmarkStart w:id="22" w:name="_Toc206425108"/>
+            <w:bookmarkStart w:id="21" w:name="_Toc206425108"/>
             <w:r>
               <w:rPr>
                 <w:rFonts w:ascii="Arial" w:hAnsi="Arial" w:cs="Arial"/>
@@ -14483,7 +14618,7 @@
               </w:rPr>
               <w:t>7.</w:t>
             </w:r>
-            <w:bookmarkEnd w:id="22"/>
+            <w:bookmarkEnd w:id="21"/>
           </w:p>
         </w:tc>
         <w:tc>
@@ -14755,6 +14890,7 @@
                 <w:rFonts w:ascii="Arial" w:hAnsi="Arial" w:cs="Arial"/>
                 <w:color w:val="000000" w:themeColor="text1"/>
               </w:rPr>
+              <w:lastRenderedPageBreak/>
               <w:t>7.3.1.</w:t>
             </w:r>
           </w:p>
@@ -14959,14 +15095,14 @@
               </w:rPr>
               <w:t xml:space="preserve">nagrinėja, vertina ir palygina pateiktus konkrečius pasiūlymus, vadovaudamasis konkretaus pirkimo sąlygų nuostatomis. Perkančiojo subjekto neatmesti pasiūlymai vertinami pagal skelbime apie pirkimą nurodytus ir konkrečiame pirkime </w:t>
             </w:r>
-            <w:commentRangeStart w:id="23"/>
+            <w:commentRangeStart w:id="22"/>
             <w:r>
               <w:rPr>
                 <w:rFonts w:ascii="Arial" w:eastAsia="Arial" w:hAnsi="Arial" w:cs="Arial"/>
               </w:rPr>
               <w:t>patikslintus vertinimo kriterijus</w:t>
             </w:r>
-            <w:commentRangeEnd w:id="23"/>
+            <w:commentRangeEnd w:id="22"/>
             <w:r>
               <w:rPr>
                 <w:rStyle w:val="CommentReference"/>
@@ -14974,7 +15110,7 @@
                 <w:sz w:val="20"/>
                 <w:szCs w:val="20"/>
               </w:rPr>
-              <w:commentReference w:id="23"/>
+              <w:commentReference w:id="22"/>
             </w:r>
             <w:r>
               <w:rPr>
@@ -15404,7 +15540,6 @@
                 <w:rFonts w:ascii="Arial" w:hAnsi="Arial" w:cs="Arial"/>
                 <w:color w:val="000000" w:themeColor="text1"/>
               </w:rPr>
-              <w:lastRenderedPageBreak/>
               <w:t>7.4.</w:t>
             </w:r>
           </w:p>
@@ -15559,6 +15694,7 @@
                 <w:rFonts w:ascii="Arial" w:hAnsi="Arial" w:cs="Arial"/>
                 <w:color w:val="000000" w:themeColor="text1"/>
               </w:rPr>
+              <w:lastRenderedPageBreak/>
               <w:t>7.5.</w:t>
             </w:r>
           </w:p>
@@ -15789,7 +15925,138 @@
                 <w:rFonts w:ascii="Arial" w:hAnsi="Arial" w:cs="Arial"/>
                 <w:color w:val="000000" w:themeColor="text1"/>
               </w:rPr>
-              <w:t>7.7.</w:t>
+              <w:t>7.7</w:t>
+            </w:r>
+          </w:p>
+        </w:tc>
+        <w:tc>
+          <w:tcPr>
+            <w:tcW w:w="6664" w:type="dxa"/>
+          </w:tcPr>
+          <w:p>
+            <w:pPr>
+              <w:ind w:left="147" w:right="136"/>
+              <w:jc w:val="both"/>
+              <w:rPr>
+                <w:rFonts w:ascii="Arial" w:eastAsia="Arial" w:hAnsi="Arial" w:cs="Arial"/>
+              </w:rPr>
+            </w:pPr>
+            <w:r>
+              <w:rPr>
+                <w:rFonts w:ascii="Arial" w:eastAsia="Arial" w:hAnsi="Arial" w:cs="Arial"/>
+              </w:rPr>
+              <w:t xml:space="preserve">Tiekėjas, kuris pateikė ekonomiškai naudingiausią pasiūlymą ir yra nustatytas galimu laimėtoju/laimėtoju, Perkančiojo subjekto prašymu per jo nustatytą terminą, kuris negali būti trumpesnis kaip 3 darbo dienos,  privalės pateikti užpildytą </w:t>
+            </w:r>
+            <w:r>
+              <w:rPr>
+                <w:rFonts w:ascii="Arial" w:eastAsia="Arial" w:hAnsi="Arial" w:cs="Arial"/>
+                <w:color w:val="FF0000"/>
+              </w:rPr>
+              <w:t>Konkre</w:t>
+            </w:r>
+            <w:r>
+              <w:rPr>
+                <w:rFonts w:ascii="Arial" w:eastAsia="Arial" w:hAnsi="Arial" w:cs="Arial"/>
+                <w:color w:val="FF0000"/>
+              </w:rPr>
+              <w:t>taus</w:t>
+            </w:r>
+            <w:r>
+              <w:rPr>
+                <w:rFonts w:ascii="Arial" w:eastAsia="Arial" w:hAnsi="Arial" w:cs="Arial"/>
+                <w:color w:val="FF0000"/>
+              </w:rPr>
+              <w:t xml:space="preserve"> Pirkimo sąlygų</w:t>
+            </w:r>
+            <w:r>
+              <w:rPr>
+                <w:rFonts w:ascii="Arial" w:eastAsia="Arial" w:hAnsi="Arial" w:cs="Arial"/>
+                <w:color w:val="FF0000"/>
+              </w:rPr>
+              <w:t xml:space="preserve"> 3 priedą </w:t>
+            </w:r>
+            <w:r>
+              <w:rPr>
+                <w:rFonts w:ascii="Arial" w:eastAsia="Arial" w:hAnsi="Arial" w:cs="Arial"/>
+              </w:rPr>
+              <w:t>„Konfidenciali informacija“ ir pateikti šios informacijos konfidencialumą patvirtinančius dokumentus.  PĮ 32 straipsnio 2 dalyje nurodyta informacija negali būti laikoma konfidencialia informacija. Jeigu per Perkančiojo subjekto nustatytą terminą Tiekėjas nepateikia minėto priedo „Konfidenciali informacija“, laikoma, kad konfidencialios informacijos nėra, išskyrus informaciją, kurios atskleidimas negalimas pagal Asmens duomenų teisinės apsaugos įstatymą.</w:t>
+            </w:r>
+          </w:p>
+        </w:tc>
+        <w:tc>
+          <w:tcPr>
+            <w:tcW w:w="7088" w:type="dxa"/>
+          </w:tcPr>
+          <w:p>
+            <w:pPr>
+              <w:ind w:left="134" w:right="137"/>
+              <w:jc w:val="both"/>
+              <w:rPr>
+                <w:rFonts w:ascii="Arial" w:hAnsi="Arial" w:cs="Arial"/>
+                <w:color w:val="000000" w:themeColor="text1"/>
+                <w:lang w:val="en-GB"/>
+              </w:rPr>
+            </w:pPr>
+            <w:r>
+              <w:rPr>
+                <w:rFonts w:ascii="Arial" w:hAnsi="Arial" w:cs="Arial"/>
+                <w:color w:val="000000" w:themeColor="text1"/>
+                <w:lang w:val="en-GB"/>
+              </w:rPr>
+              <w:t xml:space="preserve">The Supplier who submitted the most economically advantageous tender and has been identified as the potential winner/winner shall, at the request of the Contracting Entity and within the time limit set by it, which may not be shorter than 3 working days, submit the completed </w:t>
+            </w:r>
+            <w:r>
+              <w:rPr>
+                <w:rFonts w:ascii="Arial" w:hAnsi="Arial" w:cs="Arial"/>
+                <w:color w:val="FF0000"/>
+                <w:lang w:val="en-GB"/>
+              </w:rPr>
+              <w:t xml:space="preserve">Annex 3 to the Specific Procurement Conditions </w:t>
+            </w:r>
+            <w:r>
+              <w:rPr>
+                <w:rFonts w:ascii="Arial" w:hAnsi="Arial" w:cs="Arial"/>
+                <w:color w:val="000000" w:themeColor="text1"/>
+                <w:lang w:val="en-GB"/>
+              </w:rPr>
+              <w:t>“Confidential Information” and provide documents confirming the confidentiality of such information. The information referred to in Article 32(2) of the LP may not be considered confidential information. If the Supplier fails to submit the said Annex “Confidential Information” within the time limit set by the Contracting Entity, it shall be deemed that there is no confidential information, except for information the disclosure of which is prohibited under the Law on Legal Protection of Personal Data.</w:t>
+            </w:r>
+          </w:p>
+        </w:tc>
+      </w:tr>
+      <w:tr>
+        <w:tc>
+          <w:tcPr>
+            <w:tcW w:w="993" w:type="dxa"/>
+          </w:tcPr>
+          <w:p>
+            <w:pPr>
+              <w:ind w:right="142"/>
+              <w:rPr>
+                <w:rFonts w:ascii="Arial" w:hAnsi="Arial" w:cs="Arial"/>
+                <w:color w:val="000000" w:themeColor="text1"/>
+              </w:rPr>
+            </w:pPr>
+            <w:r>
+              <w:rPr>
+                <w:rFonts w:ascii="Arial" w:hAnsi="Arial" w:cs="Arial"/>
+                <w:color w:val="000000" w:themeColor="text1"/>
+              </w:rPr>
+              <w:t>7.</w:t>
+            </w:r>
+            <w:r>
+              <w:rPr>
+                <w:rFonts w:ascii="Arial" w:hAnsi="Arial" w:cs="Arial"/>
+                <w:color w:val="000000" w:themeColor="text1"/>
+              </w:rPr>
+              <w:t>8</w:t>
+            </w:r>
+            <w:r>
+              <w:rPr>
+                <w:rFonts w:ascii="Arial" w:hAnsi="Arial" w:cs="Arial"/>
+                <w:color w:val="000000" w:themeColor="text1"/>
+              </w:rPr>
+              <w:t>.</w:t>
             </w:r>
           </w:p>
         </w:tc>
@@ -15890,7 +16157,7 @@
                 <w:szCs w:val="20"/>
               </w:rPr>
             </w:pPr>
-            <w:bookmarkStart w:id="24" w:name="_Toc206425109"/>
+            <w:bookmarkStart w:id="23" w:name="_Toc206425109"/>
             <w:r>
               <w:rPr>
                 <w:rFonts w:ascii="Arial" w:hAnsi="Arial" w:cs="Arial"/>
@@ -15900,7 +16167,7 @@
               </w:rPr>
               <w:t>8.</w:t>
             </w:r>
-            <w:bookmarkEnd w:id="24"/>
+            <w:bookmarkEnd w:id="23"/>
           </w:p>
         </w:tc>
         <w:tc>
@@ -17165,14 +17432,14 @@
               </w:rPr>
               <w:t xml:space="preserve">Tiekėjo pateiktoje užpildytoje </w:t>
             </w:r>
-            <w:bookmarkStart w:id="25" w:name="_Hlk126241777"/>
+            <w:bookmarkStart w:id="24" w:name="_Hlk126241777"/>
             <w:r>
               <w:rPr>
                 <w:rFonts w:ascii="Arial" w:eastAsia="Arial" w:hAnsi="Arial" w:cs="Arial"/>
               </w:rPr>
               <w:t xml:space="preserve">konkretaus </w:t>
             </w:r>
-            <w:bookmarkEnd w:id="25"/>
+            <w:bookmarkEnd w:id="24"/>
             <w:r>
               <w:rPr>
                 <w:rFonts w:ascii="Arial" w:eastAsia="Arial" w:hAnsi="Arial" w:cs="Arial"/>
@@ -20624,7 +20891,7 @@
                 <w:szCs w:val="20"/>
               </w:rPr>
             </w:pPr>
-            <w:bookmarkStart w:id="26" w:name="_Toc206425110"/>
+            <w:bookmarkStart w:id="25" w:name="_Toc206425110"/>
             <w:r>
               <w:rPr>
                 <w:rFonts w:ascii="Arial" w:hAnsi="Arial" w:cs="Arial"/>
@@ -20634,7 +20901,7 @@
               </w:rPr>
               <w:t>9.</w:t>
             </w:r>
-            <w:bookmarkEnd w:id="26"/>
+            <w:bookmarkEnd w:id="25"/>
           </w:p>
         </w:tc>
         <w:tc>
@@ -20981,7 +21248,7 @@
               </w:rPr>
               <w:t xml:space="preserve">Tiekėjas, kurio konkretus pasiūlymas nustatytas laimėjusiu, sudaryti Sutartį kviečiamas raštu nurodant laiką, iki kada jis turi sudaryti Sutartį. </w:t>
             </w:r>
-            <w:commentRangeStart w:id="27"/>
+            <w:commentRangeStart w:id="26"/>
             <w:r>
               <w:rPr>
                 <w:rFonts w:ascii="Arial" w:eastAsia="Arial" w:hAnsi="Arial" w:cs="Arial"/>
@@ -20990,7 +21257,7 @@
               <w:lastRenderedPageBreak/>
               <w:t>Iki Sutarties sudarymo Tiekėjas privalo pateikti sutarties bendrųjų sąlygų reikalavimus atitinkančius Sutarties įvykdymo užtikrinimą ir projektuotojo civilinės atsakomybės privalomojo draudimo liudijimo (poliso) kopiją.</w:t>
             </w:r>
-            <w:commentRangeEnd w:id="27"/>
+            <w:commentRangeEnd w:id="26"/>
             <w:r>
               <w:rPr>
                 <w:rStyle w:val="CommentReference"/>
@@ -20998,7 +21265,7 @@
                 <w:sz w:val="20"/>
                 <w:szCs w:val="20"/>
               </w:rPr>
-              <w:commentReference w:id="27"/>
+              <w:commentReference w:id="26"/>
             </w:r>
           </w:p>
         </w:tc>
@@ -21830,7 +22097,7 @@
                 <w:szCs w:val="20"/>
               </w:rPr>
             </w:pPr>
-            <w:bookmarkStart w:id="28" w:name="_Toc206425111"/>
+            <w:bookmarkStart w:id="27" w:name="_Toc206425111"/>
             <w:r>
               <w:rPr>
                 <w:rFonts w:ascii="Arial" w:hAnsi="Arial" w:cs="Arial"/>
@@ -21841,7 +22108,7 @@
               <w:lastRenderedPageBreak/>
               <w:t>10.</w:t>
             </w:r>
-            <w:bookmarkEnd w:id="28"/>
+            <w:bookmarkEnd w:id="27"/>
           </w:p>
         </w:tc>
         <w:tc>
@@ -23073,28 +23340,34 @@
                 <w:rFonts w:ascii="Arial" w:hAnsi="Arial" w:cs="Arial"/>
                 <w:color w:val="000000" w:themeColor="text1"/>
               </w:rPr>
+              <w:t>10.5.</w:t>
+            </w:r>
+          </w:p>
+        </w:tc>
+        <w:tc>
+          <w:tcPr>
+            <w:tcW w:w="6664" w:type="dxa"/>
+          </w:tcPr>
+          <w:p>
+            <w:pPr>
+              <w:ind w:left="147" w:right="136"/>
+              <w:jc w:val="both"/>
+              <w:rPr>
+                <w:rFonts w:ascii="Arial" w:eastAsia="Arial" w:hAnsi="Arial" w:cs="Arial"/>
+              </w:rPr>
+            </w:pPr>
+            <w:r>
+              <w:rPr>
+                <w:rFonts w:ascii="Arial" w:eastAsia="Arial" w:hAnsi="Arial" w:cs="Arial"/>
+              </w:rPr>
+              <w:t xml:space="preserve">Perkantysis subjektas laimėjusio konkretaus pirkimo dalyvio konkretų pasiūlymą, sudarytą Sutartį ir jos pakeitimus, išskyrus informaciją, kurios atskleidimas prieštarautų informacijos ir duomenų apsaugą reguliuojantiems teisės aktams arba visuomenės interesams, pažeistų </w:t>
+            </w:r>
+            <w:r>
+              <w:rPr>
+                <w:rFonts w:ascii="Arial" w:eastAsia="Arial" w:hAnsi="Arial" w:cs="Arial"/>
+              </w:rPr>
               <w:lastRenderedPageBreak/>
-              <w:t>10.5.</w:t>
-            </w:r>
-          </w:p>
-        </w:tc>
-        <w:tc>
-          <w:tcPr>
-            <w:tcW w:w="6664" w:type="dxa"/>
-          </w:tcPr>
-          <w:p>
-            <w:pPr>
-              <w:ind w:left="147" w:right="136"/>
-              <w:jc w:val="both"/>
-              <w:rPr>
-                <w:rFonts w:ascii="Arial" w:eastAsia="Arial" w:hAnsi="Arial" w:cs="Arial"/>
-              </w:rPr>
-            </w:pPr>
-            <w:r>
-              <w:rPr>
-                <w:rFonts w:ascii="Arial" w:eastAsia="Arial" w:hAnsi="Arial" w:cs="Arial"/>
-              </w:rPr>
-              <w:t>Perkantysis subjektas laimėjusio konkretaus pirkimo dalyvio konkretų pasiūlymą, sudarytą Sutartį ir jos pakeitimus, išskyrus informaciją, kurios atskleidimas prieštarautų informacijos ir duomenų apsaugą reguliuojantiems teisės aktams arba visuomenės interesams, pažeistų teisėtus konkretaus Tiekėjo komercinius interesus arba turėtų neigiamą poveikį Tiekėjų konkurencijai, ne vėliau kaip per 15 dienų nuo Sutarties sudarymo ar jos pakeitimo, bet ne vėliau kaip iki pirmojo mokėjimo pagal Sutartį pradžios, skelbia CVP IS</w:t>
+              <w:t>teisėtus konkretaus Tiekėjo komercinius interesus arba turėtų neigiamą poveikį Tiekėjų konkurencijai, ne vėliau kaip per 15 dienų nuo Sutarties sudarymo ar jos pakeitimo, bet ne vėliau kaip iki pirmojo mokėjimo pagal Sutartį pradžios, skelbia CVP IS</w:t>
             </w:r>
             <w:r>
               <w:rPr>
@@ -23122,6 +23395,7 @@
                 <w:rFonts w:ascii="Arial" w:hAnsi="Arial" w:cs="Arial"/>
                 <w:lang w:val="en-US"/>
               </w:rPr>
+              <w:lastRenderedPageBreak/>
               <w:t>The Contracting Entity shall publish in the C</w:t>
             </w:r>
             <w:r>
@@ -23136,7 +23410,15 @@
                 <w:rFonts w:ascii="Arial" w:hAnsi="Arial" w:cs="Arial"/>
                 <w:lang w:val="en-US"/>
               </w:rPr>
-              <w:t>P IS the winning participant’s specific tender, the concluded Contract and its amendments, except for the information the disclosure of which would contradict the legal acts regulating the protection of information and data, or the public interest, would violate the legitimate commercial interests of a specific Supplier, or would have a negative impact on the competition of Suppliers, no later than within 15 days from the conclusion of the Contract or its amendment, but not later than before the start of the first payment under the Contract.</w:t>
+              <w:t xml:space="preserve">P IS the winning participant’s specific tender, the concluded Contract and its amendments, except for the information the disclosure of which would contradict the legal acts regulating the protection of information and data, or the public interest, would violate the </w:t>
+            </w:r>
+            <w:r>
+              <w:rPr>
+                <w:rFonts w:ascii="Arial" w:hAnsi="Arial" w:cs="Arial"/>
+                <w:lang w:val="en-US"/>
+              </w:rPr>
+              <w:lastRenderedPageBreak/>
+              <w:t>legitimate commercial interests of a specific Supplier, or would have a negative impact on the competition of Suppliers, no later than within 15 days from the conclusion of the Contract or its amendment, but not later than before the start of the first payment under the Contract.</w:t>
             </w:r>
           </w:p>
         </w:tc>
@@ -23164,6 +23446,7 @@
                 <w:bCs/>
                 <w:color w:val="000000" w:themeColor="text1"/>
               </w:rPr>
+              <w:lastRenderedPageBreak/>
               <w:t>11.</w:t>
             </w:r>
           </w:p>
@@ -23461,7 +23744,7 @@
                 <w:color w:val="000000" w:themeColor="text1"/>
               </w:rPr>
             </w:pPr>
-            <w:bookmarkStart w:id="29" w:name="_Toc48931931"/>
+            <w:bookmarkStart w:id="28" w:name="_Toc48931931"/>
             <w:r>
               <w:rPr>
                 <w:rFonts w:ascii="Arial" w:hAnsi="Arial" w:cs="Arial"/>
@@ -23471,7 +23754,7 @@
               </w:rPr>
               <w:t>VERIFICATION OF COMPLIANCE WITH NATIONAL SECURITY INTERESTS</w:t>
             </w:r>
-            <w:bookmarkEnd w:id="29"/>
+            <w:bookmarkEnd w:id="28"/>
           </w:p>
         </w:tc>
       </w:tr>
@@ -23725,14 +24008,14 @@
               </w:rPr>
               <w:t xml:space="preserve">kio subjektų, kurių pajėgumais </w:t>
             </w:r>
-            <w:bookmarkStart w:id="30" w:name="_Hlk127263863"/>
+            <w:bookmarkStart w:id="29" w:name="_Hlk127263863"/>
             <w:r>
               <w:rPr>
                 <w:rFonts w:ascii="Arial" w:eastAsia="Arial" w:hAnsi="Arial" w:cs="Arial"/>
               </w:rPr>
               <w:t>remiamasi</w:t>
             </w:r>
-            <w:bookmarkEnd w:id="30"/>
+            <w:bookmarkEnd w:id="29"/>
             <w:r>
               <w:rPr>
                 <w:rFonts w:ascii="Arial" w:eastAsia="Arial" w:hAnsi="Arial" w:cs="Arial"/>
@@ -23882,14 +24165,14 @@
               <w:rPr>
                 <w:rFonts w:ascii="Arial" w:eastAsia="Arial" w:hAnsi="Arial" w:cs="Arial"/>
               </w:rPr>
-              <w:t xml:space="preserve">kio subjektams, kurių pajėgumais remiamasi, bus suteikiama teisė aptarnauti, gauti prieigą ar kitaip susipažinti su ypatingos svarbos informacinės infrastruktūros valdytojo ar Perkančiojo subjekto  saugumo planuose ar kituose ypatingos svarbos informacinės infrastruktūros valdytojo ar Perkančiojo subjekto  vidaus dokumentuose nustatytomis ryšių ir informacinėmis sistemomis (ar jų dalimis), kurios yra </w:t>
+              <w:t xml:space="preserve">kio subjektams, kurių pajėgumais remiamasi, bus suteikiama teisė aptarnauti, gauti prieigą ar kitaip susipažinti su ypatingos svarbos informacinės infrastruktūros valdytojo ar Perkančiojo subjekto  saugumo planuose ar kituose ypatingos svarbos informacinės infrastruktūros valdytojo ar Perkančiojo subjekto  vidaus dokumentuose nustatytomis ryšių ir informacinėmis sistemomis (ar jų dalimis), kurios yra reikšmingos  ypatingos svarbos informacinės infrastruktūros valdytojo ar Perkančiojo subjekto  veiklai, šių ryšių ir informacinių sistemų (ar jų dalių) technologijomis, duomenų bazėmis ar jose esamais duomenimis arba kai yra rizika, kad prie tokių ryšių ir informacinių sistemų (jų dalių) gali gauti </w:t>
             </w:r>
             <w:r>
               <w:rPr>
                 <w:rFonts w:ascii="Arial" w:eastAsia="Arial" w:hAnsi="Arial" w:cs="Arial"/>
               </w:rPr>
               <w:lastRenderedPageBreak/>
-              <w:t>reikšmingos  ypatingos svarbos informacinės infrastruktūros valdytojo ar Perkančiojo subjekto  veiklai, šių ryšių ir informacinių sistemų (ar jų dalių) technologijomis, duomenų bazėmis ar jose esamais duomenimis arba kai yra rizika, kad prie tokių ryšių ir informacinių sistemų (jų dalių) gali gauti prieigą tretieji asmenys arba jiems būtų suteikta teisė aptarnauti ar kitaip susipažinti su tokiomis ryšių ir informacinėmis sistemomis (jų dalimis)</w:t>
+              <w:t>prieigą tretieji asmenys arba jiems būtų suteikta teisė aptarnauti ar kitaip susipažinti su tokiomis ryšių ir informacinėmis sistemomis (jų dalimis)</w:t>
             </w:r>
             <w:r>
               <w:rPr>
@@ -23942,7 +24225,7 @@
                 <w:rFonts w:ascii="Arial" w:hAnsi="Arial" w:cs="Arial"/>
                 <w:lang w:val="en-GB"/>
               </w:rPr>
-              <w:t xml:space="preserve">conomic entities will be granted the right to service, access or otherwise become acquainted with the communication and information systems (or parts thereof) specified in the security plans of the critical information infrastructure manager or the Contracting Entity, or other internal documents of the critical information infrastructure manager or the Contracting Entity, which are significant for the activities of the critical </w:t>
+              <w:t xml:space="preserve">conomic entities will be granted the right to service, access or otherwise become acquainted with the communication and information systems (or parts thereof) specified in the security plans of the critical information infrastructure manager or the Contracting Entity, or other internal documents of the critical information infrastructure manager or the Contracting Entity, which are significant for the activities of the critical information infrastructure manager or the Contracting Entity, the technologies, databases or data contained in these communication and information systems (or parts thereof); or when there is a risk that such communication and information systems (parts thereof) may be accessed by third parties or that </w:t>
             </w:r>
             <w:r>
               <w:rPr>
@@ -23950,7 +24233,7 @@
                 <w:lang w:val="en-GB"/>
               </w:rPr>
               <w:lastRenderedPageBreak/>
-              <w:t>information infrastructure manager or the Contracting Entity, the technologies, databases or data contained in these communication and information systems (or parts thereof); or when there is a risk that such communication and information systems (parts thereof) may be accessed by third parties or that they may be granted the right to service or otherwise have access to such communication and information systems (parts thereof);</w:t>
+              <w:t>they may be granted the right to service or otherwise have access to such communication and information systems (parts thereof);</w:t>
             </w:r>
           </w:p>
         </w:tc>
@@ -24415,21 +24698,14 @@
               </w:rPr>
               <w:t xml:space="preserve">Tiekėjas, kuris nepateiks reikalaujamos informacijos ir/ar dokumentų, ar Lietuvos Respublikos Vyriausybė priims sprendimą, patvirtinantį, kad ketinama sudaryti Sutartis su Tiekėju neatitinka nacionalinio saugumo interesų vadovaujantis Nacionaliniam saugumui užtikrinti svarbių objektų apsaugos įstatymu, </w:t>
             </w:r>
-            <w:bookmarkStart w:id="31" w:name="_Hlk96615734"/>
-            <w:r>
-              <w:rPr>
-                <w:rFonts w:ascii="Arial" w:eastAsia="Arial" w:hAnsi="Arial" w:cs="Arial"/>
-              </w:rPr>
-              <w:t xml:space="preserve">ar Lietuvos Respublikos Vyriausybei priėmus sprendimą/nustačius, kad Tiekėjas neatitinka nacionalinio saugumo </w:t>
-            </w:r>
-            <w:r>
-              <w:rPr>
-                <w:rFonts w:ascii="Arial" w:eastAsia="Arial" w:hAnsi="Arial" w:cs="Arial"/>
-              </w:rPr>
-              <w:lastRenderedPageBreak/>
-              <w:t>interesų vadovaujantis Nacionaliniam saugumui užtikrinti svarbių objektų apsaugos įstatymu</w:t>
-            </w:r>
-            <w:bookmarkEnd w:id="31"/>
+            <w:bookmarkStart w:id="30" w:name="_Hlk96615734"/>
+            <w:r>
+              <w:rPr>
+                <w:rFonts w:ascii="Arial" w:eastAsia="Arial" w:hAnsi="Arial" w:cs="Arial"/>
+              </w:rPr>
+              <w:t>ar Lietuvos Respublikos Vyriausybei priėmus sprendimą/nustačius, kad Tiekėjas neatitinka nacionalinio saugumo interesų vadovaujantis Nacionaliniam saugumui užtikrinti svarbių objektų apsaugos įstatymu</w:t>
+            </w:r>
+            <w:bookmarkEnd w:id="30"/>
             <w:r>
               <w:rPr>
                 <w:rFonts w:ascii="Arial" w:eastAsia="Arial" w:hAnsi="Arial" w:cs="Arial"/>
@@ -24590,16 +24866,7 @@
                 <w:rFonts w:ascii="Arial" w:hAnsi="Arial" w:cs="Arial"/>
                 <w:lang w:val="en-GB"/>
               </w:rPr>
-              <w:lastRenderedPageBreak/>
-              <w:t xml:space="preserve">The Supplier who fails to provide the required information and/or documents, or if the Government of the Republic of Lithuania will make a decision confirming that the intended Contract with the Supplier does not meet national security interests in accordance with the Law on Protection of Objects of Importance to Ensuring National Security, or if the Government of the Republic of Lithuania will make a decision that the Supplier does not meet national </w:t>
-            </w:r>
-            <w:r>
-              <w:rPr>
-                <w:rFonts w:ascii="Arial" w:hAnsi="Arial" w:cs="Arial"/>
-                <w:lang w:val="en-GB"/>
-              </w:rPr>
-              <w:lastRenderedPageBreak/>
-              <w:t xml:space="preserve">security interests in accordance with the Law on Protection of Objects of Importance to Ensuring National Security, will not be recognized as the Successful Supplier and </w:t>
+              <w:t xml:space="preserve">The Supplier who fails to provide the required information and/or documents, or if the Government of the Republic of Lithuania will make a decision confirming that the intended Contract with the Supplier does not meet national security interests in accordance with the Law on Protection of Objects of Importance to Ensuring National Security, or if the Government of the Republic of Lithuania will make a decision that the Supplier does not meet national security interests in accordance with the Law on Protection of Objects of Importance to Ensuring National Security, will not be recognized as the Successful Supplier and </w:t>
             </w:r>
             <w:r>
               <w:rPr>
@@ -25306,21 +25573,27 @@
               <w:rPr>
                 <w:rFonts w:ascii="Arial" w:hAnsi="Arial" w:cs="Arial"/>
               </w:rPr>
+              <w:t>13.1. Jei Tiekėjas, kurio Pasiūlymas pagal vertinimo rezultatus galės būti pripažintas laimėjusiu,</w:t>
+            </w:r>
+            <w:r>
+              <w:rPr>
+                <w:rFonts w:ascii="Arial" w:hAnsi="Arial" w:cs="Arial"/>
+                <w:color w:val="FF0000"/>
+              </w:rPr>
+              <w:t xml:space="preserve"> nepateiks Sutarties įvykdymo užtikrinimo originalo, projektuotojo civilinės atsakomybės privalomojo draudimo liudijimo (poliso) kopijos, nepaaiškins pateikto Pasiūlymo </w:t>
+            </w:r>
+            <w:r>
+              <w:rPr>
+                <w:rFonts w:ascii="Arial" w:hAnsi="Arial" w:cs="Arial"/>
+              </w:rPr>
+              <w:t xml:space="preserve">arba Tiekėjas, kuris bus kviečiamas sudaryti Sutartį, atsisakys ją sudaryti, jis, </w:t>
+            </w:r>
+            <w:r>
+              <w:rPr>
+                <w:rFonts w:ascii="Arial" w:hAnsi="Arial" w:cs="Arial"/>
+              </w:rPr>
               <w:lastRenderedPageBreak/>
-              <w:t>13.1. Jei Tiekėjas, kurio Pasiūlymas pagal vertinimo rezultatus galės būti pripažintas laimėjusiu,</w:t>
-            </w:r>
-            <w:r>
-              <w:rPr>
-                <w:rFonts w:ascii="Arial" w:hAnsi="Arial" w:cs="Arial"/>
-                <w:color w:val="FF0000"/>
-              </w:rPr>
-              <w:t xml:space="preserve"> nepateiks Sutarties įvykdymo užtikrinimo originalo, projektuotojo civilinės atsakomybės privalomojo draudimo liudijimo (poliso) kopijos, nepaaiškins pateikto Pasiūlymo </w:t>
-            </w:r>
-            <w:r>
-              <w:rPr>
-                <w:rFonts w:ascii="Arial" w:hAnsi="Arial" w:cs="Arial"/>
-              </w:rPr>
-              <w:t xml:space="preserve">arba Tiekėjas, kuris bus kviečiamas sudaryti Sutartį, atsisakys ją sudaryti, jis, Perkančiajam subjektui pareikalavus, turės sumokėti kainos skirtumą tarp Sutartį atsisakiusio pasirašyti Tiekėjo </w:t>
+              <w:t xml:space="preserve">Perkančiajam subjektui pareikalavus, turės sumokėti kainos skirtumą tarp Sutartį atsisakiusio pasirašyti Tiekėjo </w:t>
             </w:r>
             <w:r>
               <w:rPr>
@@ -25371,7 +25644,14 @@
                 <w:color w:val="FF0000"/>
                 <w:lang w:val="en-GB"/>
               </w:rPr>
-              <w:t xml:space="preserve">submit the original of </w:t>
+              <w:t>submit the original of Contract performance guarantee, a copy of the designer's compulsory civil liability insurance certificate (policy)</w:t>
+            </w:r>
+            <w:r>
+              <w:rPr>
+                <w:rFonts w:ascii="Arial" w:hAnsi="Arial" w:cs="Arial"/>
+                <w:lang w:val="en-GB"/>
+              </w:rPr>
+              <w:t xml:space="preserve">, </w:t>
             </w:r>
             <w:r>
               <w:rPr>
@@ -25379,30 +25659,22 @@
                 <w:color w:val="FF0000"/>
                 <w:lang w:val="en-GB"/>
               </w:rPr>
+              <w:t xml:space="preserve">fails to provide the required explanations of the Tender, </w:t>
+            </w:r>
+            <w:r>
+              <w:rPr>
+                <w:rFonts w:ascii="Arial" w:hAnsi="Arial" w:cs="Arial"/>
+                <w:lang w:val="en-GB"/>
+              </w:rPr>
+              <w:t xml:space="preserve">or the Supplier invited to conclude the Contract refuses to conclude the Contract, at a request of the Contracting Entity such Supplier </w:t>
+            </w:r>
+            <w:r>
+              <w:rPr>
+                <w:rFonts w:ascii="Arial" w:hAnsi="Arial" w:cs="Arial"/>
+                <w:lang w:val="en-GB"/>
+              </w:rPr>
               <w:lastRenderedPageBreak/>
-              <w:t>Contract performance guarantee, a copy of the designer's compulsory civil liability insurance certificate (policy)</w:t>
-            </w:r>
-            <w:r>
-              <w:rPr>
-                <w:rFonts w:ascii="Arial" w:hAnsi="Arial" w:cs="Arial"/>
-                <w:lang w:val="en-GB"/>
-              </w:rPr>
-              <w:t xml:space="preserve">, </w:t>
-            </w:r>
-            <w:r>
-              <w:rPr>
-                <w:rFonts w:ascii="Arial" w:hAnsi="Arial" w:cs="Arial"/>
-                <w:color w:val="FF0000"/>
-                <w:lang w:val="en-GB"/>
-              </w:rPr>
-              <w:t xml:space="preserve">fails to provide the required explanations of the Tender, </w:t>
-            </w:r>
-            <w:r>
-              <w:rPr>
-                <w:rFonts w:ascii="Arial" w:hAnsi="Arial" w:cs="Arial"/>
-                <w:lang w:val="en-GB"/>
-              </w:rPr>
-              <w:t>or the Supplier invited to conclude the Contract refuses to conclude the Contract, at a request of the Contracting Entity such Supplier shall have to pay a penalty in the amount of the difference in the price between the price of the Final Tender of the Supplier that refused to sign the Contract excl. VAT and the price of the Final Tender of the Supplier ranking second after the Supplier that refused to sign the Contract, to the extent that is covered by the security of the Tender.</w:t>
+              <w:t>shall have to pay a penalty in the amount of the difference in the price between the price of the Final Tender of the Supplier that refused to sign the Contract excl. VAT and the price of the Final Tender of the Supplier ranking second after the Supplier that refused to sign the Contract, to the extent that is covered by the security of the Tender.</w:t>
             </w:r>
           </w:p>
         </w:tc>
@@ -25650,8 +25922,8 @@
                 <w:color w:val="000000" w:themeColor="text1"/>
               </w:rPr>
             </w:pPr>
-            <w:bookmarkStart w:id="32" w:name="_Hlk201061959"/>
-            <w:commentRangeStart w:id="33"/>
+            <w:bookmarkStart w:id="31" w:name="_Hlk201061959"/>
+            <w:commentRangeStart w:id="32"/>
             <w:r>
               <w:rPr>
                 <w:rFonts w:ascii="Arial" w:hAnsi="Arial" w:cs="Arial"/>
@@ -25765,8 +26037,8 @@
               </w:rPr>
               <w:t xml:space="preserve"> „Sandorio šalies ir (ar) subtiekėjo duomenų forma“.</w:t>
             </w:r>
-            <w:bookmarkEnd w:id="32"/>
-            <w:commentRangeEnd w:id="33"/>
+            <w:bookmarkEnd w:id="31"/>
+            <w:commentRangeEnd w:id="32"/>
             <w:r>
               <w:rPr>
                 <w:rStyle w:val="CommentReference"/>
@@ -25776,7 +26048,7 @@
                 <w:sz w:val="20"/>
                 <w:szCs w:val="20"/>
               </w:rPr>
-              <w:commentReference w:id="33"/>
+              <w:commentReference w:id="32"/>
             </w:r>
           </w:p>
         </w:tc>
@@ -26266,7 +26538,6 @@
                 <w:bCs/>
                 <w:color w:val="000000" w:themeColor="text1"/>
               </w:rPr>
-              <w:lastRenderedPageBreak/>
               <w:t>15.</w:t>
             </w:r>
           </w:p>
@@ -26287,7 +26558,7 @@
                 <w:color w:val="000000" w:themeColor="text1"/>
               </w:rPr>
             </w:pPr>
-            <w:commentRangeStart w:id="34"/>
+            <w:commentRangeStart w:id="33"/>
             <w:r>
               <w:rPr>
                 <w:rFonts w:ascii="Arial" w:eastAsia="Arial" w:hAnsi="Arial" w:cs="Arial"/>
@@ -26297,7 +26568,7 @@
               </w:rPr>
               <w:t>PRIEDAI</w:t>
             </w:r>
-            <w:commentRangeEnd w:id="34"/>
+            <w:commentRangeEnd w:id="33"/>
             <w:r>
               <w:rPr>
                 <w:rStyle w:val="CommentReference"/>
@@ -26308,7 +26579,7 @@
                 <w:sz w:val="20"/>
                 <w:szCs w:val="20"/>
               </w:rPr>
-              <w:commentReference w:id="34"/>
+              <w:commentReference w:id="33"/>
             </w:r>
           </w:p>
         </w:tc>
@@ -26524,7 +26795,30 @@
                 <w:rFonts w:ascii="Arial" w:eastAsia="Arial" w:hAnsi="Arial" w:cs="Arial"/>
                 <w:color w:val="FF0000"/>
               </w:rPr>
-              <w:t>3 priedas – Konfidenciali informacija;</w:t>
+              <w:lastRenderedPageBreak/>
+              <w:t>3 priedas – Konfidenciali informacija</w:t>
+            </w:r>
+            <w:r>
+              <w:rPr>
+                <w:rFonts w:ascii="Arial" w:eastAsia="Arial" w:hAnsi="Arial" w:cs="Arial"/>
+                <w:color w:val="FF0000"/>
+              </w:rPr>
+              <w:t xml:space="preserve"> </w:t>
+            </w:r>
+            <w:r>
+              <w:rPr>
+                <w:rFonts w:ascii="Arial" w:hAnsi="Arial" w:cs="Arial"/>
+                <w:i/>
+                <w:iCs/>
+              </w:rPr>
+              <w:t>(bus prašoma pateikti tik galimo laimėtojo/laimėtojo)</w:t>
+            </w:r>
+            <w:r>
+              <w:rPr>
+                <w:rFonts w:ascii="Arial" w:eastAsia="Arial" w:hAnsi="Arial" w:cs="Arial"/>
+                <w:color w:val="FF0000"/>
+              </w:rPr>
+              <w:t>;</w:t>
             </w:r>
           </w:p>
         </w:tc>
@@ -26564,7 +26858,53 @@
                 <w:color w:val="FF0000"/>
                 <w:lang w:val="en-US"/>
               </w:rPr>
-              <w:t>onfidential information;</w:t>
+              <w:t>onfidential information</w:t>
+            </w:r>
+            <w:r>
+              <w:rPr>
+                <w:rFonts w:ascii="Arial" w:hAnsi="Arial" w:cs="Arial"/>
+                <w:color w:val="FF0000"/>
+                <w:lang w:val="en-US"/>
+              </w:rPr>
+              <w:t xml:space="preserve"> </w:t>
+            </w:r>
+            <w:r>
+              <w:rPr>
+                <w:rFonts w:ascii="Arial" w:hAnsi="Arial" w:cs="Arial"/>
+                <w:i/>
+                <w:iCs/>
+                <w:color w:val="FF0000"/>
+                <w:lang w:val="en-GB"/>
+              </w:rPr>
+              <w:t>(only the potential successful Tenderer</w:t>
+            </w:r>
+            <w:r>
+              <w:rPr>
+                <w:rFonts w:ascii="Arial" w:hAnsi="Arial" w:cs="Arial"/>
+                <w:i/>
+                <w:iCs/>
+                <w:color w:val="FF0000"/>
+                <w:lang w:val="en-GB"/>
+              </w:rPr>
+              <w:t>/winning Tenderer</w:t>
+            </w:r>
+            <w:r>
+              <w:rPr>
+                <w:rFonts w:ascii="Arial" w:hAnsi="Arial" w:cs="Arial"/>
+                <w:i/>
+                <w:iCs/>
+                <w:color w:val="FF0000"/>
+                <w:lang w:val="en-GB"/>
+              </w:rPr>
+              <w:t xml:space="preserve"> will be asked to submit)</w:t>
+            </w:r>
+            <w:r>
+              <w:rPr>
+                <w:rFonts w:ascii="Arial" w:hAnsi="Arial" w:cs="Arial"/>
+                <w:color w:val="FF0000"/>
+                <w:lang w:val="en-US"/>
+              </w:rPr>
+              <w:t>;</w:t>
             </w:r>
           </w:p>
         </w:tc>
@@ -26761,7 +27101,7 @@
               </w:rPr>
               <w:t>6 priedas –</w:t>
             </w:r>
-            <w:bookmarkStart w:id="35" w:name="_Hlk201073078"/>
+            <w:bookmarkStart w:id="34" w:name="_Hlk201073078"/>
             <w:r>
               <w:rPr>
                 <w:rFonts w:ascii="Arial" w:hAnsi="Arial" w:cs="Arial"/>
@@ -26769,7 +27109,7 @@
               </w:rPr>
               <w:t xml:space="preserve"> </w:t>
             </w:r>
-            <w:bookmarkStart w:id="36" w:name="_Hlk201067239"/>
+            <w:bookmarkStart w:id="35" w:name="_Hlk201067239"/>
             <w:r>
               <w:rPr>
                 <w:rFonts w:ascii="Arial" w:hAnsi="Arial" w:cs="Arial"/>
@@ -26786,8 +27126,8 @@
               </w:rPr>
               <w:t>(bus prašoma pateikti tik galimo laimėtojo)</w:t>
             </w:r>
+            <w:bookmarkEnd w:id="34"/>
             <w:bookmarkEnd w:id="35"/>
-            <w:bookmarkEnd w:id="36"/>
             <w:r>
               <w:rPr>
                 <w:rFonts w:ascii="Arial" w:hAnsi="Arial" w:cs="Arial"/>
@@ -26855,12 +27195,12 @@
           <w:color w:val="FF0000"/>
         </w:rPr>
       </w:pPr>
-      <w:bookmarkStart w:id="37" w:name="part_94466764c7e54d1a8754857ef66ffa44"/>
-      <w:bookmarkStart w:id="38" w:name="part_8b24312389224c56b80b5170704a3e79"/>
-      <w:bookmarkStart w:id="39" w:name="_heading=h.2et92p0" w:colFirst="0" w:colLast="0"/>
+      <w:bookmarkStart w:id="36" w:name="part_94466764c7e54d1a8754857ef66ffa44"/>
+      <w:bookmarkStart w:id="37" w:name="part_8b24312389224c56b80b5170704a3e79"/>
+      <w:bookmarkStart w:id="38" w:name="_heading=h.2et92p0" w:colFirst="0" w:colLast="0"/>
+      <w:bookmarkEnd w:id="36"/>
       <w:bookmarkEnd w:id="37"/>
       <w:bookmarkEnd w:id="38"/>
-      <w:bookmarkEnd w:id="39"/>
     </w:p>
     <w:p>
       <w:pPr>
@@ -26901,15 +27241,17 @@
           <w:rFonts w:ascii="Arial" w:hAnsi="Arial" w:cs="Arial"/>
         </w:rPr>
       </w:pPr>
-      <w:bookmarkStart w:id="40" w:name="bookmark=id.3dy6vkm" w:colFirst="0" w:colLast="0"/>
-      <w:bookmarkStart w:id="41" w:name="bookmark=id.1t3h5sf" w:colFirst="0" w:colLast="0"/>
-      <w:bookmarkStart w:id="42" w:name="_heading=h.4d34og8" w:colFirst="0" w:colLast="0"/>
+      <w:bookmarkStart w:id="39" w:name="bookmark=id.3dy6vkm" w:colFirst="0" w:colLast="0"/>
+      <w:bookmarkStart w:id="40" w:name="bookmark=id.1t3h5sf" w:colFirst="0" w:colLast="0"/>
+      <w:bookmarkStart w:id="41" w:name="_heading=h.4d34og8" w:colFirst="0" w:colLast="0"/>
+      <w:bookmarkEnd w:id="39"/>
       <w:bookmarkEnd w:id="40"/>
       <w:bookmarkEnd w:id="41"/>
-      <w:bookmarkEnd w:id="42"/>
     </w:p>
     <w:sectPr>
-      <w:headerReference w:type="default" r:id="rId14"/>
+      <w:headerReference w:type="default" r:id="rId15"/>
+      <w:footerReference w:type="default" r:id="rId16"/>
+      <w:headerReference w:type="first" r:id="rId17"/>
       <w:pgSz w:w="16838" w:h="11900" w:orient="landscape"/>
       <w:pgMar w:top="1134" w:right="567" w:bottom="1134" w:left="1701" w:header="0" w:footer="0" w:gutter="0"/>
       <w:cols w:space="720"/>
@@ -27127,42 +27469,14 @@
         <w:annotationRef/>
       </w:r>
       <w:r>
-        <w:t xml:space="preserve">Punktas taikomas </w:t>
-      </w:r>
-      <w:r>
         <w:rPr>
-          <w:color w:val="000000"/>
+          <w:color w:val="FF0000"/>
         </w:rPr>
-        <w:t xml:space="preserve">Mobilizacijos, karo, nepaprastosios padėties atveju ar kai Lietuvos Respublikos Vyriausybė, įvertinusi riziką, kad veiksniai, dėl kurių buvo ar gali būti paskelbta mobilizacija, įvesta karo ar nepaprastoji padėtis, kelia grėsmę nacionaliniam saugumui, yra priėmusi sprendimą dėl šios nuostatos taikymo. </w:t>
+        <w:t>Abejonių kyla ir dokumentų prašome visais atvejais, jei atitinkamas tiekėjas, subtiekėjas, ūkio subjektas, kurio pajėgumais remiamasi, ar gamintojas yra užsienio šalyje registruotas subjektas. Iš Lietuvoje registruotų subjektų dokumentų standartiškai pagal šį reikalavimą neprašome.</w:t>
       </w:r>
     </w:p>
   </w:comment>
   <w:comment w:id="18" w:author="Author" w:initials="A">
-    <w:p>
-      <w:pPr>
-        <w:pStyle w:val="CommentText"/>
-      </w:pPr>
-      <w:r>
-        <w:rPr>
-          <w:rStyle w:val="CommentReference"/>
-        </w:rPr>
-        <w:annotationRef/>
-      </w:r>
-      <w:r>
-        <w:t xml:space="preserve">Punktas taikomas </w:t>
-      </w:r>
-      <w:r>
-        <w:rPr>
-          <w:color w:val="000000"/>
-        </w:rPr>
-        <w:t xml:space="preserve">Mobilizacijos, karo, nepaprastosios padėties atveju ar kai Lietuvos Respublikos Vyriausybė, įvertinusi riziką, kad veiksniai, dėl kurių buvo ar gali būti paskelbta mobilizacija, įvesta karo ar nepaprastoji padėtis, kelia grėsmę nacionaliniam saugumui, yra priėmusi sprendimą dėl šios nuostatos taikymo. Kitu atveju - trinti. </w:t>
-      </w:r>
-      <w:r>
-        <w:t xml:space="preserve"> </w:t>
-      </w:r>
-    </w:p>
-  </w:comment>
-  <w:comment w:id="19" w:author="Author" w:initials="A">
     <w:p>
       <w:pPr>
         <w:pStyle w:val="CommentText"/>
@@ -27178,7 +27492,7 @@
       </w:r>
     </w:p>
   </w:comment>
-  <w:comment w:id="20" w:author="Author" w:initials="A">
+  <w:comment w:id="19" w:author="Author" w:initials="A">
     <w:p>
       <w:pPr>
         <w:pStyle w:val="CommentText"/>
@@ -27194,7 +27508,7 @@
       </w:r>
     </w:p>
   </w:comment>
-  <w:comment w:id="23" w:author="Author" w:initials="A">
+  <w:comment w:id="22" w:author="Author" w:initials="A">
     <w:p>
       <w:pPr>
         <w:pStyle w:val="CommentText"/>
@@ -27210,7 +27524,7 @@
       </w:r>
     </w:p>
   </w:comment>
-  <w:comment w:id="27" w:author="Author" w:initials="A">
+  <w:comment w:id="26" w:author="Author" w:initials="A">
     <w:p>
       <w:pPr>
         <w:pStyle w:val="CommentText"/>
@@ -27258,7 +27572,7 @@
       </w:r>
     </w:p>
   </w:comment>
-  <w:comment w:id="33" w:author="Author" w:initials="A">
+  <w:comment w:id="32" w:author="Author" w:initials="A">
     <w:p>
       <w:pPr>
         <w:pStyle w:val="CommentText"/>
@@ -27274,7 +27588,7 @@
       </w:r>
     </w:p>
   </w:comment>
-  <w:comment w:id="34" w:author="Author" w:initials="A">
+  <w:comment w:id="33" w:author="Author" w:initials="A">
     <w:p>
       <w:pPr>
         <w:pStyle w:val="CommentText"/>
@@ -27306,8 +27620,7 @@
   <w15:commentEx w15:paraId="7EA5507D" w15:done="0"/>
   <w15:commentEx w15:paraId="2F2109F7" w15:done="0"/>
   <w15:commentEx w15:paraId="64961A01" w15:done="0"/>
-  <w15:commentEx w15:paraId="1BF3B445" w15:done="0"/>
-  <w15:commentEx w15:paraId="752FFA4B" w15:done="0"/>
+  <w15:commentEx w15:paraId="7A47AA8B" w15:done="0"/>
   <w15:commentEx w15:paraId="3535871C" w15:done="0"/>
   <w15:commentEx w15:paraId="1375F7BF" w15:done="0"/>
   <w15:commentEx w15:paraId="529C1BB3" w15:done="0"/>
@@ -27330,8 +27643,7 @@
   <w16cid:commentId w16cid:paraId="7EA5507D" w16cid:durableId="275EDA33"/>
   <w16cid:commentId w16cid:paraId="2F2109F7" w16cid:durableId="275EDD56"/>
   <w16cid:commentId w16cid:paraId="64961A01" w16cid:durableId="2785F2EE"/>
-  <w16cid:commentId w16cid:paraId="1BF3B445" w16cid:durableId="2785F72A"/>
-  <w16cid:commentId w16cid:paraId="752FFA4B" w16cid:durableId="2785F809"/>
+  <w16cid:commentId w16cid:paraId="7A47AA8B" w16cid:durableId="451CDC1C"/>
   <w16cid:commentId w16cid:paraId="3535871C" w16cid:durableId="2785F965"/>
   <w16cid:commentId w16cid:paraId="1375F7BF" w16cid:durableId="119F40BE"/>
   <w16cid:commentId w16cid:paraId="529C1BB3" w16cid:durableId="27602352"/>
@@ -27358,6 +27670,84 @@
     </w:p>
   </w:endnote>
 </w:endnotes>
+</file>
+
+<file path=word/footer1.xml><?xml version="1.0" encoding="utf-8"?>
+<w:ftr xmlns:wpc="http://schemas.microsoft.com/office/word/2010/wordprocessingCanvas" xmlns:cx="http://schemas.microsoft.com/office/drawing/2014/chartex" xmlns:cx1="http://schemas.microsoft.com/office/drawing/2015/9/8/chartex" xmlns:cx2="http://schemas.microsoft.com/office/drawing/2015/10/21/chartex" xmlns:cx3="http://schemas.microsoft.com/office/drawing/2016/5/9/chartex" xmlns:cx4="http://schemas.microsoft.com/office/drawing/2016/5/10/chartex" xmlns:cx5="http://schemas.microsoft.com/office/drawing/2016/5/11/chartex" xmlns:cx6="http://schemas.microsoft.com/office/drawing/2016/5/12/chartex" xmlns:cx7="http://schemas.microsoft.com/office/drawing/2016/5/13/chartex" xmlns:cx8="http://schemas.microsoft.com/office/drawing/2016/5/14/chartex" xmlns:mc="http://schemas.openxmlformats.org/markup-compatibility/2006" xmlns:aink="http://schemas.microsoft.com/office/drawing/2016/ink" xmlns:am3d="http://schemas.microsoft.com/office/drawing/2017/model3d" xmlns:o="urn:schemas-microsoft-com:office:office" xmlns:oel="http://schemas.microsoft.com/office/2019/extlst" xmlns:r="http://schemas.openxmlformats.org/officeDocument/2006/relationships" xmlns:m="http://schemas.openxmlformats.org/officeDocument/2006/math" xmlns:v="urn:schemas-microsoft-com:vml" xmlns:wp14="http://schemas.microsoft.com/office/word/2010/wordprocessingDrawing" xmlns:wp="http://schemas.openxmlformats.org/drawingml/2006/wordprocessingDrawing" xmlns:w10="urn:schemas-microsoft-com:office:word" xmlns:w="http://schemas.openxmlformats.org/wordprocessingml/2006/main" xmlns:w14="http://schemas.microsoft.com/office/word/2010/wordml" xmlns:w15="http://schemas.microsoft.com/office/word/2012/wordml" xmlns:w16cex="http://schemas.microsoft.com/office/word/2018/wordml/cex" xmlns:w16cid="http://schemas.microsoft.com/office/word/2016/wordml/cid" xmlns:w16="http://schemas.microsoft.com/office/word/2018/wordml" xmlns:w16du="http://schemas.microsoft.com/office/word/2023/wordml/word16du" xmlns:w16sdtdh="http://schemas.microsoft.com/office/word/2020/wordml/sdtdatahash" xmlns:w16sdtfl="http://schemas.microsoft.com/office/word/2024/wordml/sdtformatlock" xmlns:w16se="http://schemas.microsoft.com/office/word/2015/wordml/symex" xmlns:wpg="http://schemas.microsoft.com/office/word/2010/wordprocessingGroup" xmlns:wpi="http://schemas.microsoft.com/office/word/2010/wordprocessingInk" xmlns:wne="http://schemas.microsoft.com/office/word/2006/wordml" xmlns:wps="http://schemas.microsoft.com/office/word/2010/wordprocessingShape" mc:Ignorable="w14 w15 w16se w16cid w16 w16cex w16sdtdh w16sdtfl w16du wp14">
+  <w:sdt>
+    <w:sdtPr>
+      <w:id w:val="2020577539"/>
+      <w:docPartObj>
+        <w:docPartGallery w:val="Page Numbers (Bottom of Page)"/>
+        <w:docPartUnique/>
+      </w:docPartObj>
+    </w:sdtPr>
+    <w:sdtEndPr>
+      <w:rPr>
+        <w:rFonts w:ascii="Arial" w:hAnsi="Arial" w:cs="Arial"/>
+      </w:rPr>
+    </w:sdtEndPr>
+    <w:sdtContent>
+      <w:p>
+        <w:pPr>
+          <w:pStyle w:val="Footer"/>
+          <w:jc w:val="right"/>
+          <w:rPr>
+            <w:rFonts w:ascii="Arial" w:hAnsi="Arial" w:cs="Arial"/>
+          </w:rPr>
+        </w:pPr>
+        <w:r>
+          <w:rPr>
+            <w:rFonts w:ascii="Arial" w:hAnsi="Arial" w:cs="Arial"/>
+          </w:rPr>
+          <w:fldChar w:fldCharType="begin"/>
+        </w:r>
+        <w:r>
+          <w:rPr>
+            <w:rFonts w:ascii="Arial" w:hAnsi="Arial" w:cs="Arial"/>
+          </w:rPr>
+          <w:instrText>PAGE   \* MERGEFORMAT</w:instrText>
+        </w:r>
+        <w:r>
+          <w:rPr>
+            <w:rFonts w:ascii="Arial" w:hAnsi="Arial" w:cs="Arial"/>
+          </w:rPr>
+          <w:fldChar w:fldCharType="separate"/>
+        </w:r>
+        <w:r>
+          <w:rPr>
+            <w:rFonts w:ascii="Arial" w:hAnsi="Arial" w:cs="Arial"/>
+          </w:rPr>
+          <w:t>2</w:t>
+        </w:r>
+        <w:r>
+          <w:rPr>
+            <w:rFonts w:ascii="Arial" w:hAnsi="Arial" w:cs="Arial"/>
+          </w:rPr>
+          <w:fldChar w:fldCharType="end"/>
+        </w:r>
+      </w:p>
+    </w:sdtContent>
+  </w:sdt>
+  <w:p>
+    <w:pPr>
+      <w:pBdr>
+        <w:top w:val="nil"/>
+        <w:left w:val="nil"/>
+        <w:bottom w:val="nil"/>
+        <w:right w:val="nil"/>
+        <w:between w:val="nil"/>
+      </w:pBdr>
+      <w:tabs>
+        <w:tab w:val="center" w:pos="4680"/>
+        <w:tab w:val="right" w:pos="9360"/>
+      </w:tabs>
+      <w:rPr>
+        <w:color w:val="000000"/>
+      </w:rPr>
+    </w:pPr>
+  </w:p>
+</w:ftr>
 </file>
 
 <file path=word/footnotes.xml><?xml version="1.0" encoding="utf-8"?>
@@ -27956,6 +28346,80 @@
         <w:color w:val="000000"/>
       </w:rPr>
     </w:pPr>
+  </w:p>
+</w:hdr>
+</file>
+
+<file path=word/header2.xml><?xml version="1.0" encoding="utf-8"?>
+<w:hdr xmlns:wpc="http://schemas.microsoft.com/office/word/2010/wordprocessingCanvas" xmlns:cx="http://schemas.microsoft.com/office/drawing/2014/chartex" xmlns:cx1="http://schemas.microsoft.com/office/drawing/2015/9/8/chartex" xmlns:cx2="http://schemas.microsoft.com/office/drawing/2015/10/21/chartex" xmlns:cx3="http://schemas.microsoft.com/office/drawing/2016/5/9/chartex" xmlns:cx4="http://schemas.microsoft.com/office/drawing/2016/5/10/chartex" xmlns:cx5="http://schemas.microsoft.com/office/drawing/2016/5/11/chartex" xmlns:cx6="http://schemas.microsoft.com/office/drawing/2016/5/12/chartex" xmlns:cx7="http://schemas.microsoft.com/office/drawing/2016/5/13/chartex" xmlns:cx8="http://schemas.microsoft.com/office/drawing/2016/5/14/chartex" xmlns:mc="http://schemas.openxmlformats.org/markup-compatibility/2006" xmlns:aink="http://schemas.microsoft.com/office/drawing/2016/ink" xmlns:am3d="http://schemas.microsoft.com/office/drawing/2017/model3d" xmlns:o="urn:schemas-microsoft-com:office:office" xmlns:oel="http://schemas.microsoft.com/office/2019/extlst" xmlns:r="http://schemas.openxmlformats.org/officeDocument/2006/relationships" xmlns:m="http://schemas.openxmlformats.org/officeDocument/2006/math" xmlns:v="urn:schemas-microsoft-com:vml" xmlns:wp14="http://schemas.microsoft.com/office/word/2010/wordprocessingDrawing" xmlns:wp="http://schemas.openxmlformats.org/drawingml/2006/wordprocessingDrawing" xmlns:w10="urn:schemas-microsoft-com:office:word" xmlns:w="http://schemas.openxmlformats.org/wordprocessingml/2006/main" xmlns:w14="http://schemas.microsoft.com/office/word/2010/wordml" xmlns:w15="http://schemas.microsoft.com/office/word/2012/wordml" xmlns:w16cex="http://schemas.microsoft.com/office/word/2018/wordml/cex" xmlns:w16cid="http://schemas.microsoft.com/office/word/2016/wordml/cid" xmlns:w16="http://schemas.microsoft.com/office/word/2018/wordml" xmlns:w16du="http://schemas.microsoft.com/office/word/2023/wordml/word16du" xmlns:w16sdtdh="http://schemas.microsoft.com/office/word/2020/wordml/sdtdatahash" xmlns:w16sdtfl="http://schemas.microsoft.com/office/word/2024/wordml/sdtformatlock" xmlns:w16se="http://schemas.microsoft.com/office/word/2015/wordml/symex" xmlns:wpg="http://schemas.microsoft.com/office/word/2010/wordprocessingGroup" xmlns:wpi="http://schemas.microsoft.com/office/word/2010/wordprocessingInk" xmlns:wne="http://schemas.microsoft.com/office/word/2006/wordml" xmlns:wps="http://schemas.microsoft.com/office/word/2010/wordprocessingShape" mc:Ignorable="w14 w15 w16se w16cid w16 w16cex w16sdtdh w16sdtfl w16du wp14">
+  <w:p>
+    <w:pPr>
+      <w:pStyle w:val="Header"/>
+    </w:pPr>
+    <w:r>
+      <w:rPr>
+        <w:noProof/>
+      </w:rPr>
+      <w:drawing>
+        <wp:anchor distT="0" distB="0" distL="114300" distR="114300" simplePos="0" relativeHeight="251658240" behindDoc="0" locked="0" layoutInCell="1" allowOverlap="1" wp14:anchorId="3B1A0E9B" wp14:editId="69A3727B">
+          <wp:simplePos x="0" y="0"/>
+          <wp:positionH relativeFrom="page">
+            <wp:align>center</wp:align>
+          </wp:positionH>
+          <wp:positionV relativeFrom="paragraph">
+            <wp:posOffset>190500</wp:posOffset>
+          </wp:positionV>
+          <wp:extent cx="574040" cy="857885"/>
+          <wp:effectExtent l="0" t="0" r="0" b="0"/>
+          <wp:wrapTopAndBottom/>
+          <wp:docPr id="1" name="Picture 1" descr="Icon&#10;&#10;Description automatically generated"/>
+          <wp:cNvGraphicFramePr>
+            <a:graphicFrameLocks xmlns:a="http://schemas.openxmlformats.org/drawingml/2006/main" noChangeAspect="1"/>
+          </wp:cNvGraphicFramePr>
+          <a:graphic xmlns:a="http://schemas.openxmlformats.org/drawingml/2006/main">
+            <a:graphicData uri="http://schemas.openxmlformats.org/drawingml/2006/picture">
+              <pic:pic xmlns:pic="http://schemas.openxmlformats.org/drawingml/2006/picture">
+                <pic:nvPicPr>
+                  <pic:cNvPr id="1" name="Picture 1" descr="Icon&#10;&#10;Description automatically generated"/>
+                  <pic:cNvPicPr>
+                    <a:picLocks noChangeAspect="1" noChangeArrowheads="1"/>
+                  </pic:cNvPicPr>
+                </pic:nvPicPr>
+                <pic:blipFill>
+                  <a:blip r:embed="rId1">
+                    <a:extLst>
+                      <a:ext uri="{28A0092B-C50C-407E-A947-70E740481C1C}">
+                        <a14:useLocalDpi xmlns:a14="http://schemas.microsoft.com/office/drawing/2010/main" val="0"/>
+                      </a:ext>
+                    </a:extLst>
+                  </a:blip>
+                  <a:srcRect/>
+                  <a:stretch>
+                    <a:fillRect/>
+                  </a:stretch>
+                </pic:blipFill>
+                <pic:spPr bwMode="auto">
+                  <a:xfrm>
+                    <a:off x="0" y="0"/>
+                    <a:ext cx="574040" cy="857885"/>
+                  </a:xfrm>
+                  <a:prstGeom prst="rect">
+                    <a:avLst/>
+                  </a:prstGeom>
+                  <a:noFill/>
+                </pic:spPr>
+              </pic:pic>
+            </a:graphicData>
+          </a:graphic>
+          <wp14:sizeRelH relativeFrom="page">
+            <wp14:pctWidth>0</wp14:pctWidth>
+          </wp14:sizeRelH>
+          <wp14:sizeRelV relativeFrom="page">
+            <wp14:pctHeight>0</wp14:pctHeight>
+          </wp14:sizeRelV>
+        </wp:anchor>
+      </w:drawing>
+    </w:r>
   </w:p>
 </w:hdr>
 </file>
@@ -34357,6 +34821,18 @@
 </a:theme>
 </file>
 
+<file path=customXml/item1.xml><?xml version="1.0" encoding="utf-8"?>
+<b:Sources xmlns:b="http://schemas.openxmlformats.org/officeDocument/2006/bibliography" xmlns="http://schemas.openxmlformats.org/officeDocument/2006/bibliography" SelectedStyle="\APASixthEditionOfficeOnline.xsl" StyleName="APA" Version="6"/>
+</file>
+
+<file path=customXml/itemProps1.xml><?xml version="1.0" encoding="utf-8"?>
+<ds:datastoreItem xmlns:ds="http://schemas.openxmlformats.org/officeDocument/2006/customXml" ds:itemID="{1D4A8B41-0B64-4C2C-BE06-CAEBC4356AEF}">
+  <ds:schemaRefs>
+    <ds:schemaRef ds:uri="http://schemas.openxmlformats.org/officeDocument/2006/bibliography"/>
+  </ds:schemaRefs>
+</ds:datastoreItem>
+</file>
+
 <file path=docMetadata/LabelInfo.xml><?xml version="1.0" encoding="utf-8"?>
 <clbl:labelList xmlns:clbl="http://schemas.microsoft.com/office/2020/mipLabelMetadata">
   <clbl:label id="{434405ce-9876-44cb-8bd1-5c6c207e0b8f}" enabled="1" method="Privileged" siteId="{86bcf768-7bcf-4cd6-b041-b219988b7a9c}" removed="0"/>

--- a/PP-salygos/templates/DPSP_LTEN_SALYGOS.docx
+++ b/PP-salygos/templates/DPSP_LTEN_SALYGOS.docx
@@ -26604,7 +26604,7 @@
                 <w:bCs/>
                 <w:color w:val="000000" w:themeColor="text1"/>
               </w:rPr>
-              <w:t>ANEXXES</w:t>
+              <w:t>ANNEXES</w:t>
             </w:r>
           </w:p>
         </w:tc>
@@ -27158,7 +27158,7 @@
                 <w:color w:val="FF0000"/>
                 <w:lang w:val="en-GB"/>
               </w:rPr>
-              <w:t xml:space="preserve">Annex 7 – Counterparty and/or Sub-Supplier Data form </w:t>
+              <w:t xml:space="preserve">Annex 6 – Counterparty and/or Sub-Supplier Data form </w:t>
             </w:r>
             <w:r>
               <w:rPr>

--- a/PP-salygos/templates/DPSP_LTEN_SALYGOS.docx
+++ b/PP-salygos/templates/DPSP_LTEN_SALYGOS.docx
@@ -16,7 +16,7 @@
           <w:rFonts w:ascii="Arial" w:eastAsia="Times New Roman" w:hAnsi="Arial" w:cs="Arial"/>
           <w:lang w:val="en-US"/>
         </w:rPr>
-        <w:t>Linti</w:t>
+        <w:t/>
       </w:r>
     </w:p>
     <w:p>

--- a/PP-salygos/templates/DPSP_LTEN_SALYGOS.docx
+++ b/PP-salygos/templates/DPSP_LTEN_SALYGOS.docx
@@ -554,7 +554,7 @@
                 <w:rFonts w:ascii="Arial" w:eastAsia="Arial" w:hAnsi="Arial" w:cs="Arial"/>
                 <w:b/>
               </w:rPr>
-              <w:t>20   -   -</w:t>
+              <w:t>20 -   -</w:t>
             </w:r>
             <w:commentRangeEnd w:id="3"/>
             <w:r>
@@ -4565,7 +4565,7 @@
               <w:rPr>
                 <w:rFonts w:ascii="Arial" w:hAnsi="Arial" w:cs="Arial"/>
               </w:rPr>
-              <w:t xml:space="preserve">Šio punkto 1 lentelėje  nustatyti reikalavimai dėl nacionalinio saugumo užtikrinimo. 1 lentelėje nurodytus dokumentus bus prašoma </w:t>
+              <w:t xml:space="preserve">Šio punkto 1 lentelėje nustatyti reikalavimai dėl nacionalinio saugumo užtikrinimo. 1 lentelėje nurodytus dokumentus bus prašoma </w:t>
             </w:r>
             <w:bookmarkStart w:id="16" w:name="_Hlk38963030"/>
             <w:r>
@@ -4884,7 +4884,7 @@
                 <w:iCs/>
               </w:rPr>
               <w:lastRenderedPageBreak/>
-              <w:t>remiamasi, Tiekėjo siūlomų prekių  gamintojas ar juos kontroliuojantys asmenys nėra juridiniai asmenys, registruoti VPĮ 92 straipsnio 15 dalyje numatytame sąraše nurodytose valstybėse ar teritorijose</w:t>
+              <w:t>remiamasi, Tiekėjo siūlomų prekių gamintojas ar juos kontroliuojantys asmenys nėra juridiniai asmenys, registruoti VPĮ 92 straipsnio 15 dalyje numatytame sąraše nurodytose valstybėse ar teritorijose</w:t>
             </w:r>
             <w:r>
               <w:rPr>
@@ -5266,7 +5266,7 @@
               <w:rPr>
                 <w:rFonts w:ascii="Arial" w:hAnsi="Arial" w:cs="Arial"/>
               </w:rPr>
-              <w:t>Dokumentai, kuriuose nenurodytas galiojimo terminas, turi būti  išduoti ar atspausdinti iš informacinės sistemos ne anksčiau kaip prieš tris mėnesius iki tos dienos, kai Perkančiojo subjekto prašymu Tiekėjas turi pateikti dokumentus.</w:t>
+              <w:t>Dokumentai, kuriuose nenurodytas galiojimo terminas, turi būti išduoti ar atspausdinti iš informacinės sistemos ne anksčiau kaip prieš tris mėnesius iki tos dienos, kai Perkančiojo subjekto prašymu Tiekėjas turi pateikti dokumentus.</w:t>
             </w:r>
           </w:p>
           <w:p>
@@ -6575,7 +6575,7 @@
                 <w:rFonts w:ascii="Arial" w:hAnsi="Arial" w:cs="Arial"/>
                 <w:color w:val="000000" w:themeColor="text1"/>
               </w:rPr>
-              <w:t xml:space="preserve">Tiekėjas, jo subtiekėjas, ūkio subjektas, kurio pajėgumais remiamasi, nevykdo veiklos VPĮ 92 straipsnio 15 dalyje numatytame sąraše nurodytose valstybėse ar teritorijose ir nėra ūkio subjektų grupės, kurios bet kuris narys vykdo veiklą VPĮ  92 straipsnio 15 dalyje numatytame sąraše nurodytose valstybėse ar teritorijose, narys arba jos vadovas, kitas valdymo ar priežiūros organo narys ar kitas (kiti) asmuo (asmenys), turintis (turintys) teisę atstovauti tiekėjui, subtiekėjui, ūkio subjektui, kurio pajėgumais remiamasi, ar jį kontroliuoti, jo vardu priimti </w:t>
+              <w:t xml:space="preserve">Tiekėjas, jo subtiekėjas, ūkio subjektas, kurio pajėgumais remiamasi, nevykdo veiklos VPĮ 92 straipsnio 15 dalyje numatytame sąraše nurodytose valstybėse ar teritorijose ir nėra ūkio subjektų grupės, kurios bet kuris narys vykdo veiklą VPĮ 92 straipsnio 15 dalyje numatytame sąraše nurodytose valstybėse ar teritorijose, narys arba jos vadovas, kitas valdymo ar priežiūros organo narys ar kitas (kiti) asmuo (asmenys), turintis (turintys) teisę atstovauti tiekėjui, subtiekėjui, ūkio subjektui, kurio pajėgumais remiamasi, ar jį kontroliuoti, jo vardu priimti </w:t>
             </w:r>
             <w:r>
               <w:rPr>
@@ -7427,7 +7427,7 @@
               <w:rPr>
                 <w:rFonts w:ascii="Arial" w:hAnsi="Arial" w:cs="Arial"/>
               </w:rPr>
-              <w:t>Dokumentai, kuriuose nenurodytas galiojimo terminas, turi būti  išduoti ar atspausdinti iš informacinės sistemos ne anksčiau kaip prieš tris mėnesius iki tos dienos, kai Perkančiojo subjekto prašymu Tiekėjas turi pateikti dokumentus.</w:t>
+              <w:t>Dokumentai, kuriuose nenurodytas galiojimo terminas, turi būti išduoti ar atspausdinti iš informacinės sistemos ne anksčiau kaip prieš tris mėnesius iki tos dienos, kai Perkančiojo subjekto prašymu Tiekėjas turi pateikti dokumentus.</w:t>
             </w:r>
           </w:p>
           <w:p>
@@ -8527,7 +8527,7 @@
                 <w:rFonts w:ascii="Arial" w:hAnsi="Arial" w:cs="Arial"/>
                 <w:iCs/>
               </w:rPr>
-              <w:t>Pirkime negali dalyvauti Tiekėjai, Subtiekėjai, Tiekėjų grupės nariai, Ūkio subjektai, kurių pajėgumais remiamasi, kuriems ar jų siūlomų prekių gamintojui, juos kontroliuojantiems juridiniams ir (ar) fiziniams  asmenims taikomos Jungtinių Tautų saugumo tarybos, Europos Sąjungos, kitų tarptautinių organizacijų, kurių narė yra arba kuriose dalyvauja Lietuvos Respublika bei Jungtinių Amerikos Valstijų sankcijos (ribojamosios priemonės).</w:t>
+              <w:t>Pirkime negali dalyvauti Tiekėjai, Subtiekėjai, Tiekėjų grupės nariai, Ūkio subjektai, kurių pajėgumais remiamasi, kuriems ar jų siūlomų prekių gamintojui, juos kontroliuojantiems juridiniams ir (ar) fiziniams asmenims taikomos Jungtinių Tautų saugumo tarybos, Europos Sąjungos, kitų tarptautinių organizacijų, kurių narė yra arba kuriose dalyvauja Lietuvos Respublika bei Jungtinių Amerikos Valstijų sankcijos (ribojamosios priemonės).</w:t>
             </w:r>
           </w:p>
         </w:tc>
@@ -8933,7 +8933,7 @@
                 <w:rFonts w:ascii="Arial" w:hAnsi="Arial" w:cs="Arial"/>
                 <w:iCs/>
               </w:rPr>
-              <w:t xml:space="preserve">EPSO-G įmonių grupės  </w:t>
+              <w:t xml:space="preserve">EPSO-G įmonių grupės </w:t>
             </w:r>
             <w:r>
               <w:rPr>
@@ -9088,7 +9088,7 @@
                 <w:color w:val="000000"/>
                 <w:lang w:val="en-GB"/>
               </w:rPr>
-              <w:t xml:space="preserve"> of August, 2025  and the EPSO-G Company Group Anti-Corruption Policy</w:t>
+              <w:t xml:space="preserve"> of August, 2025 and the EPSO-G Company Group Anti-Corruption Policy</w:t>
             </w:r>
             <w:r>
               <w:rPr>
@@ -9482,7 +9482,7 @@
                 <w:rFonts w:ascii="Arial" w:hAnsi="Arial" w:cs="Arial"/>
                 <w:iCs/>
               </w:rPr>
-              <w:t>Jei ekonomiškai naudingiausią pasiūlymą pateikęs Tiekėjas/Tiekėjų grupės narys šį klausimyną yra pildęs ne anksčiau kaip prieš 12 mėnesių iki Perkančiojo subjekto prašymo pateikimo ir informacija yra nepasikeitusi, jis gali nepildyti klausimyno, bet per klausimynui užpildyti skirtą terminą pateikti laisvos formos patvirtinimą, kad anksčiau šio tiekėjo  užpildytame Veiklos partnerių patikros klausimyne informacija yra nepasikeitusi.</w:t>
+              <w:t>Jei ekonomiškai naudingiausią pasiūlymą pateikęs Tiekėjas/Tiekėjų grupės narys šį klausimyną yra pildęs ne anksčiau kaip prieš 12 mėnesių iki Perkančiojo subjekto prašymo pateikimo ir informacija yra nepasikeitusi, jis gali nepildyti klausimyno, bet per klausimynui užpildyti skirtą terminą pateikti laisvos formos patvirtinimą, kad anksčiau šio tiekėjo užpildytame Veiklos partnerių patikros klausimyne informacija yra nepasikeitusi.</w:t>
             </w:r>
           </w:p>
           <w:p>
@@ -9516,7 +9516,7 @@
                 <w:rFonts w:ascii="Arial" w:hAnsi="Arial" w:cs="Arial"/>
                 <w:iCs/>
               </w:rPr>
-              <w:t xml:space="preserve">Perkantysis subjektas atliks su ekonomiškai naudingiausią pasiūlymą pateikusiu tiekėju (tiekėjų grupės nariais, subtiekėjais) susijusių duomenų iš klausimyno ir (ar) prieinamų šaltinių įvertinimą  veiklos partnerio rizikos aspektu. Per Perkančiojo subjekto nustatytą terminą neužpildžius klausimyno, Tiekėjo pasiūlymas bus atmetamas.  </w:t>
+              <w:t xml:space="preserve">Perkantysis subjektas atliks su ekonomiškai naudingiausią pasiūlymą pateikusiu tiekėju (tiekėjų grupės nariais, subtiekėjais) susijusių duomenų iš klausimyno ir (ar) prieinamų šaltinių įvertinimą veiklos partnerio rizikos aspektu. Per Perkančiojo subjekto nustatytą terminą neužpildžius klausimyno, Tiekėjo pasiūlymas bus atmetamas.  </w:t>
             </w:r>
           </w:p>
           <w:p>
@@ -9613,7 +9613,7 @@
                 <w:rFonts w:ascii="Arial" w:hAnsi="Arial" w:cs="Arial"/>
                 <w:iCs/>
               </w:rPr>
-              <w:t xml:space="preserve"> sudaryti veiksmų vykdymo planą siekiant išvengti ar  mažinti nustatytas rizikas.</w:t>
+              <w:t xml:space="preserve"> sudaryti veiksmų vykdymo planą siekiant išvengti ar mažinti nustatytas rizikas.</w:t>
             </w:r>
           </w:p>
           <w:p>
@@ -10019,7 +10019,7 @@
               <w:rPr>
                 <w:rFonts w:ascii="Arial" w:hAnsi="Arial" w:cs="Arial"/>
               </w:rPr>
-              <w:t xml:space="preserve"> arba jo pasitelktas subtiekėjas, arba ūkio subjektas, kurio pajėgumais remiamasi   privalo atitikti bent vieną iš socialinių reikalavimų, nurodytų 2 lentelėje,</w:t>
+              <w:t xml:space="preserve"> arba jo pasitelktas subtiekėjas, arba ūkio subjektas, kurio pajėgumais remiamasi privalo atitikti bent vieną iš socialinių reikalavimų, nurodytų 2 lentelėje,</w:t>
             </w:r>
             <w:r>
               <w:rPr>
@@ -10081,7 +10081,7 @@
                 <w:color w:val="000000" w:themeColor="text1"/>
                 <w:lang w:val="en-GB"/>
               </w:rPr>
-              <w:t>supplier or his sub-supplier, or economic entity whose capacity is relied on,  must meet at least one social requirement listed in Table 2,</w:t>
+              <w:t>supplier or his sub-supplier, or economic entity whose capacity is relied on, must meet at least one social requirement listed in Table 2,</w:t>
             </w:r>
             <w:r>
               <w:rPr>
@@ -10408,7 +10408,7 @@
                 <w:rFonts w:ascii="Arial" w:hAnsi="Arial" w:cs="Arial"/>
                 <w:iCs/>
               </w:rPr>
-              <w:t xml:space="preserve">Sutarties vykdymo laikotarpiu tiekėjo arba jo pasitelkto subtiekėjo, arba  ūkio subjekto, kurio pajėgumais remiamasi, darbuotojui (-ams), tiesiogiai vykdantiems pirkimo sutartį, </w:t>
+              <w:t xml:space="preserve">Sutarties vykdymo laikotarpiu tiekėjo arba jo pasitelkto subtiekėjo, arba ūkio subjekto, kurio pajėgumais remiamasi, darbuotojui (-ams), tiesiogiai vykdantiems pirkimo sutartį, </w:t>
             </w:r>
             <w:r>
               <w:rPr>
@@ -11857,7 +11857,7 @@
               <w:rPr>
                 <w:rFonts w:ascii="Arial" w:hAnsi="Arial" w:cs="Arial"/>
               </w:rPr>
-              <w:t xml:space="preserve">Sutarties vykdymo laikotarpiu tiekėjas arba subtiekėjas, arba ūkio subjektas, kurio pajėgumais remiamasi,  savo darbuotojui (-ams), tiesiogiai vykdantiems pirkimo sutartį, </w:t>
+              <w:t xml:space="preserve">Sutarties vykdymo laikotarpiu tiekėjas arba subtiekėjas, arba ūkio subjektas, kurio pajėgumais remiamasi, savo darbuotojui (-ams), tiesiogiai vykdantiems pirkimo sutartį, </w:t>
             </w:r>
             <w:r>
               <w:rPr>
@@ -12019,7 +12019,7 @@
                 <w:rFonts w:ascii="Arial" w:hAnsi="Arial" w:cs="Arial"/>
                 <w:lang w:val="en-GB"/>
               </w:rPr>
-              <w:t>.  Having an agreement with a company providing psychological services to offer consultations to employees directly involved in executing the procurement contract.</w:t>
+              <w:t>. Having an agreement with a company providing psychological services to offer consultations to employees directly involved in executing the procurement contract.</w:t>
             </w:r>
           </w:p>
         </w:tc>
@@ -13382,7 +13382,7 @@
                 <w:rFonts w:ascii="Arial" w:eastAsia="Arial" w:hAnsi="Arial" w:cs="Arial"/>
               </w:rPr>
               <w:lastRenderedPageBreak/>
-              <w:t>pasiūlymas kartu su alternatyviu (-iais)  konkrečiu (-iais) pasiūlymu (-ais) bus atmestas.</w:t>
+              <w:t>pasiūlymas kartu su alternatyviu (-iais) konkrečiu (-iais) pasiūlymu (-ais) bus atmestas.</w:t>
             </w:r>
           </w:p>
         </w:tc>
@@ -14347,7 +14347,7 @@
               <w:rPr>
                 <w:rFonts w:ascii="Arial" w:hAnsi="Arial" w:cs="Arial"/>
               </w:rPr>
-              <w:t xml:space="preserve"> atitiktį pagrindžiančių  dokumentų galiojimo laikas ar pasikeičia kiti duomenys, nurodyti Pirkimui dėl DPS sukūrimo pateiktoje paraiškoje, Tiekėjas privalo iš anksto pasirūpinti dokumentų galiojimo pratęsimu ar paraiškoje </w:t>
+              <w:t xml:space="preserve"> atitiktį pagrindžiančių dokumentų galiojimo laikas ar pasikeičia kiti duomenys, nurodyti Pirkimui dėl DPS sukūrimo pateiktoje paraiškoje, Tiekėjas privalo iš anksto pasirūpinti dokumentų galiojimo pratęsimu ar paraiškoje </w:t>
             </w:r>
             <w:r>
               <w:rPr>
@@ -14392,7 +14392,7 @@
                 <w:sz w:val="20"/>
                 <w:szCs w:val="20"/>
               </w:rPr>
-              <w:t>ar  informacijos patikslinimu, ir</w:t>
+              <w:t>ar informacijos patikslinimu, ir</w:t>
             </w:r>
             <w:r>
               <w:rPr>
@@ -14434,7 +14434,7 @@
               <w:rPr>
                 <w:rFonts w:ascii="Arial" w:hAnsi="Arial" w:cs="Arial"/>
               </w:rPr>
-              <w:t xml:space="preserve"> ir pateikti Perkančiajam subjektui  atnaujintą informaciją, duomenis ar dokumentus. Atnaujinta informacija, duomenys ar dokumentai turi būti pateikti </w:t>
+              <w:t xml:space="preserve"> ir pateikti Perkančiajam subjektui atnaujintą informaciją, duomenis ar dokumentus. Atnaujinta informacija, duomenys ar dokumentai turi būti pateikti </w:t>
             </w:r>
             <w:r>
               <w:rPr>
@@ -15945,7 +15945,7 @@
               <w:rPr>
                 <w:rFonts w:ascii="Arial" w:eastAsia="Arial" w:hAnsi="Arial" w:cs="Arial"/>
               </w:rPr>
-              <w:t xml:space="preserve">Tiekėjas, kuris pateikė ekonomiškai naudingiausią pasiūlymą ir yra nustatytas galimu laimėtoju/laimėtoju, Perkančiojo subjekto prašymu per jo nustatytą terminą, kuris negali būti trumpesnis kaip 3 darbo dienos,  privalės pateikti užpildytą </w:t>
+              <w:t xml:space="preserve">Tiekėjas, kuris pateikė ekonomiškai naudingiausią pasiūlymą ir yra nustatytas galimu laimėtoju/laimėtoju, Perkančiojo subjekto prašymu per jo nustatytą terminą, kuris negali būti trumpesnis kaip 3 darbo dienos, privalės pateikti užpildytą </w:t>
             </w:r>
             <w:r>
               <w:rPr>
@@ -15979,7 +15979,7 @@
               <w:rPr>
                 <w:rFonts w:ascii="Arial" w:eastAsia="Arial" w:hAnsi="Arial" w:cs="Arial"/>
               </w:rPr>
-              <w:t>„Konfidenciali informacija“ ir pateikti šios informacijos konfidencialumą patvirtinančius dokumentus.  PĮ 32 straipsnio 2 dalyje nurodyta informacija negali būti laikoma konfidencialia informacija. Jeigu per Perkančiojo subjekto nustatytą terminą Tiekėjas nepateikia minėto priedo „Konfidenciali informacija“, laikoma, kad konfidencialios informacijos nėra, išskyrus informaciją, kurios atskleidimas negalimas pagal Asmens duomenų teisinės apsaugos įstatymą.</w:t>
+              <w:t>„Konfidenciali informacija“ ir pateikti šios informacijos konfidencialumą patvirtinančius dokumentus. PĮ 32 straipsnio 2 dalyje nurodyta informacija negali būti laikoma konfidencialia informacija. Jeigu per Perkančiojo subjekto nustatytą terminą Tiekėjas nepateikia minėto priedo „Konfidenciali informacija“, laikoma, kad konfidencialios informacijos nėra, išskyrus informaciją, kurios atskleidimas negalimas pagal Asmens duomenų teisinės apsaugos įstatymą.</w:t>
             </w:r>
           </w:p>
         </w:tc>
@@ -17616,7 +17616,7 @@
               <w:rPr>
                 <w:rFonts w:ascii="Arial" w:eastAsia="Arial" w:hAnsi="Arial" w:cs="Arial"/>
               </w:rPr>
-              <w:t>konkretus pasiūlymas buvo pateiktas ne Perkančiojo subjekto nurodytomis CVP IS  elektroninėmis priemonėmis;</w:t>
+              <w:t>konkretus pasiūlymas buvo pateiktas ne Perkančiojo subjekto nurodytomis CVP IS elektroninėmis priemonėmis;</w:t>
             </w:r>
           </w:p>
         </w:tc>
@@ -18206,7 +18206,7 @@
               <w:rPr>
                 <w:rFonts w:ascii="Arial" w:eastAsia="Arial" w:hAnsi="Arial" w:cs="Arial"/>
               </w:rPr>
-              <w:t>Tiekėjui, jo Subtiekėjui, Ūkio subjektams, kurių pajėgumais remiamasi, Tiekėjo siūlomų prekių gamintojui ar juos kontroliuojantiems juridiniams ir (ar) fiziniams  asmenims yra taikomos Jungtinių Tautų saugumo tarybos, Europos Sąjungos, kitų tarptautinių organizacijų, kurių narė yra arba kuriose dalyvauja Lietuvos Respublika bei Jungtinių Amerikos Valstijų sankcijos (ribojamosios priemonės);</w:t>
+              <w:t>Tiekėjui, jo Subtiekėjui, Ūkio subjektams, kurių pajėgumais remiamasi, Tiekėjo siūlomų prekių gamintojui ar juos kontroliuojantiems juridiniams ir (ar) fiziniams asmenims yra taikomos Jungtinių Tautų saugumo tarybos, Europos Sąjungos, kitų tarptautinių organizacijų, kurių narė yra arba kuriose dalyvauja Lietuvos Respublika bei Jungtinių Amerikos Valstijų sankcijos (ribojamosios priemonės);</w:t>
             </w:r>
           </w:p>
         </w:tc>
@@ -18810,7 +18810,7 @@
               <w:rPr>
                 <w:rFonts w:ascii="Arial" w:eastAsia="Arial" w:hAnsi="Arial" w:cs="Arial"/>
               </w:rPr>
-              <w:t>Tiekėjo pateiktas Pasiūlymas atmetamas ir Tiekėjas pašalinamas iš Pirkimo procedūros, jeigu Perkantysis subjektas, atlikdamas pirkimus, kurių objektas apima  VPĮ 92 straipsnio 13 dalyje numatytame sąraše nurodytų BVPŽ   kodų prekes ar paslaugas, nustato, kad prekės ar paslaugos kelia grėsmę nacionaliniam saugumui dėl bent vienos iš šių priežasčių:</w:t>
+              <w:t>Tiekėjo pateiktas Pasiūlymas atmetamas ir Tiekėjas pašalinamas iš Pirkimo procedūros, jeigu Perkantysis subjektas, atlikdamas pirkimus, kurių objektas apima VPĮ 92 straipsnio 13 dalyje numatytame sąraše nurodytų BVPŽ kodų prekes ar paslaugas, nustato, kad prekės ar paslaugos kelia grėsmę nacionaliniam saugumui dėl bent vienos iš šių priežasčių:</w:t>
             </w:r>
           </w:p>
         </w:tc>
@@ -19219,7 +19219,7 @@
               <w:rPr>
                 <w:rFonts w:ascii="Arial" w:eastAsia="Arial" w:hAnsi="Arial" w:cs="Arial"/>
               </w:rPr>
-              <w:t>Mobilizacijos, karo, nepaprastosios padėties atveju ar kai Lietuvos Respublikos Vyriausybė, įvertinusi  riziką, kad veiksniai, dėl kurių buvo ar gali būti paskelbta mobilizacija, įvesta karo ar nepaprastoji padėtis, kelia grėsmę nacionaliniam saugumui, yra priėmusi sprendimą dėl PĮ 58 straipsnio 4(1) dalies taikymo, Tiekėjo pateiktas Pasiūlymas atmetamas ir Tiekėjas pašalinamas iš Pirkimo procedūros, jeigu yra bent viena šių sąlygų:</w:t>
+              <w:t>Mobilizacijos, karo, nepaprastosios padėties atveju ar kai Lietuvos Respublikos Vyriausybė, įvertinusi riziką, kad veiksniai, dėl kurių buvo ar gali būti paskelbta mobilizacija, įvesta karo ar nepaprastoji padėtis, kelia grėsmę nacionaliniam saugumui, yra priėmusi sprendimą dėl PĮ 58 straipsnio 4(1) dalies taikymo, Tiekėjo pateiktas Pasiūlymas atmetamas ir Tiekėjas pašalinamas iš Pirkimo procedūros, jeigu yra bent viena šių sąlygų:</w:t>
             </w:r>
           </w:p>
         </w:tc>
@@ -22647,7 +22647,7 @@
               <w:rPr>
                 <w:rFonts w:ascii="Arial" w:eastAsia="Arial" w:hAnsi="Arial" w:cs="Arial"/>
               </w:rPr>
-              <w:t>Konkretaus pirkimo (ar atskiros konkretaus pirkimo dalies) procedūros  baigiasi, kai</w:t>
+              <w:t>Konkretaus pirkimo (ar atskiros konkretaus pirkimo dalies) procedūros baigiasi, kai</w:t>
             </w:r>
             <w:r>
               <w:rPr>
@@ -23915,7 +23915,7 @@
               <w:rPr>
                 <w:rFonts w:ascii="Arial" w:eastAsia="Arial" w:hAnsi="Arial" w:cs="Arial"/>
               </w:rPr>
-              <w:t>Sutarties  vertė viršija 10 procentų praėjusių finansinių metų metinių Perkančiojo subjekto pajamų</w:t>
+              <w:t>Sutarties vertė viršija 10 procentų praėjusių finansinių metų metinių Perkančiojo subjekto pajamų</w:t>
             </w:r>
             <w:r>
               <w:rPr>
@@ -24165,7 +24165,7 @@
               <w:rPr>
                 <w:rFonts w:ascii="Arial" w:eastAsia="Arial" w:hAnsi="Arial" w:cs="Arial"/>
               </w:rPr>
-              <w:t xml:space="preserve">kio subjektams, kurių pajėgumais remiamasi, bus suteikiama teisė aptarnauti, gauti prieigą ar kitaip susipažinti su ypatingos svarbos informacinės infrastruktūros valdytojo ar Perkančiojo subjekto  saugumo planuose ar kituose ypatingos svarbos informacinės infrastruktūros valdytojo ar Perkančiojo subjekto  vidaus dokumentuose nustatytomis ryšių ir informacinėmis sistemomis (ar jų dalimis), kurios yra reikšmingos  ypatingos svarbos informacinės infrastruktūros valdytojo ar Perkančiojo subjekto  veiklai, šių ryšių ir informacinių sistemų (ar jų dalių) technologijomis, duomenų bazėmis ar jose esamais duomenimis arba kai yra rizika, kad prie tokių ryšių ir informacinių sistemų (jų dalių) gali gauti </w:t>
+              <w:t xml:space="preserve">kio subjektams, kurių pajėgumais remiamasi, bus suteikiama teisė aptarnauti, gauti prieigą ar kitaip susipažinti su ypatingos svarbos informacinės infrastruktūros valdytojo ar Perkančiojo subjekto saugumo planuose ar kituose ypatingos svarbos informacinės infrastruktūros valdytojo ar Perkančiojo subjekto vidaus dokumentuose nustatytomis ryšių ir informacinėmis sistemomis (ar jų dalimis), kurios yra reikšmingos ypatingos svarbos informacinės infrastruktūros valdytojo ar Perkančiojo subjekto veiklai, šių ryšių ir informacinių sistemų (ar jų dalių) technologijomis, duomenų bazėmis ar jose esamais duomenimis arba kai yra rizika, kad prie tokių ryšių ir informacinių sistemų (jų dalių) gali gauti </w:t>
             </w:r>
             <w:r>
               <w:rPr>
@@ -24710,7 +24710,7 @@
               <w:rPr>
                 <w:rFonts w:ascii="Arial" w:eastAsia="Arial" w:hAnsi="Arial" w:cs="Arial"/>
               </w:rPr>
-              <w:t xml:space="preserve">, negalės būti pripažįstamas Pirkimą Laimėjusiu Tiekėju ir jo Pasiūlymas bus atmestas  vadovaujantis </w:t>
+              <w:t xml:space="preserve">, negalės būti pripažįstamas Pirkimą Laimėjusiu Tiekėju ir jo Pasiūlymas bus atmestas vadovaujantis </w:t>
             </w:r>
             <w:r>
               <w:rPr>
@@ -25992,7 +25992,7 @@
                 <w:rFonts w:ascii="Arial" w:hAnsi="Arial" w:cs="Arial"/>
                 <w:iCs/>
               </w:rPr>
-              <w:t>kuris negali būti trumpesnis kaip 3 darbo dienos,  privalės pateikti</w:t>
+              <w:t>kuris negali būti trumpesnis kaip 3 darbo dienos, privalės pateikti</w:t>
             </w:r>
             <w:r>
               <w:rPr>
@@ -28199,7 +28199,7 @@
           <w:sz w:val="16"/>
           <w:szCs w:val="16"/>
         </w:rPr>
-        <w:t xml:space="preserve"> Tiekėjo finansinis stabilumas ir patikimumas; Tiekėjui taikomos/taikytos sankcijos ir kiti tarptautiniai ribojimai;  Veiklos vykdymas  trečiose šalyse; Veiklos partnerio naudos gavėjų įtakos ir ryšių su Perkančiuoju subjektu; Tiekėjo, jį kontroliuojančių asmenų nusikalstama veika arba ikiteisminiai tyrimai,  vykstantys teismo procesai dėl nusikalstamos veikos; Tiekėjo (ne) taikomos priemonės korupcijos rizikai valdyti, pinigų plovimo ir teroristų finansavimo prevencijai užtikrinti; Tiekėjo akcininkų, dalininkų, dalyvių, vadovų ar kolegialių ir (ar) valdymo organų reputacija.</w:t>
+        <w:t xml:space="preserve"> Tiekėjo finansinis stabilumas ir patikimumas; Tiekėjui taikomos/taikytos sankcijos ir kiti tarptautiniai ribojimai; Veiklos vykdymas trečiose šalyse; Veiklos partnerio naudos gavėjų įtakos ir ryšių su Perkančiuoju subjektu; Tiekėjo, jį kontroliuojančių asmenų nusikalstama veika arba ikiteisminiai tyrimai, vykstantys teismo procesai dėl nusikalstamos veikos; Tiekėjo (ne) taikomos priemonės korupcijos rizikai valdyti, pinigų plovimo ir teroristų finansavimo prevencijai užtikrinti; Tiekėjo akcininkų, dalininkų, dalyvių, vadovų ar kolegialių ir (ar) valdymo organų reputacija.</w:t>
       </w:r>
     </w:p>
     <w:p>

--- a/PP-salygos/templates/DPSP_LTEN_SALYGOS.docx
+++ b/PP-salygos/templates/DPSP_LTEN_SALYGOS.docx
@@ -4573,7 +4573,7 @@
                 <w:rFonts w:ascii="Arial" w:hAnsi="Arial" w:cs="Arial"/>
                 <w:iCs/>
               </w:rPr>
-              <w:t>pateikti tik Tiekėjo, kuris pagal sudarytą pasiūlymų eilę, pateikė ekonomiškai naudingiausią pasiūlymą</w:t>
+              <w:t>pateikti tik Tiekėjo, kuris pagal sudarytą pasiūlymų eilę pateikė ekonomiškai naudingiausią pasiūlymą</w:t>
             </w:r>
             <w:bookmarkEnd w:id="16"/>
             <w:r>
@@ -7078,7 +7078,7 @@
               <w:rPr>
                 <w:rFonts w:ascii="Arial" w:hAnsi="Arial" w:cs="Arial"/>
               </w:rPr>
-              <w:t>Kitų dokumentų (vieno ar kelių) bus prašoma pateikti tik iš Tiekėjo, kuris pagal sudarytą pasiūlymų eilę, pateikė ekonomiškai naudingiausią pasiūlymą: tiekėjo, jo subtiekėjų, ūkio subjektų, kurių pajėgumais remiamasi,</w:t>
+              <w:t>Kitų dokumentų (vieno ar kelių) bus prašoma pateikti tik iš Tiekėjo, kuris pagal sudarytą pasiūlymų eilę pateikė ekonomiškai naudingiausią pasiūlymą: tiekėjo, jo subtiekėjų, ūkio subjektų, kurių pajėgumais remiamasi,</w:t>
             </w:r>
             <w:r>
               <w:rPr>
@@ -10019,7 +10019,7 @@
               <w:rPr>
                 <w:rFonts w:ascii="Arial" w:hAnsi="Arial" w:cs="Arial"/>
               </w:rPr>
-              <w:t xml:space="preserve"> arba jo pasitelktas subtiekėjas, arba ūkio subjektas, kurio pajėgumais remiamasi privalo atitikti bent vieną iš socialinių reikalavimų, nurodytų 2 lentelėje,</w:t>
+              <w:t xml:space="preserve"> arba jo pasitelktas subtiekėjas, arba ūkio subjektas, kurio pajėgumais remiamasi, privalo atitikti bent vieną iš socialinių reikalavimų, nurodytų 2 lentelėje,</w:t>
             </w:r>
             <w:r>
               <w:rPr>
@@ -10027,7 +10027,7 @@
                 <w:b/>
                 <w:bCs/>
               </w:rPr>
-              <w:t xml:space="preserve"> t. y., bent vieną iš 2 lentelės 1 punkte nurodytų šeimos ir darbo įsipareigojimų derinimo priemonių ir / </w:t>
+              <w:t xml:space="preserve"> t. y. bent vieną iš 2 lentelės 1 punkte nurodytų šeimos ir darbo įsipareigojimų derinimo priemonių ir (a</w:t>
             </w:r>
             <w:r>
               <w:rPr>
@@ -10036,7 +10036,7 @@
                 <w:bCs/>
                 <w:u w:val="single"/>
               </w:rPr>
-              <w:t>arba</w:t>
+              <w:t>rba)</w:t>
             </w:r>
             <w:r>
               <w:rPr>
@@ -10050,7 +10050,7 @@
               <w:rPr>
                 <w:rFonts w:ascii="Arial" w:hAnsi="Arial" w:cs="Arial"/>
               </w:rPr>
-              <w:t>Atitikimas reikalavimui turi būti deklaruojamas Pasiūlyme. Kitų dokumentų, nurodytų 2 lentelėje (vieno ar kelių), bus prašoma pateikti tik iš Tiekėjo, kuris pagal sudarytą pasiūlymų eilę, pateikė ekonomiškai naudingiausią pasiūlymą.</w:t>
+              <w:t>Atitikimas reikalavimui turi būti deklaruojamas Pasiūlyme. Kitų dokumentų, nurodytų 2 lentelėje (vieno ar kelių), bus prašoma pateikti tik iš Tiekėjo, kuris pagal sudarytą pasiūlymų eilę pateikė ekonomiškai naudingiausią pasiūlymą.</w:t>
             </w:r>
           </w:p>
         </w:tc>
@@ -11156,7 +11156,7 @@
                 <w:b/>
                 <w:bCs/>
               </w:rPr>
-              <w:t xml:space="preserve">Kitų dokumentų bus prašoma pateikti tik iš Tiekėjo, kuris pagal sudarytą pasiūlymų eilę, pateikė </w:t>
+              <w:t xml:space="preserve">Kitų dokumentų bus prašoma pateikti tik iš Tiekėjo, kuris pagal sudarytą pasiūlymų eilę pateikė </w:t>
             </w:r>
             <w:r>
               <w:rPr>
@@ -12079,7 +12079,7 @@
                 <w:b/>
                 <w:bCs/>
               </w:rPr>
-              <w:t>Kitų dokumentų (vieno ar kelių) bus prašoma pateikti tik iš Tiekėjo, kuris pagal sudarytą pasiūlymų eilę, pateikė ekonomiškai naudingiausią pasiūlymą:</w:t>
+              <w:t>Kitų dokumentų (vieno ar kelių) bus prašoma pateikti tik iš Tiekėjo, kuris pagal sudarytą pasiūlymų eilę pateikė ekonomiškai naudingiausią pasiūlymą:</w:t>
             </w:r>
           </w:p>
           <w:p>

--- a/PP-salygos/templates/DPSP_LTEN_SALYGOS.docx
+++ b/PP-salygos/templates/DPSP_LTEN_SALYGOS.docx
@@ -8770,7 +8770,7 @@
                 <w:lang w:val="en-GB"/>
               </w:rPr>
               <w:lastRenderedPageBreak/>
-              <w:t>the Economic entity on whose capacities the Supplier relies on, the Quasi-Sub-supplier, a natural person is not a permanent resident or has a citizenship) in a member state of the European Union, member state of the North Atlantic Treaty Organization or in a third country which is a signatory to the international agreements referred to in Article 29 (4) of the LP.</w:t>
+              <w:t>the Economic entity on whose capacities the Supplier relies, the Quasi-Sub-supplier, a natural person is not a permanent resident or has a citizenship) in a member state of the European Union, member state of the North Atlantic Treaty Organization or in a third country which is a signatory to the international agreements referred to in Article 29 (4) of the LP.</w:t>
             </w:r>
           </w:p>
         </w:tc>

--- a/PP-salygos/templates/DPSP_LTEN_SALYGOS.docx
+++ b/PP-salygos/templates/DPSP_LTEN_SALYGOS.docx
@@ -8527,7 +8527,7 @@
                 <w:rFonts w:ascii="Arial" w:hAnsi="Arial" w:cs="Arial"/>
                 <w:iCs/>
               </w:rPr>
-              <w:t>Pirkime negali dalyvauti Tiekėjai, Subtiekėjai, Tiekėjų grupės nariai, Ūkio subjektai, kurių pajėgumais remiamasi, kuriems ar jų siūlomų prekių gamintojui, juos kontroliuojantiems juridiniams ir (ar) fiziniams asmenims taikomos Jungtinių Tautų saugumo tarybos, Europos Sąjungos, kitų tarptautinių organizacijų, kurių narė yra arba kuriose dalyvauja Lietuvos Respublika bei Jungtinių Amerikos Valstijų sankcijos (ribojamosios priemonės).</w:t>
+              <w:t>Pirkime negali dalyvauti Tiekėjai, Subtiekėjai, Tiekėjų grupės nariai, Ūkio subjektai, kurių pajėgumais remiamasi, kuriems ar jų siūlomų prekių gamintojui, juos kontroliuojantiems juridiniams ir (ar) fiziniams asmenims taikomos Jungtinių Tautų saugumo tarybos, Europos Sąjungos, kitų tarptautinių organizacijų, kurių narė yra arba kuriose dalyvauja Lietuvos Respublika, bei Jungtinių Amerikos Valstijų sankcijos (ribojamosios priemonės).</w:t>
             </w:r>
           </w:p>
         </w:tc>
@@ -8700,7 +8700,7 @@
                 <w:rFonts w:ascii="Arial" w:hAnsi="Arial" w:cs="Arial"/>
                 <w:iCs/>
               </w:rPr>
-              <w:t xml:space="preserve">Pirkime negali dalyvauti Tiekėjai, Subtiekėjai, Tiekėjų grupės nariai, Ūkio subjektai, kurių pajėgumais remiamasi , kurie nėra registruoti (Tiekėjas, Tiekėjų grupės narys, Subtiekėjas, Ūkio subjektas, kurio pajėgumais remiamasi, Kvazisubtiekėjas, kuris yra fizinis </w:t>
+              <w:t xml:space="preserve">Pirkime negali dalyvauti Tiekėjai, Subtiekėjai, Tiekėjų grupės nariai, Ūkio subjektai, kurių pajėgumais remiamasi , kurie nėra registruoti (jeigu Tiekėjas, Tiekėjų grupės narys, Subtiekėjas, Ūkio subjektas, kurio pajėgumais remiamasi, ar Kvazisubtiekėjas yra fizinis asmuo – nuolat gyvenantis ar turintis pilietybę</w:t>
             </w:r>
             <w:r>
               <w:rPr>
@@ -8708,7 +8708,7 @@
                 <w:iCs/>
               </w:rPr>
               <w:lastRenderedPageBreak/>
-              <w:t>asmuo – nuolat gyvenantis ar turintys pilietybę) Europos Sąjungos valstybėje narėje, Šiaurės Atlanto sutarties organizacijos valstybėje narėje ar trečiojoje šalyje, pasirašiusioje PĮ 29 straipsnio 4 dalyje nurodytus tarptautinius susitarimus.</w:t>
+              <w:t>) Europos Sąjungos valstybėje narėje, Šiaurės Atlanto sutarties organizacijos valstybėje narėje ar trečiojoje šalyje, pasirašiusioje PĮ 29 straipsnio 4 dalyje nurodytus tarptautinius susitarimus.</w:t>
             </w:r>
             <w:commentRangeEnd w:id="19"/>
             <w:r>
@@ -16630,7 +16630,7 @@
                 <w:rFonts w:ascii="Arial" w:eastAsia="Arial" w:hAnsi="Arial" w:cs="Arial"/>
               </w:rPr>
               <w:lastRenderedPageBreak/>
-              <w:t xml:space="preserve">dokumentų, patvirtinančių konkretaus pirkimo sąlygų </w:t>
+              <w:t xml:space="preserve">dokumentų, patvirtinančių atitiktį konkretaus pirkimo sąlygų </w:t>
             </w:r>
             <w:r>
               <w:rPr>
@@ -16643,7 +16643,7 @@
               <w:rPr>
                 <w:rFonts w:ascii="Arial" w:eastAsia="Arial" w:hAnsi="Arial" w:cs="Arial"/>
               </w:rPr>
-              <w:t>nustatytų reikalavimų per Komisijos nustatytą terminą;</w:t>
+              <w:t>nustatytiems reikalavimams per Komisijos nustatytą terminą;</w:t>
             </w:r>
           </w:p>
         </w:tc>
@@ -16951,7 +16951,7 @@
               <w:rPr>
                 <w:rFonts w:ascii="Arial" w:eastAsia="Arial" w:hAnsi="Arial" w:cs="Arial"/>
               </w:rPr>
-              <w:t>Tiekėjas, Subtiekėjas, Tiekėjų grupės narys ar Ūkio subjektas, kurio pajėgumais remiamasi, nėra registruotas (Tiekėjas, Subtiekėjas, Tiekėjų grupės narys, Ūkio subjektas, kurio pajėgumais remiamasi, Kvazisubtiekėjas, kuris yra fizinis asmuo – nuolat gyvenantis ar turintis pilietybę) Europos Sąjungos valstybėje narėje, Šiaurės Atlanto sutarties organizacijos valstybėje narėje ar trečiojoje šalyje, pasirašiusioje PĮ 29 straipsnio 4 dalyje nurodytus tarptautinius susitarimus;</w:t>
+              <w:t>Tiekėjas, Subtiekėjas, Tiekėjų grupės narys ar Ūkio subjektas, kurio pajėgumais remiamasi, nėra registruotas (jeigu Tiekėjas, Subtiekėjas, Tiekėjų grupės narys, Ūkio subjektas, kurio pajėgumais remiamasi, ar Kvazisubtiekėjas yra fizinis asmuo – nuolat gyvenantis ar turintis pilietybę) Europos Sąjungos valstybėje narėje, Šiaurės Atlanto sutarties organizacijos valstybėje narėje ar trečiojoje šalyje, pasirašiusioje PĮ 29 straipsnio 4 dalyje nurodytus tarptautinius susitarimus;</w:t>
             </w:r>
           </w:p>
         </w:tc>
@@ -16999,7 +16999,7 @@
                 <w:color w:val="000000" w:themeColor="text1"/>
                 <w:lang w:val="en-US"/>
               </w:rPr>
-              <w:t>, member of a group of suppliers, or economic operator whose capacities are relied upon, is not registered (if the sub</w:t>
+              <w:t>, member of a group of suppliers, or economic operator whose capacities are relied upon, is not registered (if the Supplier, sub</w:t>
             </w:r>
             <w:r>
               <w:rPr>
@@ -17162,7 +17162,7 @@
                 <w:color w:val="000000" w:themeColor="text1"/>
                 <w:lang w:val="en-US"/>
               </w:rPr>
-              <w:t>or costs, and the Supplier fails to provide appropriate justification of the offered price or costs;</w:t>
+              <w:t>or costs, and the Supplier fails to provide appropriate justification of the offered abnormally low price or costs;</w:t>
             </w:r>
           </w:p>
         </w:tc>
@@ -17730,7 +17730,7 @@
               <w:rPr>
                 <w:rFonts w:ascii="Arial" w:eastAsia="Arial" w:hAnsi="Arial" w:cs="Arial"/>
               </w:rPr>
-              <w:t>Pasiūlymą pateikęs Tiekėjas, Perkančiojo subjekto ir/ar kompetentingų institucijų prašymu nepateikė 1</w:t>
+              <w:t>Pasiūlymą pateikęs Tiekėjas Perkančiojo subjekto ir/ar kompetentingų institucijų prašymu nepateikė 1</w:t>
             </w:r>
             <w:r>
               <w:rPr>
@@ -17764,7 +17764,7 @@
                 <w:rFonts w:ascii="Arial" w:hAnsi="Arial" w:cs="Arial"/>
                 <w:lang w:val="en-US"/>
               </w:rPr>
-              <w:t>The Supplier</w:t>
+              <w:t>the Supplier</w:t>
             </w:r>
             <w:r>
               <w:rPr>
@@ -17878,7 +17878,7 @@
               <w:rPr>
                 <w:rFonts w:ascii="Arial" w:eastAsia="Arial" w:hAnsi="Arial" w:cs="Arial"/>
               </w:rPr>
-              <w:t>Lietuvos Respublikos Vyriausybei priėmė sprendimą, patvirtinantį, kad su Tiekėju ketinama sudaryti Sutartis neatitinka nacionalinio saugumo interesų vadovaujantis Nacionaliniam saugumui užtikrinti svarbių objektų apsaugos įstatymu;</w:t>
+              <w:t>Lietuvos Respublikos Vyriausybė priėmė sprendimą, patvirtinantį, kad su Tiekėju ketinama sudaryti Sutartis neatitinka nacionalinio saugumo interesų vadovaujantis Nacionaliniam saugumui užtikrinti svarbių objektų apsaugos įstatymu;</w:t>
             </w:r>
           </w:p>
         </w:tc>
@@ -17964,7 +17964,7 @@
               <w:rPr>
                 <w:rFonts w:ascii="Arial" w:eastAsia="Arial" w:hAnsi="Arial" w:cs="Arial"/>
               </w:rPr>
-              <w:t>Lietuvos Respublikos Vyriausybei priėmė sprendimą/nustatė, kad Tiekėjas neatitinka nacionalinio saugumo interesų vadovaujantis Nacionaliniam saugumui užtikrinti svarbių objektų apsaugos įstatymu;</w:t>
+              <w:t>Lietuvos Respublikos Vyriausybė priėmė sprendimą/nustatė, kad Tiekėjas neatitinka nacionalinio saugumo interesų vadovaujantis Nacionaliniam saugumui užtikrinti svarbių objektų apsaugos įstatymu;</w:t>
             </w:r>
           </w:p>
         </w:tc>
@@ -18206,7 +18206,7 @@
               <w:rPr>
                 <w:rFonts w:ascii="Arial" w:eastAsia="Arial" w:hAnsi="Arial" w:cs="Arial"/>
               </w:rPr>
-              <w:t>Tiekėjui, jo Subtiekėjui, Ūkio subjektams, kurių pajėgumais remiamasi, Tiekėjo siūlomų prekių gamintojui ar juos kontroliuojantiems juridiniams ir (ar) fiziniams asmenims yra taikomos Jungtinių Tautų saugumo tarybos, Europos Sąjungos, kitų tarptautinių organizacijų, kurių narė yra arba kuriose dalyvauja Lietuvos Respublika bei Jungtinių Amerikos Valstijų sankcijos (ribojamosios priemonės);</w:t>
+              <w:t>Tiekėjui, jo Subtiekėjui, Ūkio subjektams, kurių pajėgumais remiamasi, Tiekėjo siūlomų prekių gamintojui ar juos kontroliuojantiems juridiniams ir (ar) fiziniams asmenims yra taikomos Jungtinių Tautų saugumo tarybos, Europos Sąjungos, kitų tarptautinių organizacijų, kurių narė yra arba kuriose dalyvauja Lietuvos Respublika, bei Jungtinių Amerikos Valstijų sankcijos (ribojamosios priemonės);</w:t>
             </w:r>
           </w:p>
         </w:tc>

--- a/PP-salygos/templates/DPSP_LTEN_SALYGOS.docx
+++ b/PP-salygos/templates/DPSP_LTEN_SALYGOS.docx
@@ -27556,7 +27556,7 @@
         <w:rPr>
           <w:u w:val="single"/>
         </w:rPr>
-        <w:t xml:space="preserve">kurių vertė viršija 803 tūkstančius eurų, </w:t>
+        <w:t xml:space="preserve">kurių vertė viršija vidaus taisyklėse nustatytą ribą, </w:t>
       </w:r>
       <w:r>
         <w:t xml:space="preserve">žemesnės vertės pirkimuose taikoma atsižvelgus į įsipareigojimų nevykdymo riziką. Užtikrinimo priemonių pirkimuose, </w:t>
@@ -27565,7 +27565,7 @@
         <w:rPr>
           <w:u w:val="single"/>
         </w:rPr>
-        <w:t>kurių vertė viršija 803 tūkstančius eurų</w:t>
+        <w:t>kurių vertė viršija vidaus taisyklėse nustatytą ribą</w:t>
       </w:r>
       <w:r>
         <w:t xml:space="preserve"> gali būti neprašoma, jeigu Pirkėjas prieš Pirkimą parengia ir pateikia Grupės iždui raštišką argumentaciją, kodėl Užtikrinimo priemonės konkretaus sandorio atžvilgiu nėra tikslingos arba jei, vadovaujantis teisės aktų nuostatomis, yra vykdoma neskelbiamo Pirkimo procedūra iš vienintelio Tiekėjo. Rekomenduojama užtikrinimo vertė nuo pradinės sutarties vertės – ne mažiau nei 10 proc.“. </w:t>

--- a/PP-salygos/templates/DPSP_LTEN_SALYGOS.docx
+++ b/PP-salygos/templates/DPSP_LTEN_SALYGOS.docx
@@ -6429,7 +6429,7 @@
                 <w:rFonts w:ascii="Arial" w:hAnsi="Arial" w:cs="Arial"/>
                 <w:lang w:val="en-GB"/>
               </w:rPr>
-              <w:t>The Government of the Republic of Lithuania, in accordance with the criteria established in the Law on the Protection of Objects Important for Ensuring National Security, has adopted a decision confirming that the entities specified in Clauses 1 and / or 2 of this table do not meet national security interests</w:t>
+              <w:t>The Government of the Republic of Lithuania, in accordance with the criteria established in the Law on the Protection of Objects Important for Ensuring National Security, has not adopted a decision confirming that the entities specified in Clauses 1 and 2 of this table, or the transaction intended to be concluded (concluded) with them, do not meet national security interests</w:t>
             </w:r>
             <w:r>
               <w:rPr>

--- a/PP-salygos/templates/DPSP_LTEN_SALYGOS.docx
+++ b/PP-salygos/templates/DPSP_LTEN_SALYGOS.docx
@@ -9299,7 +9299,7 @@
                 <w:rFonts w:ascii="Arial" w:hAnsi="Arial" w:cs="Arial"/>
                 <w:color w:val="000000" w:themeColor="text1"/>
               </w:rPr>
-              <w:t>11.</w:t>
+              <w:t>10.</w:t>
             </w:r>
           </w:p>
         </w:tc>

--- a/PP-salygos/templates/DPSP_LTEN_SALYGOS.docx
+++ b/PP-salygos/templates/DPSP_LTEN_SALYGOS.docx
@@ -22064,7 +22064,7 @@
                 <w:rFonts w:ascii="Arial" w:hAnsi="Arial" w:cs="Arial"/>
                 <w:lang w:val="en-US"/>
               </w:rPr>
-              <w:t xml:space="preserve">After the Contract is signed, but no later than the commencement of its execution, the Supplier undertakes to notify the Contracting Authority of the names of the subcontractors known at that time, their contact details, and representatives. The Contracting Authority also requires the Supplier to inform it of any changes to this information throughout the execution of the procurement contract, as well as about any new subcontractors it intends to engage later. Where the provisions of Article 96(5) of the Public Procurement Law apply, the documents confirming the absence of exclusion grounds for </w:t>
+              <w:t xml:space="preserve">After the Contract is signed, but no later than the commencement of its execution, the Supplier undertakes to notify the Contracting Entity of the names of the subcontractors known at that time, their contact details, and representatives. The Contracting Entity also requires the Supplier to inform it of any changes to this information throughout the execution of the procurement contract, as well as about any new subcontractors it intends to engage later. Where the provisions of Article 96(5) of the Public Procurement Law apply, the documents confirming the absence of exclusion grounds for </w:t>
             </w:r>
             <w:r>
               <w:rPr>

--- a/PP-salygos/templates/DPSP_LTEN_SALYGOS.docx
+++ b/PP-salygos/templates/DPSP_LTEN_SALYGOS.docx
@@ -25254,7 +25254,7 @@
                 <w:color w:val="FF0000"/>
                 <w:lang w:val="en-GB"/>
               </w:rPr>
-              <w:t>does not submit the documents substantiating the absence of exclusion grounds and/</w:t>
+              <w:t xml:space="preserve">does not submit </w:t>
             </w:r>
             <w:r>
               <w:rPr>
@@ -25262,7 +25262,7 @@
                 <w:color w:val="FF0000"/>
                 <w:lang w:val="en-GB"/>
               </w:rPr>
-              <w:t xml:space="preserve"> </w:t>
+              <w:t xml:space="preserve"/>
             </w:r>
             <w:r>
               <w:rPr>
@@ -25270,7 +25270,7 @@
                 <w:color w:val="FF0000"/>
                 <w:lang w:val="en-GB"/>
               </w:rPr>
-              <w:t>o</w:t>
+              <w:t/>
             </w:r>
             <w:r>
               <w:rPr>
@@ -25278,7 +25278,7 @@
                 <w:color w:val="FF0000"/>
                 <w:lang w:val="en-GB"/>
               </w:rPr>
-              <w:t xml:space="preserve"> </w:t>
+              <w:t xml:space="preserve"/>
             </w:r>
             <w:r>
               <w:rPr>
@@ -25286,7 +25286,7 @@
                 <w:color w:val="FF0000"/>
                 <w:lang w:val="en-GB"/>
               </w:rPr>
-              <w:t>r qualification, and</w:t>
+              <w:t/>
             </w:r>
             <w:r>
               <w:rPr>
@@ -25294,7 +25294,7 @@
                 <w:color w:val="FF0000"/>
                 <w:lang w:val="en-GB"/>
               </w:rPr>
-              <w:t xml:space="preserve"> </w:t>
+              <w:t xml:space="preserve"/>
             </w:r>
             <w:r>
               <w:rPr>
@@ -25302,7 +25302,7 @@
                 <w:color w:val="FF0000"/>
                 <w:lang w:val="en-GB"/>
               </w:rPr>
-              <w:t>/</w:t>
+              <w:t/>
             </w:r>
             <w:r>
               <w:rPr>
@@ -25310,7 +25310,7 @@
                 <w:color w:val="FF0000"/>
                 <w:lang w:val="en-GB"/>
               </w:rPr>
-              <w:t xml:space="preserve"> </w:t>
+              <w:t xml:space="preserve"/>
             </w:r>
             <w:r>
               <w:rPr>
@@ -25318,7 +25318,7 @@
                 <w:color w:val="FF0000"/>
                 <w:lang w:val="en-GB"/>
               </w:rPr>
-              <w:t xml:space="preserve">or other requirements, the original of Contract performance guarantee, a copy of the designer's compulsory civil liability insurance certificate (policy) and the list of managers, fails to provide the required explanations of the Tender, </w:t>
+              <w:t xml:space="preserve">the original of Contract performance guarantee, a copy of the designer's compulsory civil liability insurance certificate (policy), fails to provide the required explanations of the Tender, </w:t>
             </w:r>
             <w:r>
               <w:rPr>
